--- a/index.docx
+++ b/index.docx
@@ -31,7 +31,7 @@
         <w:pStyle w:val="Date"/>
       </w:pPr>
       <w:r>
-        <w:t xml:space="preserve">2024-10-22</w:t>
+        <w:t xml:space="preserve">2026-03-12</w:t>
       </w:r>
     </w:p>
     <w:p>
@@ -50,7 +50,7 @@
         <w:t xml:space="preserve">In September 2021, a significant jump in seismic activity on the island of La Palma (Canary Islands, Spain) signaled the start of a volcanic crisis that still continues at the time of writing. Earthquake data is continually collected and published by the Instituto Geográphico Nacional (IGN). …</w:t>
       </w:r>
     </w:p>
-    <w:bookmarkStart w:id="37" w:name="introduction"/>
+    <w:bookmarkStart w:id="26" w:name="introduction"/>
     <w:p>
       <w:pPr>
         <w:pStyle w:val="Heading2"/>
@@ -75,7 +75,7 @@
         </w:rPr>
         <w:t xml:space="preserve"> </w:t>
       </w:r>
-      <w:hyperlink r:id="rId20">
+      <w:hyperlink r:id="rId9">
         <w:r>
           <w:rPr>
             <w:rStyle w:val="Hyperlink"/>
@@ -85,7 +85,7 @@
         </w:r>
       </w:hyperlink>
     </w:p>
-    <w:bookmarkStart w:id="25" w:name="cell-fig-timeline"/>
+    <w:bookmarkStart w:id="14" w:name="cell-fig-timeline"/>
     <w:tbl>
       <w:tblPr>
         <w:tblStyle w:val="Table"/>
@@ -99,7 +99,7 @@
       <w:tr>
         <w:tc>
           <w:tcPr/>
-          <w:bookmarkStart w:id="24" w:name="fig-timeline"/>
+          <w:bookmarkStart w:id="13" w:name="fig-timeline"/>
           <w:p>
             <w:pPr>
               <w:pStyle w:val="Compact"/>
@@ -110,18 +110,18 @@
                 <wp:inline>
                   <wp:extent cx="5334000" cy="1333500"/>
                   <wp:effectExtent b="0" l="0" r="0" t="0"/>
-                  <wp:docPr descr="" title="" id="22" name="Picture"/>
+                  <wp:docPr descr="" title="" id="11" name="Picture"/>
                   <a:graphic>
                     <a:graphicData uri="http://schemas.openxmlformats.org/drawingml/2006/picture">
                       <pic:pic>
                         <pic:nvPicPr>
-                          <pic:cNvPr descr="index_files/figure-docx/fig-timeline-1.png" id="23" name="Picture"/>
+                          <pic:cNvPr descr="index_files/figure-docx/fig-timeline-1.png" id="12" name="Picture"/>
                           <pic:cNvPicPr>
                             <a:picLocks noChangeArrowheads="1" noChangeAspect="1"/>
                           </pic:cNvPicPr>
                         </pic:nvPicPr>
                         <pic:blipFill>
-                          <a:blip r:embed="rId21"/>
+                          <a:blip r:embed="rId10"/>
                           <a:stretch>
                             <a:fillRect/>
                           </a:stretch>
@@ -153,7 +153,7 @@
               <w:jc w:val="center"/>
             </w:pPr>
             <w:pPr>
-              <w:jc w:val="start"/>
+              <w:jc w:val="left"/>
               <w:spacing w:before="200"/>
               <w:pStyle w:val="ImageCaption"/>
             </w:pPr>
@@ -161,7 +161,7 @@
               <w:t xml:space="preserve">Figure 1: Timeline of recent earthquakes on La Palma</w:t>
             </w:r>
           </w:p>
-          <w:bookmarkEnd w:id="24"/>
+          <w:bookmarkEnd w:id="13"/>
         </w:tc>
       </w:tr>
     </w:tbl>
@@ -181,7 +181,7 @@
         </w:rPr>
         <w:t xml:space="preserve"> </w:t>
       </w:r>
-      <w:hyperlink r:id="rId20">
+      <w:hyperlink r:id="rId9">
         <w:r>
           <w:rPr>
             <w:rStyle w:val="Hyperlink"/>
@@ -191,7 +191,7 @@
         </w:r>
       </w:hyperlink>
     </w:p>
-    <w:bookmarkEnd w:id="25"/>
+    <w:bookmarkEnd w:id="14"/>
     <w:p>
       <w:pPr>
         <w:pStyle w:val="BodyText"/>
@@ -208,7 +208,7 @@
         </w:rPr>
         <w:t xml:space="preserve"> </w:t>
       </w:r>
-      <w:hyperlink r:id="rId20">
+      <w:hyperlink r:id="rId9">
         <w:r>
           <w:rPr>
             <w:rStyle w:val="Hyperlink"/>
@@ -324,7 +324,7 @@
       <w:pPr>
         <w:pStyle w:val="BodyText"/>
       </w:pPr>
-      <w:bookmarkStart w:id="26" w:name="eq-poisson"/>
+      <w:bookmarkStart w:id="15" w:name="eq-poisson"/>
       <m:oMathPara>
         <m:oMathParaPr>
           <m:jc m:val="center"/>
@@ -333,19 +333,21 @@
           <m:r>
             <m:t>p</m:t>
           </m:r>
-          <m:d>
-            <m:dPr>
-              <m:begChr m:val="("/>
-              <m:endChr m:val=")"/>
-              <m:sepChr m:val=""/>
-              <m:grow/>
-            </m:dPr>
-            <m:e>
-              <m:r>
-                <m:t>x</m:t>
-              </m:r>
-            </m:e>
-          </m:d>
+          <m:r>
+            <m:rPr>
+              <m:sty m:val="p"/>
+            </m:rPr>
+            <m:t>(</m:t>
+          </m:r>
+          <m:r>
+            <m:t>x</m:t>
+          </m:r>
+          <m:r>
+            <m:rPr>
+              <m:sty m:val="p"/>
+            </m:rPr>
+            <m:t>)</m:t>
+          </m:r>
           <m:r>
             <m:rPr>
               <m:sty m:val="p"/>
@@ -403,22 +405,24 @@
           <m:r>
             <m:t>  </m:t>
           </m:r>
-          <m:d>
-            <m:dPr>
-              <m:begChr m:val="("/>
-              <m:endChr m:val=")"/>
-              <m:sepChr m:val=""/>
-              <m:grow/>
-            </m:dPr>
-            <m:e>
-              <m:r>
-                <m:t>1</m:t>
-              </m:r>
-            </m:e>
-          </m:d>
+          <m:r>
+            <m:rPr>
+              <m:sty m:val="p"/>
+            </m:rPr>
+            <m:t>(</m:t>
+          </m:r>
+          <m:r>
+            <m:t>1</m:t>
+          </m:r>
+          <m:r>
+            <m:rPr>
+              <m:sty m:val="p"/>
+            </m:rPr>
+            <m:t>)</m:t>
+          </m:r>
         </m:oMath>
       </m:oMathPara>
-      <w:bookmarkEnd w:id="26"/>
+      <w:bookmarkEnd w:id="15"/>
     </w:p>
     <w:p>
       <w:pPr>
@@ -483,13 +487,13 @@
       <w:tr>
         <w:tc>
           <w:tcPr/>
-          <w:bookmarkStart w:id="27" w:name="tbl-history"/>
+          <w:bookmarkStart w:id="16" w:name="tbl-history"/>
           <w:p>
             <w:pPr>
               <w:jc w:val="center"/>
             </w:pPr>
             <w:pPr>
-              <w:jc w:val="start"/>
+              <w:jc w:val="left"/>
               <w:spacing w:before="200"/>
               <w:pStyle w:val="ImageCaption"/>
             </w:pPr>
@@ -745,7 +749,7 @@
               </w:tc>
             </w:tr>
           </w:tbl>
-          <w:bookmarkEnd w:id="27"/>
+          <w:bookmarkEnd w:id="16"/>
           <w:p/>
         </w:tc>
       </w:tr>
@@ -782,7 +786,7 @@
       <w:tr>
         <w:tc>
           <w:tcPr/>
-          <w:bookmarkStart w:id="31" w:name="fig-map"/>
+          <w:bookmarkStart w:id="20" w:name="fig-map"/>
           <w:p>
             <w:pPr>
               <w:pStyle w:val="Compact"/>
@@ -793,18 +797,18 @@
                 <wp:inline>
                   <wp:extent cx="5334000" cy="2369740"/>
                   <wp:effectExtent b="0" l="0" r="0" t="0"/>
-                  <wp:docPr descr="" title="" id="29" name="Picture"/>
+                  <wp:docPr descr="" title="" id="18" name="Picture"/>
                   <a:graphic>
                     <a:graphicData uri="http://schemas.openxmlformats.org/drawingml/2006/picture">
                       <pic:pic>
                         <pic:nvPicPr>
-                          <pic:cNvPr descr="images/la-palma-map.png" id="30" name="Picture"/>
+                          <pic:cNvPr descr="images/la-palma-map.png" id="19" name="Picture"/>
                           <pic:cNvPicPr>
                             <a:picLocks noChangeArrowheads="1" noChangeAspect="1"/>
                           </pic:cNvPicPr>
                         </pic:nvPicPr>
                         <pic:blipFill>
-                          <a:blip r:embed="rId28"/>
+                          <a:blip r:embed="rId17"/>
                           <a:stretch>
                             <a:fillRect/>
                           </a:stretch>
@@ -836,7 +840,7 @@
               <w:jc w:val="center"/>
             </w:pPr>
             <w:pPr>
-              <w:jc w:val="start"/>
+              <w:jc w:val="left"/>
               <w:spacing w:before="200"/>
               <w:pStyle w:val="ImageCaption"/>
             </w:pPr>
@@ -844,7 +848,7 @@
               <w:t xml:space="preserve">Figure 2: Map of La Palma</w:t>
             </w:r>
           </w:p>
-          <w:bookmarkEnd w:id="31"/>
+          <w:bookmarkEnd w:id="20"/>
         </w:tc>
       </w:tr>
     </w:tbl>
@@ -880,7 +884,7 @@
       <w:tr>
         <w:tc>
           <w:tcPr/>
-          <w:bookmarkStart w:id="35" w:name="fig-spatial-plot"/>
+          <w:bookmarkStart w:id="24" w:name="fig-spatial-plot"/>
           <w:p>
             <w:pPr>
               <w:pStyle w:val="Compact"/>
@@ -891,18 +895,18 @@
                 <wp:inline>
                   <wp:extent cx="5334000" cy="3810000"/>
                   <wp:effectExtent b="0" l="0" r="0" t="0"/>
-                  <wp:docPr descr="" title="" id="33" name="Picture"/>
+                  <wp:docPr descr="" title="" id="22" name="Picture"/>
                   <a:graphic>
                     <a:graphicData uri="http://schemas.openxmlformats.org/drawingml/2006/picture">
                       <pic:pic>
                         <pic:nvPicPr>
-                          <pic:cNvPr descr="index_files/figure-docx/notebooks-explore-earthquakes-fig-spatial-plot-output-1.png" id="34" name="Picture"/>
+                          <pic:cNvPr descr="index_files/figure-docx/notebooks-explore-earthquakes-fig-spatial-plot-output-1.png" id="23" name="Picture"/>
                           <pic:cNvPicPr>
                             <a:picLocks noChangeArrowheads="1" noChangeAspect="1"/>
                           </pic:cNvPicPr>
                         </pic:nvPicPr>
                         <pic:blipFill>
-                          <a:blip r:embed="rId32"/>
+                          <a:blip r:embed="rId21"/>
                           <a:stretch>
                             <a:fillRect/>
                           </a:stretch>
@@ -934,7 +938,7 @@
               <w:jc w:val="center"/>
             </w:pPr>
             <w:pPr>
-              <w:jc w:val="start"/>
+              <w:jc w:val="left"/>
               <w:spacing w:before="200"/>
               <w:pStyle w:val="ImageCaption"/>
             </w:pPr>
@@ -942,7 +946,7 @@
               <w:t xml:space="preserve">Figure 3: Locations of earthquakes on La Palma since 2017</w:t>
             </w:r>
           </w:p>
-          <w:bookmarkEnd w:id="35"/>
+          <w:bookmarkEnd w:id="24"/>
         </w:tc>
       </w:tr>
     </w:tbl>
@@ -962,7 +966,7 @@
         </w:rPr>
         <w:t xml:space="preserve"> </w:t>
       </w:r>
-      <w:hyperlink r:id="rId36">
+      <w:hyperlink r:id="rId25">
         <w:r>
           <w:rPr>
             <w:rStyle w:val="Hyperlink"/>
@@ -991,8 +995,8 @@
         <w:t xml:space="preserve">shows the location of recent Earthquakes on La Palma.</w:t>
       </w:r>
     </w:p>
-    <w:bookmarkEnd w:id="37"/>
-    <w:bookmarkStart w:id="38" w:name="sec-data-methods"/>
+    <w:bookmarkEnd w:id="26"/>
+    <w:bookmarkStart w:id="27" w:name="sec-data-methods"/>
     <w:p>
       <w:pPr>
         <w:pStyle w:val="Heading2"/>
@@ -1001,8 +1005,8 @@
         <w:t xml:space="preserve">2 Data &amp; Methods</w:t>
       </w:r>
     </w:p>
-    <w:bookmarkEnd w:id="38"/>
-    <w:bookmarkStart w:id="39" w:name="conclusion"/>
+    <w:bookmarkEnd w:id="27"/>
+    <w:bookmarkStart w:id="28" w:name="conclusion"/>
     <w:p>
       <w:pPr>
         <w:pStyle w:val="Heading2"/>
@@ -1011,8 +1015,8 @@
         <w:t xml:space="preserve">3 Conclusion</w:t>
       </w:r>
     </w:p>
-    <w:bookmarkEnd w:id="39"/>
-    <w:bookmarkStart w:id="43" w:name="references"/>
+    <w:bookmarkEnd w:id="28"/>
+    <w:bookmarkStart w:id="32" w:name="references"/>
     <w:p>
       <w:pPr>
         <w:pStyle w:val="Heading2"/>
@@ -1021,8 +1025,8 @@
         <w:t xml:space="preserve">References</w:t>
       </w:r>
     </w:p>
-    <w:bookmarkStart w:id="42" w:name="refs"/>
-    <w:bookmarkStart w:id="41" w:name="ref-marrero2019"/>
+    <w:bookmarkStart w:id="31" w:name="refs"/>
+    <w:bookmarkStart w:id="30" w:name="ref-marrero2019"/>
     <w:p>
       <w:pPr>
         <w:pStyle w:val="Bibliography"/>
@@ -1085,7 +1089,7 @@
       <w:r>
         <w:t xml:space="preserve"> </w:t>
       </w:r>
-      <w:hyperlink r:id="rId40">
+      <w:hyperlink r:id="rId29">
         <w:r>
           <w:rPr>
             <w:rStyle w:val="Hyperlink"/>
@@ -1097,10 +1101,14 @@
         <w:t xml:space="preserve">.</w:t>
       </w:r>
     </w:p>
-    <w:bookmarkEnd w:id="41"/>
-    <w:bookmarkEnd w:id="42"/>
-    <w:bookmarkEnd w:id="43"/>
-    <w:sectPr/>
+    <w:bookmarkEnd w:id="30"/>
+    <w:bookmarkEnd w:id="31"/>
+    <w:bookmarkEnd w:id="32"/>
+    <w:sectPr>
+      <w:footnotePr>
+        <w:numRestart w:val="eachSect"/>
+      </w:footnotePr>
+    </w:sectPr>
   </w:body>
 </w:document>
 </file>
@@ -1217,10 +1225,10 @@
   <w:docDefaults>
     <w:rPrDefault>
       <w:rPr>
-        <w:rFonts w:asciiTheme="minorHAnsi" w:cstheme="minorBidi" w:eastAsiaTheme="minorHAnsi" w:hAnsiTheme="minorHAnsi"/>
+        <w:rFonts w:asciiTheme="minorHAnsi" w:cstheme="minorBidi" w:eastAsiaTheme="minorEastAsia" w:hAnsiTheme="minorHAnsi"/>
         <w:sz w:val="24"/>
         <w:szCs w:val="24"/>
-        <w:lang w:bidi="ar-SA" w:eastAsia="en-US" w:val="en-US"/>
+        <w:lang w:bidi="ar-SA" w:eastAsia="zh-CN" w:val="en-US"/>
       </w:rPr>
     </w:rPrDefault>
     <w:pPrDefault>
@@ -1272,8 +1280,6 @@
     </w:pPr>
     <w:rPr>
       <w:rFonts w:asciiTheme="majorHAnsi" w:cstheme="majorBidi" w:eastAsiaTheme="majorEastAsia" w:hAnsiTheme="majorHAnsi"/>
-      <w:spacing w:val="-10"/>
-      <w:kern w:val="28"/>
       <w:sz w:val="56"/>
       <w:szCs w:val="56"/>
     </w:rPr>
@@ -1286,8 +1292,6 @@
     <w:rsid w:val="00A10FD9"/>
     <w:rPr>
       <w:rFonts w:asciiTheme="majorHAnsi" w:cstheme="majorBidi" w:eastAsiaTheme="majorEastAsia" w:hAnsiTheme="majorHAnsi"/>
-      <w:spacing w:val="-10"/>
-      <w:kern w:val="28"/>
       <w:sz w:val="56"/>
       <w:szCs w:val="56"/>
     </w:rPr>
@@ -1328,23 +1332,31 @@
   </w:style>
   <w:style w:customStyle="1" w:styleId="Author" w:type="paragraph">
     <w:name w:val="Author"/>
+    <w:basedOn w:val="Title"/>
     <w:next w:val="BodyText"/>
     <w:qFormat/>
     <w:pPr>
       <w:keepNext/>
       <w:keepLines/>
-      <w:jc w:val="center"/>
     </w:pPr>
+    <w:rPr>
+      <w:sz w:val="24"/>
+      <w:szCs w:val="24"/>
+    </w:rPr>
   </w:style>
   <w:style w:styleId="Date" w:type="paragraph">
     <w:name w:val="Date"/>
+    <w:basedOn w:val="Title"/>
     <w:next w:val="BodyText"/>
     <w:qFormat/>
     <w:pPr>
       <w:keepNext/>
       <w:keepLines/>
-      <w:jc w:val="center"/>
     </w:pPr>
+    <w:rPr>
+      <w:sz w:val="24"/>
+      <w:szCs w:val="24"/>
+    </w:rPr>
   </w:style>
   <w:style w:customStyle="1" w:styleId="AbstractTitle" w:type="paragraph">
     <w:name w:val="Abstract Title"/>
@@ -1757,13 +1769,6 @@
       </w:tblCellMar>
     </w:tblPr>
     <w:tblStylePr w:type="firstRow">
-      <w:tblPr>
-        <w:jc w:val="left"/>
-        <w:tblInd w:type="dxa" w:w="0"/>
-      </w:tblPr>
-      <w:trPr>
-        <w:jc w:val="left"/>
-      </w:trPr>
       <w:tcPr>
         <w:tcBorders>
           <w:bottom w:val="single"/>

--- a/index.docx
+++ b/index.docx
@@ -7,7 +7,7 @@
         <w:pStyle w:val="Title"/>
       </w:pPr>
       <w:r>
-        <w:t xml:space="preserve">La Palma Earthquakes</w:t>
+        <w:t xml:space="preserve">A Decade of Decline: Confronting the Reality of Auckland’s Dog Control Crisis Using Auckland Council Data</w:t>
       </w:r>
     </w:p>
     <w:p>
@@ -15,15 +15,7 @@
         <w:pStyle w:val="Author"/>
       </w:pPr>
       <w:r>
-        <w:t xml:space="preserve">Steve Purves</w:t>
-      </w:r>
-    </w:p>
-    <w:p>
-      <w:pPr>
-        <w:pStyle w:val="Author"/>
-      </w:pPr>
-      <w:r>
-        <w:t xml:space="preserve">Rowan Cockett</w:t>
+        <w:t xml:space="preserve">Thomas E. Saunders</w:t>
       </w:r>
     </w:p>
     <w:p>
@@ -31,7 +23,7 @@
         <w:pStyle w:val="Date"/>
       </w:pPr>
       <w:r>
-        <w:t xml:space="preserve">2026-03-12</w:t>
+        <w:t xml:space="preserve">2026-03-24</w:t>
       </w:r>
     </w:p>
     <w:p>
@@ -47,21 +39,1423 @@
         <w:pStyle w:val="Abstract"/>
       </w:pPr>
       <w:r>
-        <w:t xml:space="preserve">In September 2021, a significant jump in seismic activity on the island of La Palma (Canary Islands, Spain) signaled the start of a volcanic crisis that still continues at the time of writing. Earthquake data is continually collected and published by the Instituto Geográphico Nacional (IGN). …</w:t>
-      </w:r>
-    </w:p>
-    <w:bookmarkStart w:id="26" w:name="introduction"/>
+        <w:t xml:space="preserve">A spate of fatal dog attacks have focussed attention on New Zealand’s growing problem with roaming and aggressive dogs. Under the Dog Control Act 1996, Territorial Authorities are resposible for managing the harms associated with dogs in communities. Auckland Council’s Animal Management division publishes selected high-level statistics related to it’s dog control practices, but an examination of the underlying raw data in combination with data from it’s annual reports reveals troubling trends for some of the most important metrics. The rate of attacks, impounds, and euthanasia of impounded dogs are all increasing due to an explosion in the dog population and a stretched shelter system. Attack rates are highest in South Auckland, and several breeds are over-represented in negative statistics.</w:t>
+      </w:r>
+    </w:p>
+    <w:bookmarkStart w:id="9" w:name="key-points"/>
     <w:p>
       <w:pPr>
         <w:pStyle w:val="Heading2"/>
       </w:pPr>
       <w:r>
-        <w:t xml:space="preserve">1 Introduction</w:t>
+        <w:t xml:space="preserve">1 Key Points</w:t>
       </w:r>
     </w:p>
     <w:p>
       <w:pPr>
         <w:pStyle w:val="FirstParagraph"/>
+      </w:pPr>
+      <w:r>
+        <w:t xml:space="preserve">Over the last 10 years:</w:t>
+      </w:r>
+    </w:p>
+    <w:p>
+      <w:pPr>
+        <w:pStyle w:val="Compact"/>
+        <w:numPr>
+          <w:ilvl w:val="0"/>
+          <w:numId w:val="1001"/>
+        </w:numPr>
+      </w:pPr>
+      <w:r>
+        <w:t xml:space="preserve">Auckland’s dog population has increased by 14.5%, mostly since FY2020.</w:t>
+      </w:r>
+    </w:p>
+    <w:p>
+      <w:pPr>
+        <w:pStyle w:val="Compact"/>
+        <w:numPr>
+          <w:ilvl w:val="0"/>
+          <w:numId w:val="1001"/>
+        </w:numPr>
+      </w:pPr>
+      <w:r>
+        <w:t xml:space="preserve">Registration and desexing rates have fallen, while the proportion of</w:t>
+      </w:r>
+      <w:r>
+        <w:t xml:space="preserve"> </w:t>
+      </w:r>
+      <w:r>
+        <w:t xml:space="preserve">‘menacing’</w:t>
+      </w:r>
+      <w:r>
+        <w:t xml:space="preserve"> </w:t>
+      </w:r>
+      <w:r>
+        <w:t xml:space="preserve">dogs has doubled to 1 in 20.</w:t>
+      </w:r>
+    </w:p>
+    <w:p>
+      <w:pPr>
+        <w:pStyle w:val="Compact"/>
+        <w:numPr>
+          <w:ilvl w:val="0"/>
+          <w:numId w:val="1001"/>
+        </w:numPr>
+      </w:pPr>
+      <w:r>
+        <w:t xml:space="preserve">Dog attack rates have almost doubled from 6 to 10 attacks for every 1,000 dogs.</w:t>
+      </w:r>
+    </w:p>
+    <w:p>
+      <w:pPr>
+        <w:pStyle w:val="Compact"/>
+        <w:numPr>
+          <w:ilvl w:val="0"/>
+          <w:numId w:val="1001"/>
+        </w:numPr>
+      </w:pPr>
+      <w:r>
+        <w:t xml:space="preserve">Impound rates in FY2025 are the second highest ever.</w:t>
+      </w:r>
+    </w:p>
+    <w:p>
+      <w:pPr>
+        <w:pStyle w:val="Compact"/>
+        <w:numPr>
+          <w:ilvl w:val="0"/>
+          <w:numId w:val="1001"/>
+        </w:numPr>
+      </w:pPr>
+      <w:r>
+        <w:t xml:space="preserve">Euthanasia rates of impounded dogs have risen from 22% to 60%, mostly due to failed temperament tests and full shelters.</w:t>
+      </w:r>
+    </w:p>
+    <w:p>
+      <w:pPr>
+        <w:pStyle w:val="Compact"/>
+        <w:numPr>
+          <w:ilvl w:val="0"/>
+          <w:numId w:val="1001"/>
+        </w:numPr>
+      </w:pPr>
+      <w:r>
+        <w:t xml:space="preserve">A small number of breeds are over-represented in attacks and impounds.</w:t>
+      </w:r>
+    </w:p>
+    <w:p>
+      <w:pPr>
+        <w:pStyle w:val="Compact"/>
+        <w:numPr>
+          <w:ilvl w:val="0"/>
+          <w:numId w:val="1001"/>
+        </w:numPr>
+      </w:pPr>
+      <w:r>
+        <w:t xml:space="preserve">Local Boards in South Auckland have experienced lower rates of registration and desexing, and higher rates of attacks and impounds.</w:t>
+      </w:r>
+    </w:p>
+    <w:bookmarkEnd w:id="9"/>
+    <w:bookmarkStart w:id="12" w:name="introduction"/>
+    <w:p>
+      <w:pPr>
+        <w:pStyle w:val="Heading2"/>
+      </w:pPr>
+      <w:r>
+        <w:t xml:space="preserve">2 Introduction</w:t>
+      </w:r>
+    </w:p>
+    <w:p>
+      <w:pPr>
+        <w:pStyle w:val="FirstParagraph"/>
+      </w:pPr>
+      <w:r>
+        <w:t xml:space="preserve">Four fatal dog attacks in New Zealand in the last four years have highlighted the increase in roaming and aggressive dogs in communities across the country.</w:t>
+      </w:r>
+    </w:p>
+    <w:p>
+      <w:pPr>
+        <w:pStyle w:val="Compact"/>
+        <w:numPr>
+          <w:ilvl w:val="0"/>
+          <w:numId w:val="1002"/>
+        </w:numPr>
+      </w:pPr>
+      <w:r>
+        <w:t xml:space="preserve">Neville Thomson was killed in Katikati in August 2022 after being mauled by a pack of dogs owned by Abel Wira, whose property Thomson was staying at</w:t>
+      </w:r>
+      <w:r>
+        <w:rPr>
+          <w:vertAlign w:val="superscript"/>
+        </w:rPr>
+        <w:t xml:space="preserve">1</w:t>
+      </w:r>
+      <w:r>
+        <w:t xml:space="preserve">.</w:t>
+      </w:r>
+    </w:p>
+    <w:p>
+      <w:pPr>
+        <w:pStyle w:val="Compact"/>
+        <w:numPr>
+          <w:ilvl w:val="0"/>
+          <w:numId w:val="1002"/>
+        </w:numPr>
+      </w:pPr>
+      <w:r>
+        <w:t xml:space="preserve">Elizabeth Whittaker was killed in October 2023 in Moerewa, Northland, in her backyard by dogs owned by another resident at the property</w:t>
+      </w:r>
+      <w:r>
+        <w:rPr>
+          <w:vertAlign w:val="superscript"/>
+        </w:rPr>
+        <w:t xml:space="preserve">2</w:t>
+      </w:r>
+      <w:r>
+        <w:t xml:space="preserve">.</w:t>
+      </w:r>
+    </w:p>
+    <w:p>
+      <w:pPr>
+        <w:pStyle w:val="Compact"/>
+        <w:numPr>
+          <w:ilvl w:val="0"/>
+          <w:numId w:val="1002"/>
+        </w:numPr>
+      </w:pPr>
+      <w:r>
+        <w:t xml:space="preserve">Timothy Tu’uaki Rolleston-Bryan, a four-year-old boy, died in March 2025 following an attack on a Katikati property</w:t>
+      </w:r>
+      <w:r>
+        <w:rPr>
+          <w:vertAlign w:val="superscript"/>
+        </w:rPr>
+        <w:t xml:space="preserve">3</w:t>
+      </w:r>
+      <w:r>
+        <w:t xml:space="preserve">.</w:t>
+      </w:r>
+    </w:p>
+    <w:p>
+      <w:pPr>
+        <w:pStyle w:val="Compact"/>
+        <w:numPr>
+          <w:ilvl w:val="0"/>
+          <w:numId w:val="1002"/>
+        </w:numPr>
+      </w:pPr>
+      <w:r>
+        <w:t xml:space="preserve">Mihiata Te Rore died following an attack by three dogs while visiting a property in Kaihu, Northland, in February 2026</w:t>
+      </w:r>
+      <w:r>
+        <w:rPr>
+          <w:vertAlign w:val="superscript"/>
+        </w:rPr>
+        <w:t xml:space="preserve">4</w:t>
+      </w:r>
+      <w:r>
+        <w:t xml:space="preserve">.</w:t>
+      </w:r>
+    </w:p>
+    <w:p>
+      <w:pPr>
+        <w:pStyle w:val="FirstParagraph"/>
+      </w:pPr>
+      <w:r>
+        <w:t xml:space="preserve">Recent media reports have drawn attention to dog attacks on other animals: from packs of roaming dogs killing sheep and calves in Northland</w:t>
+      </w:r>
+      <w:r>
+        <w:rPr>
+          <w:vertAlign w:val="superscript"/>
+        </w:rPr>
+        <w:t xml:space="preserve">5</w:t>
+      </w:r>
+      <w:r>
+        <w:t xml:space="preserve">, to the killing of dozens of pets in an Auckland suburb</w:t>
+      </w:r>
+      <w:r>
+        <w:rPr>
+          <w:vertAlign w:val="superscript"/>
+        </w:rPr>
+        <w:t xml:space="preserve">6</w:t>
+      </w:r>
+      <w:r>
+        <w:t xml:space="preserve">. Blind Low Vision NZ is no longer placing guide dogs in certain South Auckland areas due to the high rates of dog attacks on guide dogs and their handlers</w:t>
+      </w:r>
+      <w:r>
+        <w:rPr>
+          <w:vertAlign w:val="superscript"/>
+        </w:rPr>
+        <w:t xml:space="preserve">7</w:t>
+      </w:r>
+      <w:r>
+        <w:t xml:space="preserve">. Residents in South Auckland communities report living in fear</w:t>
+      </w:r>
+      <w:r>
+        <w:rPr>
+          <w:vertAlign w:val="superscript"/>
+        </w:rPr>
+        <w:t xml:space="preserve">8</w:t>
+      </w:r>
+      <w:r>
+        <w:t xml:space="preserve">, with elderly residents afraid to leave their homes, and children missing school for fear of encountering roaming aggressive dogs on their way to school, or within school grounds</w:t>
+      </w:r>
+      <w:r>
+        <w:rPr>
+          <w:vertAlign w:val="superscript"/>
+        </w:rPr>
+        <w:t xml:space="preserve">9</w:t>
+      </w:r>
+      <w:r>
+        <w:t xml:space="preserve">.</w:t>
+      </w:r>
+    </w:p>
+    <w:p>
+      <w:pPr>
+        <w:pStyle w:val="BodyText"/>
+      </w:pPr>
+      <w:r>
+        <w:t xml:space="preserve">The Dog Control Act 1996</w:t>
+      </w:r>
+      <w:r>
+        <w:rPr>
+          <w:vertAlign w:val="superscript"/>
+        </w:rPr>
+        <w:t xml:space="preserve">10</w:t>
+      </w:r>
+      <w:r>
+        <w:t xml:space="preserve"> </w:t>
+      </w:r>
+      <w:r>
+        <w:t xml:space="preserve">defines the obligations of dog owners, which include registering their dog, controlling their dog at all times, and ensuring their dog</w:t>
+      </w:r>
+      <w:r>
+        <w:t xml:space="preserve"> </w:t>
+      </w:r>
+      <w:r>
+        <w:t xml:space="preserve">“does not injure, endanger, intimidate, or otherwise cause distress to any person.”</w:t>
+      </w:r>
+      <w:r>
+        <w:t xml:space="preserve"> </w:t>
+      </w:r>
+      <w:r>
+        <w:t xml:space="preserve">The Act also lays out the functions, duties, and powers of territorial authorities, which include minimising the dangers presented by dogs in the community and ensuring the public can</w:t>
+      </w:r>
+      <w:r>
+        <w:t xml:space="preserve"> </w:t>
+      </w:r>
+      <w:r>
+        <w:t xml:space="preserve">“use streets and public amenities without fear of attack or intimidation by dogs.”</w:t>
+      </w:r>
+      <w:r>
+        <w:t xml:space="preserve"> </w:t>
+      </w:r>
+      <w:r>
+        <w:t xml:space="preserve">Auckland Council’s approach to dog control is set out in it’s Dog Management Bylaw</w:t>
+      </w:r>
+      <w:r>
+        <w:rPr>
+          <w:vertAlign w:val="superscript"/>
+        </w:rPr>
+        <w:t xml:space="preserve">11</w:t>
+      </w:r>
+      <w:r>
+        <w:t xml:space="preserve"> </w:t>
+      </w:r>
+      <w:r>
+        <w:t xml:space="preserve">and Policy on Dogs</w:t>
+      </w:r>
+      <w:r>
+        <w:rPr>
+          <w:vertAlign w:val="superscript"/>
+        </w:rPr>
+        <w:t xml:space="preserve">12</w:t>
+      </w:r>
+      <w:r>
+        <w:t xml:space="preserve">. Auckland Council’s Animal Management division has around 150 permanent staff, including five area-based field teams (Central, East, North, South and West), a regional Barking and Registration team, a Proactive team, four animal shelters (Henderson, Manukau, Silverdale, and Pukekohe), a Veterinary Services team, and management, legal, and operational support staff.</w:t>
+      </w:r>
+    </w:p>
+    <w:p>
+      <w:pPr>
+        <w:pStyle w:val="BodyText"/>
+      </w:pPr>
+      <w:r>
+        <w:t xml:space="preserve">Territorial authorities are required to collect and publish data relating to dog control policies and practices. Auckland Council’s Animal Management division publishes a high-level summary of selected data in it’s annual reports. I made a request under the Local Government Official Information and Meetings Act 1987</w:t>
+      </w:r>
+      <w:r>
+        <w:rPr>
+          <w:vertAlign w:val="superscript"/>
+        </w:rPr>
+        <w:t xml:space="preserve">13</w:t>
+      </w:r>
+      <w:r>
+        <w:t xml:space="preserve"> </w:t>
+      </w:r>
+      <w:r>
+        <w:t xml:space="preserve">on 20 November 2025 for the full dataset compiled by the Council, which was fulfilled on 18 December 2025 (request #8140017948). The raw data is available as an R package called</w:t>
+      </w:r>
+      <w:r>
+        <w:t xml:space="preserve"> </w:t>
+      </w:r>
+      <w:r>
+        <w:rPr>
+          <w:rStyle w:val="VerbatimChar"/>
+        </w:rPr>
+        <w:t xml:space="preserve">akldogs</w:t>
+      </w:r>
+      <w:r>
+        <w:rPr>
+          <w:vertAlign w:val="superscript"/>
+        </w:rPr>
+        <w:t xml:space="preserve">14</w:t>
+      </w:r>
+      <w:r>
+        <w:t xml:space="preserve">, and the data is also available as cleaned .csv files in the package’s</w:t>
+      </w:r>
+      <w:r>
+        <w:t xml:space="preserve"> </w:t>
+      </w:r>
+      <w:hyperlink r:id="rId10">
+        <w:r>
+          <w:rPr>
+            <w:rStyle w:val="Hyperlink"/>
+          </w:rPr>
+          <w:t xml:space="preserve">GitHub repository</w:t>
+        </w:r>
+      </w:hyperlink>
+      <w:r>
+        <w:t xml:space="preserve">. I also compiled data from Auckland Council Animal Management annual reports going back to FY2016, and this data can be found</w:t>
+      </w:r>
+      <w:r>
+        <w:t xml:space="preserve"> </w:t>
+      </w:r>
+      <w:hyperlink r:id="rId11">
+        <w:r>
+          <w:rPr>
+            <w:rStyle w:val="Hyperlink"/>
+          </w:rPr>
+          <w:t xml:space="preserve">here</w:t>
+        </w:r>
+      </w:hyperlink>
+      <w:r>
+        <w:t xml:space="preserve">. Below is an exploration of both data sources to understand Auckland’s dog population and it’s management.</w:t>
+      </w:r>
+    </w:p>
+    <w:bookmarkEnd w:id="12"/>
+    <w:bookmarkStart w:id="17" w:name="auckland-dog-population"/>
+    <w:p>
+      <w:pPr>
+        <w:pStyle w:val="Heading2"/>
+      </w:pPr>
+      <w:r>
+        <w:t xml:space="preserve">3 Auckland Dog Population</w:t>
+      </w:r>
+    </w:p>
+    <w:p>
+      <w:pPr>
+        <w:pStyle w:val="FirstParagraph"/>
+      </w:pPr>
+      <w:r>
+        <w:t xml:space="preserve">There were 131,123 known dogs in the Auckland region as at FY2025. As the dog population has increased, rates of registration and desexing have fallen. The proportion of dogs classified as</w:t>
+      </w:r>
+      <w:r>
+        <w:t xml:space="preserve"> </w:t>
+      </w:r>
+      <w:r>
+        <w:t xml:space="preserve">‘menacing’</w:t>
+      </w:r>
+      <w:r>
+        <w:t xml:space="preserve"> </w:t>
+      </w:r>
+      <w:r>
+        <w:t xml:space="preserve">under the Dog Control Act 1996, either due to their breed or behaviour, has doubled since 2016 to 1 in 20 dogs. A drop in the recorded dog population in 2018 was due to the removal of duplicate entries in the Auckland Council dog database, and in 2025 was due to the updating of the database during a registration campaign.</w:t>
+      </w:r>
+    </w:p>
+    <w:bookmarkStart w:id="13" w:name="ownership-trends"/>
+    <w:tbl>
+      <w:tblPr>
+        <w:tblStyle w:val="Table"/>
+        <w:tblW w:type="auto" w:w="0"/>
+        <w:tblLook w:firstRow="1" w:lastRow="0" w:firstColumn="0" w:lastColumn="0" w:noHBand="0" w:noVBand="0" w:val="0020"/>
+      </w:tblPr>
+      <w:tblGrid>
+        <w:gridCol w:w="1320"/>
+        <w:gridCol w:w="1320"/>
+        <w:gridCol w:w="1320"/>
+        <w:gridCol w:w="1320"/>
+        <w:gridCol w:w="1320"/>
+        <w:gridCol w:w="1320"/>
+      </w:tblGrid>
+      <w:tr>
+        <w:trPr>
+          <w:tblHeader w:val="on"/>
+        </w:trPr>
+        <w:tc>
+          <w:tcPr/>
+          <w:p>
+            <w:pPr>
+              <w:pStyle w:val="Compact"/>
+              <w:jc w:val="right"/>
+            </w:pPr>
+            <w:r>
+              <w:t xml:space="preserve">Year</w:t>
+            </w:r>
+          </w:p>
+        </w:tc>
+        <w:tc>
+          <w:tcPr/>
+          <w:p>
+            <w:pPr>
+              <w:pStyle w:val="Compact"/>
+              <w:jc w:val="left"/>
+            </w:pPr>
+            <w:r>
+              <w:t xml:space="preserve">Known Dogs</w:t>
+            </w:r>
+          </w:p>
+        </w:tc>
+        <w:tc>
+          <w:tcPr/>
+          <w:p>
+            <w:pPr>
+              <w:pStyle w:val="Compact"/>
+              <w:jc w:val="left"/>
+            </w:pPr>
+            <w:r>
+              <w:t xml:space="preserve">Pop. Change (%)</w:t>
+            </w:r>
+          </w:p>
+        </w:tc>
+        <w:tc>
+          <w:tcPr/>
+          <w:p>
+            <w:pPr>
+              <w:pStyle w:val="Compact"/>
+              <w:jc w:val="left"/>
+            </w:pPr>
+            <w:r>
+              <w:t xml:space="preserve">Registered (%)</w:t>
+            </w:r>
+          </w:p>
+        </w:tc>
+        <w:tc>
+          <w:tcPr/>
+          <w:p>
+            <w:pPr>
+              <w:pStyle w:val="Compact"/>
+              <w:jc w:val="left"/>
+            </w:pPr>
+            <w:r>
+              <w:t xml:space="preserve">Desexed (%)</w:t>
+            </w:r>
+          </w:p>
+        </w:tc>
+        <w:tc>
+          <w:tcPr/>
+          <w:p>
+            <w:pPr>
+              <w:pStyle w:val="Compact"/>
+              <w:jc w:val="left"/>
+            </w:pPr>
+            <w:r>
+              <w:t xml:space="preserve">Menacing (%)</w:t>
+            </w:r>
+          </w:p>
+        </w:tc>
+      </w:tr>
+      <w:tr>
+        <w:tc>
+          <w:tcPr/>
+          <w:p>
+            <w:pPr>
+              <w:pStyle w:val="Compact"/>
+              <w:jc w:val="right"/>
+            </w:pPr>
+            <w:r>
+              <w:t xml:space="preserve">2025</w:t>
+            </w:r>
+          </w:p>
+        </w:tc>
+        <w:tc>
+          <w:tcPr/>
+          <w:p>
+            <w:pPr>
+              <w:pStyle w:val="Compact"/>
+              <w:jc w:val="left"/>
+            </w:pPr>
+            <w:r>
+              <w:t xml:space="preserve">131,123</w:t>
+            </w:r>
+          </w:p>
+        </w:tc>
+        <w:tc>
+          <w:tcPr/>
+          <w:p>
+            <w:pPr>
+              <w:pStyle w:val="Compact"/>
+              <w:jc w:val="left"/>
+            </w:pPr>
+            <w:r>
+              <w:t xml:space="preserve">-3.4%</w:t>
+            </w:r>
+          </w:p>
+        </w:tc>
+        <w:tc>
+          <w:tcPr/>
+          <w:p>
+            <w:pPr>
+              <w:pStyle w:val="Compact"/>
+              <w:jc w:val="left"/>
+            </w:pPr>
+            <w:r>
+              <w:t xml:space="preserve">88.4%</w:t>
+            </w:r>
+          </w:p>
+        </w:tc>
+        <w:tc>
+          <w:tcPr/>
+          <w:p>
+            <w:pPr>
+              <w:pStyle w:val="Compact"/>
+              <w:jc w:val="left"/>
+            </w:pPr>
+            <w:r>
+              <w:t xml:space="preserve">65.0%</w:t>
+            </w:r>
+          </w:p>
+        </w:tc>
+        <w:tc>
+          <w:tcPr/>
+          <w:p>
+            <w:pPr>
+              <w:pStyle w:val="Compact"/>
+              <w:jc w:val="left"/>
+            </w:pPr>
+            <w:r>
+              <w:t xml:space="preserve">5.1%</w:t>
+            </w:r>
+          </w:p>
+        </w:tc>
+      </w:tr>
+      <w:tr>
+        <w:tc>
+          <w:tcPr/>
+          <w:p>
+            <w:pPr>
+              <w:pStyle w:val="Compact"/>
+              <w:jc w:val="right"/>
+            </w:pPr>
+            <w:r>
+              <w:t xml:space="preserve">2024</w:t>
+            </w:r>
+          </w:p>
+        </w:tc>
+        <w:tc>
+          <w:tcPr/>
+          <w:p>
+            <w:pPr>
+              <w:pStyle w:val="Compact"/>
+              <w:jc w:val="left"/>
+            </w:pPr>
+            <w:r>
+              <w:t xml:space="preserve">135,546</w:t>
+            </w:r>
+          </w:p>
+        </w:tc>
+        <w:tc>
+          <w:tcPr/>
+          <w:p>
+            <w:pPr>
+              <w:pStyle w:val="Compact"/>
+              <w:jc w:val="left"/>
+            </w:pPr>
+            <w:r>
+              <w:t xml:space="preserve">2.8%</w:t>
+            </w:r>
+          </w:p>
+        </w:tc>
+        <w:tc>
+          <w:tcPr/>
+          <w:p>
+            <w:pPr>
+              <w:pStyle w:val="Compact"/>
+              <w:jc w:val="left"/>
+            </w:pPr>
+            <w:r>
+              <w:t xml:space="preserve">83.6%</w:t>
+            </w:r>
+          </w:p>
+        </w:tc>
+        <w:tc>
+          <w:tcPr/>
+          <w:p>
+            <w:pPr>
+              <w:pStyle w:val="Compact"/>
+              <w:jc w:val="left"/>
+            </w:pPr>
+            <w:r>
+              <w:t xml:space="preserve">66.4%</w:t>
+            </w:r>
+          </w:p>
+        </w:tc>
+        <w:tc>
+          <w:tcPr/>
+          <w:p>
+            <w:pPr>
+              <w:pStyle w:val="Compact"/>
+              <w:jc w:val="left"/>
+            </w:pPr>
+            <w:r>
+              <w:t xml:space="preserve">4.7%</w:t>
+            </w:r>
+          </w:p>
+        </w:tc>
+      </w:tr>
+      <w:tr>
+        <w:tc>
+          <w:tcPr/>
+          <w:p>
+            <w:pPr>
+              <w:pStyle w:val="Compact"/>
+              <w:jc w:val="right"/>
+            </w:pPr>
+            <w:r>
+              <w:t xml:space="preserve">2023</w:t>
+            </w:r>
+          </w:p>
+        </w:tc>
+        <w:tc>
+          <w:tcPr/>
+          <w:p>
+            <w:pPr>
+              <w:pStyle w:val="Compact"/>
+              <w:jc w:val="left"/>
+            </w:pPr>
+            <w:r>
+              <w:t xml:space="preserve">131,795</w:t>
+            </w:r>
+          </w:p>
+        </w:tc>
+        <w:tc>
+          <w:tcPr/>
+          <w:p>
+            <w:pPr>
+              <w:pStyle w:val="Compact"/>
+              <w:jc w:val="left"/>
+            </w:pPr>
+            <w:r>
+              <w:t xml:space="preserve">5.1%</w:t>
+            </w:r>
+          </w:p>
+        </w:tc>
+        <w:tc>
+          <w:tcPr/>
+          <w:p>
+            <w:pPr>
+              <w:pStyle w:val="Compact"/>
+              <w:jc w:val="left"/>
+            </w:pPr>
+            <w:r>
+              <w:t xml:space="preserve">88.2%</w:t>
+            </w:r>
+          </w:p>
+        </w:tc>
+        <w:tc>
+          <w:tcPr/>
+          <w:p>
+            <w:pPr>
+              <w:pStyle w:val="Compact"/>
+              <w:jc w:val="left"/>
+            </w:pPr>
+            <w:r>
+              <w:t xml:space="preserve">68.2%</w:t>
+            </w:r>
+          </w:p>
+        </w:tc>
+        <w:tc>
+          <w:tcPr/>
+          <w:p>
+            <w:pPr>
+              <w:pStyle w:val="Compact"/>
+              <w:jc w:val="left"/>
+            </w:pPr>
+            <w:r>
+              <w:t xml:space="preserve">4.1%</w:t>
+            </w:r>
+          </w:p>
+        </w:tc>
+      </w:tr>
+      <w:tr>
+        <w:tc>
+          <w:tcPr/>
+          <w:p>
+            <w:pPr>
+              <w:pStyle w:val="Compact"/>
+              <w:jc w:val="right"/>
+            </w:pPr>
+            <w:r>
+              <w:t xml:space="preserve">2022</w:t>
+            </w:r>
+          </w:p>
+        </w:tc>
+        <w:tc>
+          <w:tcPr/>
+          <w:p>
+            <w:pPr>
+              <w:pStyle w:val="Compact"/>
+              <w:jc w:val="left"/>
+            </w:pPr>
+            <w:r>
+              <w:t xml:space="preserve">125,016</w:t>
+            </w:r>
+          </w:p>
+        </w:tc>
+        <w:tc>
+          <w:tcPr/>
+          <w:p>
+            <w:pPr>
+              <w:pStyle w:val="Compact"/>
+              <w:jc w:val="left"/>
+            </w:pPr>
+            <w:r>
+              <w:t xml:space="preserve">5.2%</w:t>
+            </w:r>
+          </w:p>
+        </w:tc>
+        <w:tc>
+          <w:tcPr/>
+          <w:p>
+            <w:pPr>
+              <w:pStyle w:val="Compact"/>
+              <w:jc w:val="left"/>
+            </w:pPr>
+            <w:r>
+              <w:t xml:space="preserve">91.0%</w:t>
+            </w:r>
+          </w:p>
+        </w:tc>
+        <w:tc>
+          <w:tcPr/>
+          <w:p>
+            <w:pPr>
+              <w:pStyle w:val="Compact"/>
+              <w:jc w:val="left"/>
+            </w:pPr>
+            <w:r>
+              <w:t xml:space="preserve">50.7%</w:t>
+            </w:r>
+          </w:p>
+        </w:tc>
+        <w:tc>
+          <w:tcPr/>
+          <w:p>
+            <w:pPr>
+              <w:pStyle w:val="Compact"/>
+              <w:jc w:val="left"/>
+            </w:pPr>
+            <w:r>
+              <w:t xml:space="preserve">4.3%</w:t>
+            </w:r>
+          </w:p>
+        </w:tc>
+      </w:tr>
+      <w:tr>
+        <w:tc>
+          <w:tcPr/>
+          <w:p>
+            <w:pPr>
+              <w:pStyle w:val="Compact"/>
+              <w:jc w:val="right"/>
+            </w:pPr>
+            <w:r>
+              <w:t xml:space="preserve">2021</w:t>
+            </w:r>
+          </w:p>
+        </w:tc>
+        <w:tc>
+          <w:tcPr/>
+          <w:p>
+            <w:pPr>
+              <w:pStyle w:val="Compact"/>
+              <w:jc w:val="left"/>
+            </w:pPr>
+            <w:r>
+              <w:t xml:space="preserve">118,552</w:t>
+            </w:r>
+          </w:p>
+        </w:tc>
+        <w:tc>
+          <w:tcPr/>
+          <w:p>
+            <w:pPr>
+              <w:pStyle w:val="Compact"/>
+              <w:jc w:val="left"/>
+            </w:pPr>
+            <w:r>
+              <w:t xml:space="preserve">5.1%</w:t>
+            </w:r>
+          </w:p>
+        </w:tc>
+        <w:tc>
+          <w:tcPr/>
+          <w:p>
+            <w:pPr>
+              <w:pStyle w:val="Compact"/>
+              <w:jc w:val="left"/>
+            </w:pPr>
+            <w:r>
+              <w:t xml:space="preserve">94.8%</w:t>
+            </w:r>
+          </w:p>
+        </w:tc>
+        <w:tc>
+          <w:tcPr/>
+          <w:p>
+            <w:pPr>
+              <w:pStyle w:val="Compact"/>
+              <w:jc w:val="left"/>
+            </w:pPr>
+            <w:r>
+              <w:t xml:space="preserve">73.4%</w:t>
+            </w:r>
+          </w:p>
+        </w:tc>
+        <w:tc>
+          <w:tcPr/>
+          <w:p>
+            <w:pPr>
+              <w:pStyle w:val="Compact"/>
+              <w:jc w:val="left"/>
+            </w:pPr>
+            <w:r>
+              <w:t xml:space="preserve">4.1%</w:t>
+            </w:r>
+          </w:p>
+        </w:tc>
+      </w:tr>
+      <w:tr>
+        <w:tc>
+          <w:tcPr/>
+          <w:p>
+            <w:pPr>
+              <w:pStyle w:val="Compact"/>
+              <w:jc w:val="right"/>
+            </w:pPr>
+            <w:r>
+              <w:t xml:space="preserve">2020</w:t>
+            </w:r>
+          </w:p>
+        </w:tc>
+        <w:tc>
+          <w:tcPr/>
+          <w:p>
+            <w:pPr>
+              <w:pStyle w:val="Compact"/>
+              <w:jc w:val="left"/>
+            </w:pPr>
+            <w:r>
+              <w:t xml:space="preserve">112,530</w:t>
+            </w:r>
+          </w:p>
+        </w:tc>
+        <w:tc>
+          <w:tcPr/>
+          <w:p>
+            <w:pPr>
+              <w:pStyle w:val="Compact"/>
+              <w:jc w:val="left"/>
+            </w:pPr>
+            <w:r>
+              <w:t xml:space="preserve">1.4%</w:t>
+            </w:r>
+          </w:p>
+        </w:tc>
+        <w:tc>
+          <w:tcPr/>
+          <w:p>
+            <w:pPr>
+              <w:pStyle w:val="Compact"/>
+              <w:jc w:val="left"/>
+            </w:pPr>
+            <w:r>
+              <w:t xml:space="preserve">94.4%</w:t>
+            </w:r>
+          </w:p>
+        </w:tc>
+        <w:tc>
+          <w:tcPr/>
+          <w:p>
+            <w:pPr>
+              <w:pStyle w:val="Compact"/>
+              <w:jc w:val="left"/>
+            </w:pPr>
+            <w:r>
+              <w:t xml:space="preserve">NA</w:t>
+            </w:r>
+          </w:p>
+        </w:tc>
+        <w:tc>
+          <w:tcPr/>
+          <w:p>
+            <w:pPr>
+              <w:pStyle w:val="Compact"/>
+              <w:jc w:val="left"/>
+            </w:pPr>
+            <w:r>
+              <w:t xml:space="preserve">4.2%</w:t>
+            </w:r>
+          </w:p>
+        </w:tc>
+      </w:tr>
+      <w:tr>
+        <w:tc>
+          <w:tcPr/>
+          <w:p>
+            <w:pPr>
+              <w:pStyle w:val="Compact"/>
+              <w:jc w:val="right"/>
+            </w:pPr>
+            <w:r>
+              <w:t xml:space="preserve">2019</w:t>
+            </w:r>
+          </w:p>
+        </w:tc>
+        <w:tc>
+          <w:tcPr/>
+          <w:p>
+            <w:pPr>
+              <w:pStyle w:val="Compact"/>
+              <w:jc w:val="left"/>
+            </w:pPr>
+            <w:r>
+              <w:t xml:space="preserve">110,969</w:t>
+            </w:r>
+          </w:p>
+        </w:tc>
+        <w:tc>
+          <w:tcPr/>
+          <w:p>
+            <w:pPr>
+              <w:pStyle w:val="Compact"/>
+              <w:jc w:val="left"/>
+            </w:pPr>
+            <w:r>
+              <w:t xml:space="preserve">0.9%</w:t>
+            </w:r>
+          </w:p>
+        </w:tc>
+        <w:tc>
+          <w:tcPr/>
+          <w:p>
+            <w:pPr>
+              <w:pStyle w:val="Compact"/>
+              <w:jc w:val="left"/>
+            </w:pPr>
+            <w:r>
+              <w:t xml:space="preserve">96.1%</w:t>
+            </w:r>
+          </w:p>
+        </w:tc>
+        <w:tc>
+          <w:tcPr/>
+          <w:p>
+            <w:pPr>
+              <w:pStyle w:val="Compact"/>
+              <w:jc w:val="left"/>
+            </w:pPr>
+            <w:r>
+              <w:t xml:space="preserve">NA</w:t>
+            </w:r>
+          </w:p>
+        </w:tc>
+        <w:tc>
+          <w:tcPr/>
+          <w:p>
+            <w:pPr>
+              <w:pStyle w:val="Compact"/>
+              <w:jc w:val="left"/>
+            </w:pPr>
+            <w:r>
+              <w:t xml:space="preserve">4.0%</w:t>
+            </w:r>
+          </w:p>
+        </w:tc>
+      </w:tr>
+      <w:tr>
+        <w:tc>
+          <w:tcPr/>
+          <w:p>
+            <w:pPr>
+              <w:pStyle w:val="Compact"/>
+              <w:jc w:val="right"/>
+            </w:pPr>
+            <w:r>
+              <w:t xml:space="preserve">2018</w:t>
+            </w:r>
+          </w:p>
+        </w:tc>
+        <w:tc>
+          <w:tcPr/>
+          <w:p>
+            <w:pPr>
+              <w:pStyle w:val="Compact"/>
+              <w:jc w:val="left"/>
+            </w:pPr>
+            <w:r>
+              <w:t xml:space="preserve">110,012</w:t>
+            </w:r>
+          </w:p>
+        </w:tc>
+        <w:tc>
+          <w:tcPr/>
+          <w:p>
+            <w:pPr>
+              <w:pStyle w:val="Compact"/>
+              <w:jc w:val="left"/>
+            </w:pPr>
+            <w:r>
+              <w:t xml:space="preserve">-5.0%</w:t>
+            </w:r>
+          </w:p>
+        </w:tc>
+        <w:tc>
+          <w:tcPr/>
+          <w:p>
+            <w:pPr>
+              <w:pStyle w:val="Compact"/>
+              <w:jc w:val="left"/>
+            </w:pPr>
+            <w:r>
+              <w:t xml:space="preserve">93.6%</w:t>
+            </w:r>
+          </w:p>
+        </w:tc>
+        <w:tc>
+          <w:tcPr/>
+          <w:p>
+            <w:pPr>
+              <w:pStyle w:val="Compact"/>
+              <w:jc w:val="left"/>
+            </w:pPr>
+            <w:r>
+              <w:t xml:space="preserve">NA</w:t>
+            </w:r>
+          </w:p>
+        </w:tc>
+        <w:tc>
+          <w:tcPr/>
+          <w:p>
+            <w:pPr>
+              <w:pStyle w:val="Compact"/>
+              <w:jc w:val="left"/>
+            </w:pPr>
+            <w:r>
+              <w:t xml:space="preserve">3.9%</w:t>
+            </w:r>
+          </w:p>
+        </w:tc>
+      </w:tr>
+      <w:tr>
+        <w:tc>
+          <w:tcPr/>
+          <w:p>
+            <w:pPr>
+              <w:pStyle w:val="Compact"/>
+              <w:jc w:val="right"/>
+            </w:pPr>
+            <w:r>
+              <w:t xml:space="preserve">2017</w:t>
+            </w:r>
+          </w:p>
+        </w:tc>
+        <w:tc>
+          <w:tcPr/>
+          <w:p>
+            <w:pPr>
+              <w:pStyle w:val="Compact"/>
+              <w:jc w:val="left"/>
+            </w:pPr>
+            <w:r>
+              <w:t xml:space="preserve">115,544</w:t>
+            </w:r>
+          </w:p>
+        </w:tc>
+        <w:tc>
+          <w:tcPr/>
+          <w:p>
+            <w:pPr>
+              <w:pStyle w:val="Compact"/>
+              <w:jc w:val="left"/>
+            </w:pPr>
+            <w:r>
+              <w:t xml:space="preserve">0.9%</w:t>
+            </w:r>
+          </w:p>
+        </w:tc>
+        <w:tc>
+          <w:tcPr/>
+          <w:p>
+            <w:pPr>
+              <w:pStyle w:val="Compact"/>
+              <w:jc w:val="left"/>
+            </w:pPr>
+            <w:r>
+              <w:t xml:space="preserve">83.7%</w:t>
+            </w:r>
+          </w:p>
+        </w:tc>
+        <w:tc>
+          <w:tcPr/>
+          <w:p>
+            <w:pPr>
+              <w:pStyle w:val="Compact"/>
+              <w:jc w:val="left"/>
+            </w:pPr>
+            <w:r>
+              <w:t xml:space="preserve">NA</w:t>
+            </w:r>
+          </w:p>
+        </w:tc>
+        <w:tc>
+          <w:tcPr/>
+          <w:p>
+            <w:pPr>
+              <w:pStyle w:val="Compact"/>
+              <w:jc w:val="left"/>
+            </w:pPr>
+            <w:r>
+              <w:t xml:space="preserve">3.6%</w:t>
+            </w:r>
+          </w:p>
+        </w:tc>
+      </w:tr>
+      <w:tr>
+        <w:tc>
+          <w:tcPr/>
+          <w:p>
+            <w:pPr>
+              <w:pStyle w:val="Compact"/>
+              <w:jc w:val="right"/>
+            </w:pPr>
+            <w:r>
+              <w:t xml:space="preserve">2016</w:t>
+            </w:r>
+          </w:p>
+        </w:tc>
+        <w:tc>
+          <w:tcPr/>
+          <w:p>
+            <w:pPr>
+              <w:pStyle w:val="Compact"/>
+              <w:jc w:val="left"/>
+            </w:pPr>
+            <w:r>
+              <w:t xml:space="preserve">114,519</w:t>
+            </w:r>
+          </w:p>
+        </w:tc>
+        <w:tc>
+          <w:tcPr/>
+          <w:p>
+            <w:pPr>
+              <w:pStyle w:val="Compact"/>
+              <w:jc w:val="left"/>
+            </w:pPr>
+            <w:r>
+              <w:t xml:space="preserve">4.1%</w:t>
+            </w:r>
+          </w:p>
+        </w:tc>
+        <w:tc>
+          <w:tcPr/>
+          <w:p>
+            <w:pPr>
+              <w:pStyle w:val="Compact"/>
+              <w:jc w:val="left"/>
+            </w:pPr>
+            <w:r>
+              <w:t xml:space="preserve">93.2%</w:t>
+            </w:r>
+          </w:p>
+        </w:tc>
+        <w:tc>
+          <w:tcPr/>
+          <w:p>
+            <w:pPr>
+              <w:pStyle w:val="Compact"/>
+              <w:jc w:val="left"/>
+            </w:pPr>
+            <w:r>
+              <w:t xml:space="preserve">NA</w:t>
+            </w:r>
+          </w:p>
+        </w:tc>
+        <w:tc>
+          <w:tcPr/>
+          <w:p>
+            <w:pPr>
+              <w:pStyle w:val="Compact"/>
+              <w:jc w:val="left"/>
+            </w:pPr>
+            <w:r>
+              <w:t xml:space="preserve">2.4%</w:t>
+            </w:r>
+          </w:p>
+        </w:tc>
+      </w:tr>
+      <w:tr>
+        <w:tc>
+          <w:tcPr/>
+          <w:p>
+            <w:pPr>
+              <w:pStyle w:val="Compact"/>
+              <w:jc w:val="right"/>
+            </w:pPr>
+            <w:r>
+              <w:t xml:space="preserve">2015</w:t>
+            </w:r>
+          </w:p>
+        </w:tc>
+        <w:tc>
+          <w:tcPr/>
+          <w:p>
+            <w:pPr>
+              <w:pStyle w:val="Compact"/>
+              <w:jc w:val="left"/>
+            </w:pPr>
+            <w:r>
+              <w:t xml:space="preserve">109,840</w:t>
+            </w:r>
+          </w:p>
+        </w:tc>
+        <w:tc>
+          <w:tcPr/>
+          <w:p>
+            <w:pPr>
+              <w:pStyle w:val="Compact"/>
+              <w:jc w:val="left"/>
+            </w:pPr>
+            <w:r>
+              <w:t xml:space="preserve">4.3%</w:t>
+            </w:r>
+          </w:p>
+        </w:tc>
+        <w:tc>
+          <w:tcPr/>
+          <w:p>
+            <w:pPr>
+              <w:pStyle w:val="Compact"/>
+              <w:jc w:val="left"/>
+            </w:pPr>
+            <w:r>
+              <w:t xml:space="preserve">91.2%</w:t>
+            </w:r>
+          </w:p>
+        </w:tc>
+        <w:tc>
+          <w:tcPr/>
+          <w:p>
+            <w:pPr>
+              <w:pStyle w:val="Compact"/>
+              <w:jc w:val="left"/>
+            </w:pPr>
+            <w:r>
+              <w:t xml:space="preserve">NA</w:t>
+            </w:r>
+          </w:p>
+        </w:tc>
+        <w:tc>
+          <w:tcPr/>
+          <w:p>
+            <w:pPr>
+              <w:pStyle w:val="Compact"/>
+              <w:jc w:val="left"/>
+            </w:pPr>
+            <w:r>
+              <w:t xml:space="preserve">2.7%</w:t>
+            </w:r>
+          </w:p>
+        </w:tc>
+      </w:tr>
+      <w:tr>
+        <w:tc>
+          <w:tcPr/>
+          <w:p>
+            <w:pPr>
+              <w:pStyle w:val="Compact"/>
+              <w:jc w:val="right"/>
+            </w:pPr>
+            <w:r>
+              <w:t xml:space="preserve">2014</w:t>
+            </w:r>
+          </w:p>
+        </w:tc>
+        <w:tc>
+          <w:tcPr/>
+          <w:p>
+            <w:pPr>
+              <w:pStyle w:val="Compact"/>
+              <w:jc w:val="left"/>
+            </w:pPr>
+            <w:r>
+              <w:t xml:space="preserve">105,095</w:t>
+            </w:r>
+          </w:p>
+        </w:tc>
+        <w:tc>
+          <w:tcPr/>
+          <w:p>
+            <w:pPr>
+              <w:pStyle w:val="Compact"/>
+              <w:jc w:val="left"/>
+            </w:pPr>
+            <w:r>
+              <w:t xml:space="preserve">NA</w:t>
+            </w:r>
+          </w:p>
+        </w:tc>
+        <w:tc>
+          <w:tcPr/>
+          <w:p>
+            <w:pPr>
+              <w:pStyle w:val="Compact"/>
+              <w:jc w:val="left"/>
+            </w:pPr>
+            <w:r>
+              <w:t xml:space="preserve">95.9%</w:t>
+            </w:r>
+          </w:p>
+        </w:tc>
+        <w:tc>
+          <w:tcPr/>
+          <w:p>
+            <w:pPr>
+              <w:pStyle w:val="Compact"/>
+              <w:jc w:val="left"/>
+            </w:pPr>
+            <w:r>
+              <w:t xml:space="preserve">NA</w:t>
+            </w:r>
+          </w:p>
+        </w:tc>
+        <w:tc>
+          <w:tcPr/>
+          <w:p>
+            <w:pPr>
+              <w:pStyle w:val="Compact"/>
+              <w:jc w:val="left"/>
+            </w:pPr>
+            <w:r>
+              <w:t xml:space="preserve">0.7%</w:t>
+            </w:r>
+          </w:p>
+        </w:tc>
+      </w:tr>
+    </w:tbl>
+    <w:bookmarkEnd w:id="13"/>
+    <w:p>
+      <w:pPr>
+        <w:pStyle w:val="BodyText"/>
       </w:pPr>
       <w:r>
         <w:rPr>
@@ -75,96 +1469,471 @@
         </w:rPr>
         <w:t xml:space="preserve"> </w:t>
       </w:r>
-      <w:hyperlink r:id="rId9">
+      <w:hyperlink r:id="rId14">
         <w:r>
           <w:rPr>
             <w:rStyle w:val="Hyperlink"/>
             <w:vertAlign w:val="subscript"/>
           </w:rPr>
-          <w:t xml:space="preserve">Article Notebook</w:t>
+          <w:t xml:space="preserve">Data Analysis</w:t>
         </w:r>
       </w:hyperlink>
     </w:p>
-    <w:bookmarkStart w:id="14" w:name="cell-fig-timeline"/>
+    <w:p>
+      <w:pPr>
+        <w:pStyle w:val="BodyText"/>
+      </w:pPr>
+      <w:r>
+        <w:t xml:space="preserve">Over 200 breeds are represented in the Auckland dog population. Labrador Retrievers remain the most popular at 11% of the Auckland dog population, with the top 10 also including the Staffordshire Bull Terrier and American Pit Bull Terrier, both automatically classified as</w:t>
+      </w:r>
+      <w:r>
+        <w:t xml:space="preserve"> </w:t>
+      </w:r>
+      <w:r>
+        <w:t xml:space="preserve">‘menacing’</w:t>
+      </w:r>
+      <w:r>
+        <w:t xml:space="preserve"> </w:t>
+      </w:r>
+      <w:r>
+        <w:t xml:space="preserve">under the Dog Control Act 1996.</w:t>
+      </w:r>
+    </w:p>
+    <w:bookmarkStart w:id="15" w:name="top-breeds"/>
     <w:tbl>
       <w:tblPr>
         <w:tblStyle w:val="Table"/>
-        <w:tblW w:type="pct" w:w="5000"/>
-        <w:tblLayout w:type="fixed"/>
-        <w:tblLook w:firstRow="0" w:lastRow="0" w:firstColumn="0" w:lastColumn="0" w:noHBand="0" w:noVBand="0" w:val="0000"/>
+        <w:tblW w:type="auto" w:w="0"/>
+        <w:tblLook w:firstRow="1" w:lastRow="0" w:firstColumn="0" w:lastColumn="0" w:noHBand="0" w:noVBand="0" w:val="0020"/>
       </w:tblPr>
       <w:tblGrid>
-        <w:gridCol w:w="7920"/>
+        <w:gridCol w:w="2640"/>
+        <w:gridCol w:w="2640"/>
+        <w:gridCol w:w="2640"/>
       </w:tblGrid>
       <w:tr>
-        <w:tc>
-          <w:tcPr/>
-          <w:bookmarkStart w:id="13" w:name="fig-timeline"/>
-          <w:p>
-            <w:pPr>
-              <w:pStyle w:val="Compact"/>
-              <w:jc w:val="center"/>
-            </w:pPr>
-            <w:r>
-              <w:drawing>
-                <wp:inline>
-                  <wp:extent cx="5334000" cy="1333500"/>
-                  <wp:effectExtent b="0" l="0" r="0" t="0"/>
-                  <wp:docPr descr="" title="" id="11" name="Picture"/>
-                  <a:graphic>
-                    <a:graphicData uri="http://schemas.openxmlformats.org/drawingml/2006/picture">
-                      <pic:pic>
-                        <pic:nvPicPr>
-                          <pic:cNvPr descr="index_files/figure-docx/fig-timeline-1.png" id="12" name="Picture"/>
-                          <pic:cNvPicPr>
-                            <a:picLocks noChangeArrowheads="1" noChangeAspect="1"/>
-                          </pic:cNvPicPr>
-                        </pic:nvPicPr>
-                        <pic:blipFill>
-                          <a:blip r:embed="rId10"/>
-                          <a:stretch>
-                            <a:fillRect/>
-                          </a:stretch>
-                        </pic:blipFill>
-                        <pic:spPr bwMode="auto">
-                          <a:xfrm>
-                            <a:off x="0" y="0"/>
-                            <a:ext cx="5334000" cy="1333500"/>
-                          </a:xfrm>
-                          <a:prstGeom prst="rect">
-                            <a:avLst/>
-                          </a:prstGeom>
-                          <a:noFill/>
-                          <a:ln w="9525">
-                            <a:noFill/>
-                            <a:headEnd/>
-                            <a:tailEnd/>
-                          </a:ln>
-                        </pic:spPr>
-                      </pic:pic>
-                    </a:graphicData>
-                  </a:graphic>
-                </wp:inline>
-              </w:drawing>
-            </w:r>
-          </w:p>
-          <w:p>
-            <w:pPr>
-              <w:jc w:val="center"/>
-            </w:pPr>
-            <w:pPr>
-              <w:jc w:val="left"/>
-              <w:spacing w:before="200"/>
-              <w:pStyle w:val="ImageCaption"/>
-            </w:pPr>
-            <w:r>
-              <w:t xml:space="preserve">Figure 1: Timeline of recent earthquakes on La Palma</w:t>
-            </w:r>
-          </w:p>
-          <w:bookmarkEnd w:id="13"/>
+        <w:trPr>
+          <w:tblHeader w:val="on"/>
+        </w:trPr>
+        <w:tc>
+          <w:tcPr/>
+          <w:p>
+            <w:pPr>
+              <w:pStyle w:val="Compact"/>
+              <w:jc w:val="left"/>
+            </w:pPr>
+            <w:r>
+              <w:t xml:space="preserve">Breed</w:t>
+            </w:r>
+          </w:p>
+        </w:tc>
+        <w:tc>
+          <w:tcPr/>
+          <w:p>
+            <w:pPr>
+              <w:pStyle w:val="Compact"/>
+              <w:jc w:val="left"/>
+            </w:pPr>
+            <w:r>
+              <w:t xml:space="preserve">Count</w:t>
+            </w:r>
+          </w:p>
+        </w:tc>
+        <w:tc>
+          <w:tcPr/>
+          <w:p>
+            <w:pPr>
+              <w:pStyle w:val="Compact"/>
+              <w:jc w:val="left"/>
+            </w:pPr>
+            <w:r>
+              <w:t xml:space="preserve">Proportion</w:t>
+            </w:r>
+          </w:p>
+        </w:tc>
+      </w:tr>
+      <w:tr>
+        <w:tc>
+          <w:tcPr/>
+          <w:p>
+            <w:pPr>
+              <w:pStyle w:val="Compact"/>
+              <w:jc w:val="left"/>
+            </w:pPr>
+            <w:r>
+              <w:t xml:space="preserve">Labrador Retriever</w:t>
+            </w:r>
+          </w:p>
+        </w:tc>
+        <w:tc>
+          <w:tcPr/>
+          <w:p>
+            <w:pPr>
+              <w:pStyle w:val="Compact"/>
+              <w:jc w:val="left"/>
+            </w:pPr>
+            <w:r>
+              <w:t xml:space="preserve">14,959</w:t>
+            </w:r>
+          </w:p>
+        </w:tc>
+        <w:tc>
+          <w:tcPr/>
+          <w:p>
+            <w:pPr>
+              <w:pStyle w:val="Compact"/>
+              <w:jc w:val="left"/>
+            </w:pPr>
+            <w:r>
+              <w:t xml:space="preserve">11.4%</w:t>
+            </w:r>
+          </w:p>
+        </w:tc>
+      </w:tr>
+      <w:tr>
+        <w:tc>
+          <w:tcPr/>
+          <w:p>
+            <w:pPr>
+              <w:pStyle w:val="Compact"/>
+              <w:jc w:val="left"/>
+            </w:pPr>
+            <w:r>
+              <w:t xml:space="preserve">Staffordshire Bull Terrier</w:t>
+            </w:r>
+          </w:p>
+        </w:tc>
+        <w:tc>
+          <w:tcPr/>
+          <w:p>
+            <w:pPr>
+              <w:pStyle w:val="Compact"/>
+              <w:jc w:val="left"/>
+            </w:pPr>
+            <w:r>
+              <w:t xml:space="preserve">8,474</w:t>
+            </w:r>
+          </w:p>
+        </w:tc>
+        <w:tc>
+          <w:tcPr/>
+          <w:p>
+            <w:pPr>
+              <w:pStyle w:val="Compact"/>
+              <w:jc w:val="left"/>
+            </w:pPr>
+            <w:r>
+              <w:t xml:space="preserve">6.5%</w:t>
+            </w:r>
+          </w:p>
+        </w:tc>
+      </w:tr>
+      <w:tr>
+        <w:tc>
+          <w:tcPr/>
+          <w:p>
+            <w:pPr>
+              <w:pStyle w:val="Compact"/>
+              <w:jc w:val="left"/>
+            </w:pPr>
+            <w:r>
+              <w:t xml:space="preserve">Border Collie</w:t>
+            </w:r>
+          </w:p>
+        </w:tc>
+        <w:tc>
+          <w:tcPr/>
+          <w:p>
+            <w:pPr>
+              <w:pStyle w:val="Compact"/>
+              <w:jc w:val="left"/>
+            </w:pPr>
+            <w:r>
+              <w:t xml:space="preserve">6,170</w:t>
+            </w:r>
+          </w:p>
+        </w:tc>
+        <w:tc>
+          <w:tcPr/>
+          <w:p>
+            <w:pPr>
+              <w:pStyle w:val="Compact"/>
+              <w:jc w:val="left"/>
+            </w:pPr>
+            <w:r>
+              <w:t xml:space="preserve">4.7%</w:t>
+            </w:r>
+          </w:p>
+        </w:tc>
+      </w:tr>
+      <w:tr>
+        <w:tc>
+          <w:tcPr/>
+          <w:p>
+            <w:pPr>
+              <w:pStyle w:val="Compact"/>
+              <w:jc w:val="left"/>
+            </w:pPr>
+            <w:r>
+              <w:t xml:space="preserve">Miniature Schnauzer</w:t>
+            </w:r>
+          </w:p>
+        </w:tc>
+        <w:tc>
+          <w:tcPr/>
+          <w:p>
+            <w:pPr>
+              <w:pStyle w:val="Compact"/>
+              <w:jc w:val="left"/>
+            </w:pPr>
+            <w:r>
+              <w:t xml:space="preserve">4,900</w:t>
+            </w:r>
+          </w:p>
+        </w:tc>
+        <w:tc>
+          <w:tcPr/>
+          <w:p>
+            <w:pPr>
+              <w:pStyle w:val="Compact"/>
+              <w:jc w:val="left"/>
+            </w:pPr>
+            <w:r>
+              <w:t xml:space="preserve">3.7%</w:t>
+            </w:r>
+          </w:p>
+        </w:tc>
+      </w:tr>
+      <w:tr>
+        <w:tc>
+          <w:tcPr/>
+          <w:p>
+            <w:pPr>
+              <w:pStyle w:val="Compact"/>
+              <w:jc w:val="left"/>
+            </w:pPr>
+            <w:r>
+              <w:t xml:space="preserve">Cavalier King Charles Spaniel</w:t>
+            </w:r>
+          </w:p>
+        </w:tc>
+        <w:tc>
+          <w:tcPr/>
+          <w:p>
+            <w:pPr>
+              <w:pStyle w:val="Compact"/>
+              <w:jc w:val="left"/>
+            </w:pPr>
+            <w:r>
+              <w:t xml:space="preserve">4,784</w:t>
+            </w:r>
+          </w:p>
+        </w:tc>
+        <w:tc>
+          <w:tcPr/>
+          <w:p>
+            <w:pPr>
+              <w:pStyle w:val="Compact"/>
+              <w:jc w:val="left"/>
+            </w:pPr>
+            <w:r>
+              <w:t xml:space="preserve">3.6%</w:t>
+            </w:r>
+          </w:p>
+        </w:tc>
+      </w:tr>
+      <w:tr>
+        <w:tc>
+          <w:tcPr/>
+          <w:p>
+            <w:pPr>
+              <w:pStyle w:val="Compact"/>
+              <w:jc w:val="left"/>
+            </w:pPr>
+            <w:r>
+              <w:t xml:space="preserve">Golden Retriever</w:t>
+            </w:r>
+          </w:p>
+        </w:tc>
+        <w:tc>
+          <w:tcPr/>
+          <w:p>
+            <w:pPr>
+              <w:pStyle w:val="Compact"/>
+              <w:jc w:val="left"/>
+            </w:pPr>
+            <w:r>
+              <w:t xml:space="preserve">4,636</w:t>
+            </w:r>
+          </w:p>
+        </w:tc>
+        <w:tc>
+          <w:tcPr/>
+          <w:p>
+            <w:pPr>
+              <w:pStyle w:val="Compact"/>
+              <w:jc w:val="left"/>
+            </w:pPr>
+            <w:r>
+              <w:t xml:space="preserve">3.5%</w:t>
+            </w:r>
+          </w:p>
+        </w:tc>
+      </w:tr>
+      <w:tr>
+        <w:tc>
+          <w:tcPr/>
+          <w:p>
+            <w:pPr>
+              <w:pStyle w:val="Compact"/>
+              <w:jc w:val="left"/>
+            </w:pPr>
+            <w:r>
+              <w:t xml:space="preserve">Shih Tzu</w:t>
+            </w:r>
+          </w:p>
+        </w:tc>
+        <w:tc>
+          <w:tcPr/>
+          <w:p>
+            <w:pPr>
+              <w:pStyle w:val="Compact"/>
+              <w:jc w:val="left"/>
+            </w:pPr>
+            <w:r>
+              <w:t xml:space="preserve">4,216</w:t>
+            </w:r>
+          </w:p>
+        </w:tc>
+        <w:tc>
+          <w:tcPr/>
+          <w:p>
+            <w:pPr>
+              <w:pStyle w:val="Compact"/>
+              <w:jc w:val="left"/>
+            </w:pPr>
+            <w:r>
+              <w:t xml:space="preserve">3.2%</w:t>
+            </w:r>
+          </w:p>
+        </w:tc>
+      </w:tr>
+      <w:tr>
+        <w:tc>
+          <w:tcPr/>
+          <w:p>
+            <w:pPr>
+              <w:pStyle w:val="Compact"/>
+              <w:jc w:val="left"/>
+            </w:pPr>
+            <w:r>
+              <w:t xml:space="preserve">German Shepherd</w:t>
+            </w:r>
+          </w:p>
+        </w:tc>
+        <w:tc>
+          <w:tcPr/>
+          <w:p>
+            <w:pPr>
+              <w:pStyle w:val="Compact"/>
+              <w:jc w:val="left"/>
+            </w:pPr>
+            <w:r>
+              <w:t xml:space="preserve">4,196</w:t>
+            </w:r>
+          </w:p>
+        </w:tc>
+        <w:tc>
+          <w:tcPr/>
+          <w:p>
+            <w:pPr>
+              <w:pStyle w:val="Compact"/>
+              <w:jc w:val="left"/>
+            </w:pPr>
+            <w:r>
+              <w:t xml:space="preserve">3.2%</w:t>
+            </w:r>
+          </w:p>
+        </w:tc>
+      </w:tr>
+      <w:tr>
+        <w:tc>
+          <w:tcPr/>
+          <w:p>
+            <w:pPr>
+              <w:pStyle w:val="Compact"/>
+              <w:jc w:val="left"/>
+            </w:pPr>
+            <w:r>
+              <w:t xml:space="preserve">American Pit Bull Terrier</w:t>
+            </w:r>
+          </w:p>
+        </w:tc>
+        <w:tc>
+          <w:tcPr/>
+          <w:p>
+            <w:pPr>
+              <w:pStyle w:val="Compact"/>
+              <w:jc w:val="left"/>
+            </w:pPr>
+            <w:r>
+              <w:t xml:space="preserve">3,908</w:t>
+            </w:r>
+          </w:p>
+        </w:tc>
+        <w:tc>
+          <w:tcPr/>
+          <w:p>
+            <w:pPr>
+              <w:pStyle w:val="Compact"/>
+              <w:jc w:val="left"/>
+            </w:pPr>
+            <w:r>
+              <w:t xml:space="preserve">3.0%</w:t>
+            </w:r>
+          </w:p>
+        </w:tc>
+      </w:tr>
+      <w:tr>
+        <w:tc>
+          <w:tcPr/>
+          <w:p>
+            <w:pPr>
+              <w:pStyle w:val="Compact"/>
+              <w:jc w:val="left"/>
+            </w:pPr>
+            <w:r>
+              <w:t xml:space="preserve">Jack Russell Terrier</w:t>
+            </w:r>
+          </w:p>
+        </w:tc>
+        <w:tc>
+          <w:tcPr/>
+          <w:p>
+            <w:pPr>
+              <w:pStyle w:val="Compact"/>
+              <w:jc w:val="left"/>
+            </w:pPr>
+            <w:r>
+              <w:t xml:space="preserve">3,641</w:t>
+            </w:r>
+          </w:p>
+        </w:tc>
+        <w:tc>
+          <w:tcPr/>
+          <w:p>
+            <w:pPr>
+              <w:pStyle w:val="Compact"/>
+              <w:jc w:val="left"/>
+            </w:pPr>
+            <w:r>
+              <w:t xml:space="preserve">2.8%</w:t>
+            </w:r>
+          </w:p>
         </w:tc>
       </w:tr>
     </w:tbl>
+    <w:bookmarkEnd w:id="15"/>
     <w:p>
       <w:pPr>
         <w:pStyle w:val="BodyText"/>
@@ -181,17 +1950,83 @@
         </w:rPr>
         <w:t xml:space="preserve"> </w:t>
       </w:r>
-      <w:hyperlink r:id="rId9">
+      <w:hyperlink r:id="rId16">
         <w:r>
           <w:rPr>
             <w:rStyle w:val="Hyperlink"/>
             <w:vertAlign w:val="subscript"/>
           </w:rPr>
-          <w:t xml:space="preserve">Article Notebook</w:t>
+          <w:t xml:space="preserve">Data Analysis</w:t>
         </w:r>
       </w:hyperlink>
     </w:p>
-    <w:bookmarkEnd w:id="14"/>
+    <w:bookmarkEnd w:id="17"/>
+    <w:bookmarkStart w:id="23" w:name="dog-attacks"/>
+    <w:p>
+      <w:pPr>
+        <w:pStyle w:val="Heading2"/>
+      </w:pPr>
+      <w:r>
+        <w:t xml:space="preserve">4 Dog Attacks</w:t>
+      </w:r>
+    </w:p>
+    <w:p>
+      <w:pPr>
+        <w:pStyle w:val="FirstParagraph"/>
+      </w:pPr>
+      <w:r>
+        <w:t xml:space="preserve">The rate of dog attacks have almost doubled since 2016, from 6 attacks for every 1,000 dogs, to 10 attacks for every 1,000 dogs in 2025.</w:t>
+      </w:r>
+    </w:p>
+    <w:p>
+      <w:pPr>
+        <w:pStyle w:val="BodyText"/>
+      </w:pPr>
+      <w:bookmarkStart w:id="21" w:name="attacks-plot"/>
+      <w:r>
+        <w:drawing>
+          <wp:inline>
+            <wp:extent cx="5334000" cy="3810000"/>
+            <wp:effectExtent b="0" l="0" r="0" t="0"/>
+            <wp:docPr descr="" title="" id="19" name="Picture"/>
+            <a:graphic>
+              <a:graphicData uri="http://schemas.openxmlformats.org/drawingml/2006/picture">
+                <pic:pic>
+                  <pic:nvPicPr>
+                    <pic:cNvPr descr="index_files/figure-docx/notebooks-data-analysis-attacks-plot-output-1.png" id="20" name="Picture"/>
+                    <pic:cNvPicPr>
+                      <a:picLocks noChangeArrowheads="1" noChangeAspect="1"/>
+                    </pic:cNvPicPr>
+                  </pic:nvPicPr>
+                  <pic:blipFill>
+                    <a:blip r:embed="rId18"/>
+                    <a:stretch>
+                      <a:fillRect/>
+                    </a:stretch>
+                  </pic:blipFill>
+                  <pic:spPr bwMode="auto">
+                    <a:xfrm>
+                      <a:off x="0" y="0"/>
+                      <a:ext cx="5334000" cy="3810000"/>
+                    </a:xfrm>
+                    <a:prstGeom prst="rect">
+                      <a:avLst/>
+                    </a:prstGeom>
+                    <a:noFill/>
+                    <a:ln w="9525">
+                      <a:noFill/>
+                      <a:headEnd/>
+                      <a:tailEnd/>
+                    </a:ln>
+                  </pic:spPr>
+                </pic:pic>
+              </a:graphicData>
+            </a:graphic>
+          </wp:inline>
+        </w:drawing>
+      </w:r>
+      <w:bookmarkEnd w:id="21"/>
+    </w:p>
     <w:p>
       <w:pPr>
         <w:pStyle w:val="BodyText"/>
@@ -208,13 +2043,13 @@
         </w:rPr>
         <w:t xml:space="preserve"> </w:t>
       </w:r>
-      <w:hyperlink r:id="rId9">
+      <w:hyperlink r:id="rId22">
         <w:r>
           <w:rPr>
             <w:rStyle w:val="Hyperlink"/>
             <w:vertAlign w:val="subscript"/>
           </w:rPr>
-          <w:t xml:space="preserve">Article Notebook</w:t>
+          <w:t xml:space="preserve">Data Analysis</w:t>
         </w:r>
       </w:hyperlink>
     </w:p>
@@ -223,733 +2058,695 @@
         <w:pStyle w:val="BodyText"/>
       </w:pPr>
       <w:r>
-        <w:t xml:space="preserve">Based on data up to and including 1971, eruptions on La Palma happen every 79.8 years on average.</w:t>
-      </w:r>
-    </w:p>
-    <w:p>
-      <w:pPr>
-        <w:pStyle w:val="BodyText"/>
-      </w:pPr>
-      <w:r>
-        <w:t xml:space="preserve">Studies of the magma systems feeding the volcano, such as</w:t>
-      </w:r>
-      <w:r>
-        <w:t xml:space="preserve"> </w:t>
-      </w:r>
-      <w:r>
-        <w:t xml:space="preserve">Marrero et al. (2019)</w:t>
-      </w:r>
-      <w:r>
-        <w:t xml:space="preserve">, have proposed that there are two main magma reservoirs feeding the Cumbre Vieja volcano; one in the mantle (30-40km depth) which charges and in turn feeds a shallower crustal reservoir (10-20km depth).</w:t>
-      </w:r>
-    </w:p>
-    <w:p>
-      <w:pPr>
-        <w:pStyle w:val="BodyText"/>
-      </w:pPr>
-      <w:r>
-        <w:t xml:space="preserve">Eight eruptions have been recorded since the late 1400s (</w:t>
-      </w:r>
-      <w:hyperlink w:anchor="fig-timeline">
-        <w:r>
-          <w:rPr>
-            <w:rStyle w:val="Hyperlink"/>
-          </w:rPr>
-          <w:t xml:space="preserve">Figure 1</w:t>
-        </w:r>
-      </w:hyperlink>
-      <w:r>
-        <w:t xml:space="preserve">).</w:t>
-      </w:r>
-    </w:p>
-    <w:p>
-      <w:pPr>
-        <w:pStyle w:val="BodyText"/>
-      </w:pPr>
-      <w:r>
-        <w:t xml:space="preserve">Data and methods are discussed in</w:t>
-      </w:r>
-      <w:r>
-        <w:t xml:space="preserve"> </w:t>
-      </w:r>
-      <w:hyperlink w:anchor="sec-data-methods">
-        <w:r>
-          <w:rPr>
-            <w:rStyle w:val="Hyperlink"/>
-          </w:rPr>
-          <w:t xml:space="preserve">Section 2</w:t>
-        </w:r>
-      </w:hyperlink>
-      <w:r>
-        <w:t xml:space="preserve">.</w:t>
-      </w:r>
-    </w:p>
-    <w:p>
-      <w:pPr>
-        <w:pStyle w:val="BodyText"/>
-      </w:pPr>
-      <w:r>
-        <w:t xml:space="preserve">Let</w:t>
-      </w:r>
-      <w:r>
-        <w:t xml:space="preserve"> </w:t>
-      </w:r>
-      <m:oMath>
-        <m:r>
-          <m:t>x</m:t>
-        </m:r>
-      </m:oMath>
-      <w:r>
-        <w:t xml:space="preserve"> </w:t>
-      </w:r>
-      <w:r>
-        <w:t xml:space="preserve">denote the number of eruptions in a year. Then,</w:t>
-      </w:r>
-      <w:r>
-        <w:t xml:space="preserve"> </w:t>
-      </w:r>
-      <m:oMath>
-        <m:r>
-          <m:t>x</m:t>
-        </m:r>
-      </m:oMath>
-      <w:r>
-        <w:t xml:space="preserve"> </w:t>
-      </w:r>
-      <w:r>
-        <w:t xml:space="preserve">can be modeled by a Poisson distribution</w:t>
-      </w:r>
-    </w:p>
-    <w:p>
-      <w:pPr>
-        <w:pStyle w:val="BodyText"/>
-      </w:pPr>
-      <w:bookmarkStart w:id="15" w:name="eq-poisson"/>
-      <m:oMathPara>
-        <m:oMathParaPr>
-          <m:jc m:val="center"/>
-        </m:oMathParaPr>
-        <m:oMath>
-          <m:r>
-            <m:t>p</m:t>
-          </m:r>
-          <m:r>
-            <m:rPr>
-              <m:sty m:val="p"/>
-            </m:rPr>
-            <m:t>(</m:t>
-          </m:r>
-          <m:r>
-            <m:t>x</m:t>
-          </m:r>
-          <m:r>
-            <m:rPr>
-              <m:sty m:val="p"/>
-            </m:rPr>
-            <m:t>)</m:t>
-          </m:r>
-          <m:r>
-            <m:rPr>
-              <m:sty m:val="p"/>
-            </m:rPr>
-            <m:t>=</m:t>
-          </m:r>
-          <m:f>
-            <m:fPr>
-              <m:type m:val="bar"/>
-            </m:fPr>
-            <m:num>
-              <m:sSup>
-                <m:e>
-                  <m:r>
-                    <m:t>e</m:t>
-                  </m:r>
-                </m:e>
-                <m:sup>
-                  <m:r>
-                    <m:rPr>
-                      <m:sty m:val="p"/>
-                    </m:rPr>
-                    <m:t>−</m:t>
-                  </m:r>
-                  <m:r>
-                    <m:t>λ</m:t>
-                  </m:r>
-                </m:sup>
-              </m:sSup>
-              <m:sSup>
-                <m:e>
-                  <m:r>
-                    <m:t>λ</m:t>
-                  </m:r>
-                </m:e>
-                <m:sup>
-                  <m:r>
-                    <m:t>x</m:t>
-                  </m:r>
-                </m:sup>
-              </m:sSup>
-            </m:num>
-            <m:den>
-              <m:r>
-                <m:t>x</m:t>
-              </m:r>
-              <m:r>
-                <m:rPr>
-                  <m:sty m:val="p"/>
-                </m:rPr>
-                <m:t>!</m:t>
-              </m:r>
-            </m:den>
-          </m:f>
-          <m:r>
-            <m:t>  </m:t>
-          </m:r>
-          <m:r>
-            <m:rPr>
-              <m:sty m:val="p"/>
-            </m:rPr>
-            <m:t>(</m:t>
-          </m:r>
-          <m:r>
-            <m:t>1</m:t>
-          </m:r>
-          <m:r>
-            <m:rPr>
-              <m:sty m:val="p"/>
-            </m:rPr>
-            <m:t>)</m:t>
-          </m:r>
-        </m:oMath>
-      </m:oMathPara>
-      <w:bookmarkEnd w:id="15"/>
+        <w:t xml:space="preserve">When Auckland Council Animal Management officers impound a dog because it has attacked a person, the attack severity is measured on a scale from 0 to 5. In all impounds for attacks in 2024 (the most recent year for the full impound data), Pit Bull Terriers or Staffordshire Terriers were responsible for the highest or second highest numbers of attacks in each severity category.</w:t>
+      </w:r>
+    </w:p>
+    <w:bookmarkEnd w:id="23"/>
+    <w:bookmarkStart w:id="38" w:name="impounds"/>
+    <w:p>
+      <w:pPr>
+        <w:pStyle w:val="Heading2"/>
+      </w:pPr>
+      <w:r>
+        <w:t xml:space="preserve">5 Impounds</w:t>
+      </w:r>
     </w:p>
     <w:p>
       <w:pPr>
         <w:pStyle w:val="FirstParagraph"/>
       </w:pPr>
       <w:r>
-        <w:t xml:space="preserve">where</w:t>
-      </w:r>
-      <w:r>
-        <w:t xml:space="preserve"> </w:t>
-      </w:r>
-      <m:oMath>
-        <m:r>
-          <m:t>λ</m:t>
-        </m:r>
-      </m:oMath>
-      <w:r>
-        <w:t xml:space="preserve"> </w:t>
-      </w:r>
-      <w:r>
-        <w:t xml:space="preserve">is the rate of eruptions per year. Using</w:t>
-      </w:r>
-      <w:r>
-        <w:t xml:space="preserve"> </w:t>
-      </w:r>
-      <w:hyperlink w:anchor="eq-poisson">
-        <w:r>
-          <w:rPr>
-            <w:rStyle w:val="Hyperlink"/>
-          </w:rPr>
-          <w:t xml:space="preserve">Equation 1</w:t>
-        </w:r>
-      </w:hyperlink>
-      <w:r>
-        <w:t xml:space="preserve">, the probability of an eruption in the next</w:t>
-      </w:r>
-      <w:r>
-        <w:t xml:space="preserve"> </w:t>
-      </w:r>
-      <m:oMath>
-        <m:r>
-          <m:t>t</m:t>
-        </m:r>
-      </m:oMath>
-      <w:r>
-        <w:t xml:space="preserve"> </w:t>
-      </w:r>
-      <w:r>
-        <w:t xml:space="preserve">years can be calculated.</w:t>
-      </w:r>
-    </w:p>
+        <w:t xml:space="preserve">The rate of impounds per 1,000 dogs in the population reached 77.9 in 2025, the highest ever.</w:t>
+      </w:r>
+    </w:p>
+    <w:bookmarkStart w:id="24" w:name="impound-rate"/>
     <w:tbl>
       <w:tblPr>
         <w:tblStyle w:val="Table"/>
-        <w:tblW w:type="pct" w:w="5000"/>
-        <w:tblLayout w:type="fixed"/>
-        <w:tblLook w:firstRow="0" w:lastRow="0" w:firstColumn="0" w:lastColumn="0" w:noHBand="0" w:noVBand="0" w:val="0000"/>
+        <w:tblW w:type="auto" w:w="0"/>
+        <w:tblLook w:firstRow="1" w:lastRow="0" w:firstColumn="0" w:lastColumn="0" w:noHBand="0" w:noVBand="0" w:val="0020"/>
       </w:tblPr>
       <w:tblGrid>
-        <w:gridCol w:w="7920"/>
+        <w:gridCol w:w="1980"/>
+        <w:gridCol w:w="1980"/>
+        <w:gridCol w:w="1980"/>
+        <w:gridCol w:w="1980"/>
       </w:tblGrid>
       <w:tr>
-        <w:tc>
-          <w:tcPr/>
-          <w:bookmarkStart w:id="16" w:name="tbl-history"/>
-          <w:p>
-            <w:pPr>
-              <w:jc w:val="center"/>
-            </w:pPr>
-            <w:pPr>
-              <w:jc w:val="left"/>
-              <w:spacing w:before="200"/>
-              <w:pStyle w:val="ImageCaption"/>
-            </w:pPr>
-            <w:r>
-              <w:t xml:space="preserve">Table 1: Recent historic eruptions on La Palma</w:t>
-            </w:r>
-          </w:p>
-          <w:tbl>
-            <w:tblPr>
-              <w:tblStyle w:val="Table"/>
-              <w:tblW w:type="auto" w:w="0"/>
-              <w:tblLook w:firstRow="1" w:lastRow="0" w:firstColumn="0" w:lastColumn="0" w:noHBand="0" w:noVBand="0" w:val="0020"/>
-            </w:tblPr>
-            <w:tblGrid>
-              <w:gridCol w:w="3960"/>
-              <w:gridCol w:w="3960"/>
-            </w:tblGrid>
-            <w:tr>
-              <w:trPr>
-                <w:tblHeader w:val="on"/>
-              </w:trPr>
-              <w:tc>
-                <w:tcPr/>
-                <w:p>
-                  <w:pPr>
-                    <w:pStyle w:val="Compact"/>
-                    <w:jc w:val="center"/>
-                  </w:pPr>
-                  <w:r>
-                    <w:t xml:space="preserve">Name</w:t>
-                  </w:r>
-                </w:p>
-              </w:tc>
-              <w:tc>
-                <w:tcPr/>
-                <w:p>
-                  <w:pPr>
-                    <w:pStyle w:val="Compact"/>
-                    <w:jc w:val="center"/>
-                  </w:pPr>
-                  <w:r>
-                    <w:t xml:space="preserve">Year</w:t>
-                  </w:r>
-                </w:p>
-              </w:tc>
-            </w:tr>
-            <w:tr>
-              <w:tc>
-                <w:tcPr/>
-                <w:p>
-                  <w:pPr>
-                    <w:pStyle w:val="Compact"/>
-                    <w:jc w:val="center"/>
-                  </w:pPr>
-                  <w:r>
-                    <w:t xml:space="preserve">Current</w:t>
-                  </w:r>
-                </w:p>
-              </w:tc>
-              <w:tc>
-                <w:tcPr/>
-                <w:p>
-                  <w:pPr>
-                    <w:pStyle w:val="Compact"/>
-                    <w:jc w:val="center"/>
-                  </w:pPr>
-                  <w:r>
-                    <w:t xml:space="preserve">2021</w:t>
-                  </w:r>
-                </w:p>
-              </w:tc>
-            </w:tr>
-            <w:tr>
-              <w:tc>
-                <w:tcPr/>
-                <w:p>
-                  <w:pPr>
-                    <w:pStyle w:val="Compact"/>
-                    <w:jc w:val="center"/>
-                  </w:pPr>
-                  <w:r>
-                    <w:t xml:space="preserve">Teneguía</w:t>
-                  </w:r>
-                </w:p>
-              </w:tc>
-              <w:tc>
-                <w:tcPr/>
-                <w:p>
-                  <w:pPr>
-                    <w:pStyle w:val="Compact"/>
-                    <w:jc w:val="center"/>
-                  </w:pPr>
-                  <w:r>
-                    <w:t xml:space="preserve">1971</w:t>
-                  </w:r>
-                </w:p>
-              </w:tc>
-            </w:tr>
-            <w:tr>
-              <w:tc>
-                <w:tcPr/>
-                <w:p>
-                  <w:pPr>
-                    <w:pStyle w:val="Compact"/>
-                    <w:jc w:val="center"/>
-                  </w:pPr>
-                  <w:r>
-                    <w:t xml:space="preserve">Nambroque</w:t>
-                  </w:r>
-                </w:p>
-              </w:tc>
-              <w:tc>
-                <w:tcPr/>
-                <w:p>
-                  <w:pPr>
-                    <w:pStyle w:val="Compact"/>
-                    <w:jc w:val="center"/>
-                  </w:pPr>
-                  <w:r>
-                    <w:t xml:space="preserve">1949</w:t>
-                  </w:r>
-                </w:p>
-              </w:tc>
-            </w:tr>
-            <w:tr>
-              <w:tc>
-                <w:tcPr/>
-                <w:p>
-                  <w:pPr>
-                    <w:pStyle w:val="Compact"/>
-                    <w:jc w:val="center"/>
-                  </w:pPr>
-                  <w:r>
-                    <w:t xml:space="preserve">El Charco</w:t>
-                  </w:r>
-                </w:p>
-              </w:tc>
-              <w:tc>
-                <w:tcPr/>
-                <w:p>
-                  <w:pPr>
-                    <w:pStyle w:val="Compact"/>
-                    <w:jc w:val="center"/>
-                  </w:pPr>
-                  <w:r>
-                    <w:t xml:space="preserve">1712</w:t>
-                  </w:r>
-                </w:p>
-              </w:tc>
-            </w:tr>
-            <w:tr>
-              <w:tc>
-                <w:tcPr/>
-                <w:p>
-                  <w:pPr>
-                    <w:pStyle w:val="Compact"/>
-                    <w:jc w:val="center"/>
-                  </w:pPr>
-                  <w:r>
-                    <w:t xml:space="preserve">Volcán San Antonio</w:t>
-                  </w:r>
-                </w:p>
-              </w:tc>
-              <w:tc>
-                <w:tcPr/>
-                <w:p>
-                  <w:pPr>
-                    <w:pStyle w:val="Compact"/>
-                    <w:jc w:val="center"/>
-                  </w:pPr>
-                  <w:r>
-                    <w:t xml:space="preserve">1677</w:t>
-                  </w:r>
-                </w:p>
-              </w:tc>
-            </w:tr>
-            <w:tr>
-              <w:tc>
-                <w:tcPr/>
-                <w:p>
-                  <w:pPr>
-                    <w:pStyle w:val="Compact"/>
-                    <w:jc w:val="center"/>
-                  </w:pPr>
-                  <w:r>
-                    <w:t xml:space="preserve">Volcán San Martin</w:t>
-                  </w:r>
-                </w:p>
-              </w:tc>
-              <w:tc>
-                <w:tcPr/>
-                <w:p>
-                  <w:pPr>
-                    <w:pStyle w:val="Compact"/>
-                    <w:jc w:val="center"/>
-                  </w:pPr>
-                  <w:r>
-                    <w:t xml:space="preserve">1646</w:t>
-                  </w:r>
-                </w:p>
-              </w:tc>
-            </w:tr>
-            <w:tr>
-              <w:tc>
-                <w:tcPr/>
-                <w:p>
-                  <w:pPr>
-                    <w:pStyle w:val="Compact"/>
-                    <w:jc w:val="center"/>
-                  </w:pPr>
-                  <w:r>
-                    <w:t xml:space="preserve">Tajuya near El Paso</w:t>
-                  </w:r>
-                </w:p>
-              </w:tc>
-              <w:tc>
-                <w:tcPr/>
-                <w:p>
-                  <w:pPr>
-                    <w:pStyle w:val="Compact"/>
-                    <w:jc w:val="center"/>
-                  </w:pPr>
-                  <w:r>
-                    <w:t xml:space="preserve">1585</w:t>
-                  </w:r>
-                </w:p>
-              </w:tc>
-            </w:tr>
-            <w:tr>
-              <w:tc>
-                <w:tcPr/>
-                <w:p>
-                  <w:pPr>
-                    <w:pStyle w:val="Compact"/>
-                    <w:jc w:val="center"/>
-                  </w:pPr>
-                  <w:r>
-                    <w:t xml:space="preserve">Montaña Quemada</w:t>
-                  </w:r>
-                </w:p>
-              </w:tc>
-              <w:tc>
-                <w:tcPr/>
-                <w:p>
-                  <w:pPr>
-                    <w:pStyle w:val="Compact"/>
-                    <w:jc w:val="center"/>
-                  </w:pPr>
-                  <w:r>
-                    <w:t xml:space="preserve">1492</w:t>
-                  </w:r>
-                </w:p>
-              </w:tc>
-            </w:tr>
-          </w:tbl>
-          <w:bookmarkEnd w:id="16"/>
-          <w:p/>
+        <w:trPr>
+          <w:tblHeader w:val="on"/>
+        </w:trPr>
+        <w:tc>
+          <w:tcPr/>
+          <w:p>
+            <w:pPr>
+              <w:pStyle w:val="Compact"/>
+              <w:jc w:val="right"/>
+            </w:pPr>
+            <w:r>
+              <w:t xml:space="preserve">Year</w:t>
+            </w:r>
+          </w:p>
+        </w:tc>
+        <w:tc>
+          <w:tcPr/>
+          <w:p>
+            <w:pPr>
+              <w:pStyle w:val="Compact"/>
+              <w:jc w:val="left"/>
+            </w:pPr>
+            <w:r>
+              <w:t xml:space="preserve">Known Dogs</w:t>
+            </w:r>
+          </w:p>
+        </w:tc>
+        <w:tc>
+          <w:tcPr/>
+          <w:p>
+            <w:pPr>
+              <w:pStyle w:val="Compact"/>
+              <w:jc w:val="left"/>
+            </w:pPr>
+            <w:r>
+              <w:t xml:space="preserve">Impounded Dogs</w:t>
+            </w:r>
+          </w:p>
+        </w:tc>
+        <w:tc>
+          <w:tcPr/>
+          <w:p>
+            <w:pPr>
+              <w:pStyle w:val="Compact"/>
+              <w:jc w:val="right"/>
+            </w:pPr>
+            <w:r>
+              <w:t xml:space="preserve">Impound Rate</w:t>
+            </w:r>
+          </w:p>
+        </w:tc>
+      </w:tr>
+      <w:tr>
+        <w:tc>
+          <w:tcPr/>
+          <w:p>
+            <w:pPr>
+              <w:pStyle w:val="Compact"/>
+              <w:jc w:val="right"/>
+            </w:pPr>
+            <w:r>
+              <w:t xml:space="preserve">2025</w:t>
+            </w:r>
+          </w:p>
+        </w:tc>
+        <w:tc>
+          <w:tcPr/>
+          <w:p>
+            <w:pPr>
+              <w:pStyle w:val="Compact"/>
+              <w:jc w:val="left"/>
+            </w:pPr>
+            <w:r>
+              <w:t xml:space="preserve">131,123</w:t>
+            </w:r>
+          </w:p>
+        </w:tc>
+        <w:tc>
+          <w:tcPr/>
+          <w:p>
+            <w:pPr>
+              <w:pStyle w:val="Compact"/>
+              <w:jc w:val="left"/>
+            </w:pPr>
+            <w:r>
+              <w:t xml:space="preserve">10,214</w:t>
+            </w:r>
+          </w:p>
+        </w:tc>
+        <w:tc>
+          <w:tcPr/>
+          <w:p>
+            <w:pPr>
+              <w:pStyle w:val="Compact"/>
+              <w:jc w:val="right"/>
+            </w:pPr>
+            <w:r>
+              <w:t xml:space="preserve">77.9</w:t>
+            </w:r>
+          </w:p>
+        </w:tc>
+      </w:tr>
+      <w:tr>
+        <w:tc>
+          <w:tcPr/>
+          <w:p>
+            <w:pPr>
+              <w:pStyle w:val="Compact"/>
+              <w:jc w:val="right"/>
+            </w:pPr>
+            <w:r>
+              <w:t xml:space="preserve">2024</w:t>
+            </w:r>
+          </w:p>
+        </w:tc>
+        <w:tc>
+          <w:tcPr/>
+          <w:p>
+            <w:pPr>
+              <w:pStyle w:val="Compact"/>
+              <w:jc w:val="left"/>
+            </w:pPr>
+            <w:r>
+              <w:t xml:space="preserve">135,546</w:t>
+            </w:r>
+          </w:p>
+        </w:tc>
+        <w:tc>
+          <w:tcPr/>
+          <w:p>
+            <w:pPr>
+              <w:pStyle w:val="Compact"/>
+              <w:jc w:val="left"/>
+            </w:pPr>
+            <w:r>
+              <w:t xml:space="preserve">8,306</w:t>
+            </w:r>
+          </w:p>
+        </w:tc>
+        <w:tc>
+          <w:tcPr/>
+          <w:p>
+            <w:pPr>
+              <w:pStyle w:val="Compact"/>
+              <w:jc w:val="right"/>
+            </w:pPr>
+            <w:r>
+              <w:t xml:space="preserve">61.3</w:t>
+            </w:r>
+          </w:p>
+        </w:tc>
+      </w:tr>
+      <w:tr>
+        <w:tc>
+          <w:tcPr/>
+          <w:p>
+            <w:pPr>
+              <w:pStyle w:val="Compact"/>
+              <w:jc w:val="right"/>
+            </w:pPr>
+            <w:r>
+              <w:t xml:space="preserve">2023</w:t>
+            </w:r>
+          </w:p>
+        </w:tc>
+        <w:tc>
+          <w:tcPr/>
+          <w:p>
+            <w:pPr>
+              <w:pStyle w:val="Compact"/>
+              <w:jc w:val="left"/>
+            </w:pPr>
+            <w:r>
+              <w:t xml:space="preserve">131,795</w:t>
+            </w:r>
+          </w:p>
+        </w:tc>
+        <w:tc>
+          <w:tcPr/>
+          <w:p>
+            <w:pPr>
+              <w:pStyle w:val="Compact"/>
+              <w:jc w:val="left"/>
+            </w:pPr>
+            <w:r>
+              <w:t xml:space="preserve">6,596</w:t>
+            </w:r>
+          </w:p>
+        </w:tc>
+        <w:tc>
+          <w:tcPr/>
+          <w:p>
+            <w:pPr>
+              <w:pStyle w:val="Compact"/>
+              <w:jc w:val="right"/>
+            </w:pPr>
+            <w:r>
+              <w:t xml:space="preserve">50.0</w:t>
+            </w:r>
+          </w:p>
+        </w:tc>
+      </w:tr>
+      <w:tr>
+        <w:tc>
+          <w:tcPr/>
+          <w:p>
+            <w:pPr>
+              <w:pStyle w:val="Compact"/>
+              <w:jc w:val="right"/>
+            </w:pPr>
+            <w:r>
+              <w:t xml:space="preserve">2022</w:t>
+            </w:r>
+          </w:p>
+        </w:tc>
+        <w:tc>
+          <w:tcPr/>
+          <w:p>
+            <w:pPr>
+              <w:pStyle w:val="Compact"/>
+              <w:jc w:val="left"/>
+            </w:pPr>
+            <w:r>
+              <w:t xml:space="preserve">125,016</w:t>
+            </w:r>
+          </w:p>
+        </w:tc>
+        <w:tc>
+          <w:tcPr/>
+          <w:p>
+            <w:pPr>
+              <w:pStyle w:val="Compact"/>
+              <w:jc w:val="left"/>
+            </w:pPr>
+            <w:r>
+              <w:t xml:space="preserve">5,012</w:t>
+            </w:r>
+          </w:p>
+        </w:tc>
+        <w:tc>
+          <w:tcPr/>
+          <w:p>
+            <w:pPr>
+              <w:pStyle w:val="Compact"/>
+              <w:jc w:val="right"/>
+            </w:pPr>
+            <w:r>
+              <w:t xml:space="preserve">40.1</w:t>
+            </w:r>
+          </w:p>
+        </w:tc>
+      </w:tr>
+      <w:tr>
+        <w:tc>
+          <w:tcPr/>
+          <w:p>
+            <w:pPr>
+              <w:pStyle w:val="Compact"/>
+              <w:jc w:val="right"/>
+            </w:pPr>
+            <w:r>
+              <w:t xml:space="preserve">2021</w:t>
+            </w:r>
+          </w:p>
+        </w:tc>
+        <w:tc>
+          <w:tcPr/>
+          <w:p>
+            <w:pPr>
+              <w:pStyle w:val="Compact"/>
+              <w:jc w:val="left"/>
+            </w:pPr>
+            <w:r>
+              <w:t xml:space="preserve">118,552</w:t>
+            </w:r>
+          </w:p>
+        </w:tc>
+        <w:tc>
+          <w:tcPr/>
+          <w:p>
+            <w:pPr>
+              <w:pStyle w:val="Compact"/>
+              <w:jc w:val="left"/>
+            </w:pPr>
+            <w:r>
+              <w:t xml:space="preserve">5,228</w:t>
+            </w:r>
+          </w:p>
+        </w:tc>
+        <w:tc>
+          <w:tcPr/>
+          <w:p>
+            <w:pPr>
+              <w:pStyle w:val="Compact"/>
+              <w:jc w:val="right"/>
+            </w:pPr>
+            <w:r>
+              <w:t xml:space="preserve">44.1</w:t>
+            </w:r>
+          </w:p>
+        </w:tc>
+      </w:tr>
+      <w:tr>
+        <w:tc>
+          <w:tcPr/>
+          <w:p>
+            <w:pPr>
+              <w:pStyle w:val="Compact"/>
+              <w:jc w:val="right"/>
+            </w:pPr>
+            <w:r>
+              <w:t xml:space="preserve">2020</w:t>
+            </w:r>
+          </w:p>
+        </w:tc>
+        <w:tc>
+          <w:tcPr/>
+          <w:p>
+            <w:pPr>
+              <w:pStyle w:val="Compact"/>
+              <w:jc w:val="left"/>
+            </w:pPr>
+            <w:r>
+              <w:t xml:space="preserve">112,530</w:t>
+            </w:r>
+          </w:p>
+        </w:tc>
+        <w:tc>
+          <w:tcPr/>
+          <w:p>
+            <w:pPr>
+              <w:pStyle w:val="Compact"/>
+              <w:jc w:val="left"/>
+            </w:pPr>
+            <w:r>
+              <w:t xml:space="preserve">5,492</w:t>
+            </w:r>
+          </w:p>
+        </w:tc>
+        <w:tc>
+          <w:tcPr/>
+          <w:p>
+            <w:pPr>
+              <w:pStyle w:val="Compact"/>
+              <w:jc w:val="right"/>
+            </w:pPr>
+            <w:r>
+              <w:t xml:space="preserve">48.8</w:t>
+            </w:r>
+          </w:p>
+        </w:tc>
+      </w:tr>
+      <w:tr>
+        <w:tc>
+          <w:tcPr/>
+          <w:p>
+            <w:pPr>
+              <w:pStyle w:val="Compact"/>
+              <w:jc w:val="right"/>
+            </w:pPr>
+            <w:r>
+              <w:t xml:space="preserve">2019</w:t>
+            </w:r>
+          </w:p>
+        </w:tc>
+        <w:tc>
+          <w:tcPr/>
+          <w:p>
+            <w:pPr>
+              <w:pStyle w:val="Compact"/>
+              <w:jc w:val="left"/>
+            </w:pPr>
+            <w:r>
+              <w:t xml:space="preserve">110,969</w:t>
+            </w:r>
+          </w:p>
+        </w:tc>
+        <w:tc>
+          <w:tcPr/>
+          <w:p>
+            <w:pPr>
+              <w:pStyle w:val="Compact"/>
+              <w:jc w:val="left"/>
+            </w:pPr>
+            <w:r>
+              <w:t xml:space="preserve">6,833</w:t>
+            </w:r>
+          </w:p>
+        </w:tc>
+        <w:tc>
+          <w:tcPr/>
+          <w:p>
+            <w:pPr>
+              <w:pStyle w:val="Compact"/>
+              <w:jc w:val="right"/>
+            </w:pPr>
+            <w:r>
+              <w:t xml:space="preserve">61.6</w:t>
+            </w:r>
+          </w:p>
+        </w:tc>
+      </w:tr>
+      <w:tr>
+        <w:tc>
+          <w:tcPr/>
+          <w:p>
+            <w:pPr>
+              <w:pStyle w:val="Compact"/>
+              <w:jc w:val="right"/>
+            </w:pPr>
+            <w:r>
+              <w:t xml:space="preserve">2018</w:t>
+            </w:r>
+          </w:p>
+        </w:tc>
+        <w:tc>
+          <w:tcPr/>
+          <w:p>
+            <w:pPr>
+              <w:pStyle w:val="Compact"/>
+              <w:jc w:val="left"/>
+            </w:pPr>
+            <w:r>
+              <w:t xml:space="preserve">110,012</w:t>
+            </w:r>
+          </w:p>
+        </w:tc>
+        <w:tc>
+          <w:tcPr/>
+          <w:p>
+            <w:pPr>
+              <w:pStyle w:val="Compact"/>
+              <w:jc w:val="left"/>
+            </w:pPr>
+            <w:r>
+              <w:t xml:space="preserve">7,457</w:t>
+            </w:r>
+          </w:p>
+        </w:tc>
+        <w:tc>
+          <w:tcPr/>
+          <w:p>
+            <w:pPr>
+              <w:pStyle w:val="Compact"/>
+              <w:jc w:val="right"/>
+            </w:pPr>
+            <w:r>
+              <w:t xml:space="preserve">67.8</w:t>
+            </w:r>
+          </w:p>
+        </w:tc>
+      </w:tr>
+      <w:tr>
+        <w:tc>
+          <w:tcPr/>
+          <w:p>
+            <w:pPr>
+              <w:pStyle w:val="Compact"/>
+              <w:jc w:val="right"/>
+            </w:pPr>
+            <w:r>
+              <w:t xml:space="preserve">2017</w:t>
+            </w:r>
+          </w:p>
+        </w:tc>
+        <w:tc>
+          <w:tcPr/>
+          <w:p>
+            <w:pPr>
+              <w:pStyle w:val="Compact"/>
+              <w:jc w:val="left"/>
+            </w:pPr>
+            <w:r>
+              <w:t xml:space="preserve">115,544</w:t>
+            </w:r>
+          </w:p>
+        </w:tc>
+        <w:tc>
+          <w:tcPr/>
+          <w:p>
+            <w:pPr>
+              <w:pStyle w:val="Compact"/>
+              <w:jc w:val="left"/>
+            </w:pPr>
+            <w:r>
+              <w:t xml:space="preserve">8,416</w:t>
+            </w:r>
+          </w:p>
+        </w:tc>
+        <w:tc>
+          <w:tcPr/>
+          <w:p>
+            <w:pPr>
+              <w:pStyle w:val="Compact"/>
+              <w:jc w:val="right"/>
+            </w:pPr>
+            <w:r>
+              <w:t xml:space="preserve">72.8</w:t>
+            </w:r>
+          </w:p>
+        </w:tc>
+      </w:tr>
+      <w:tr>
+        <w:tc>
+          <w:tcPr/>
+          <w:p>
+            <w:pPr>
+              <w:pStyle w:val="Compact"/>
+              <w:jc w:val="right"/>
+            </w:pPr>
+            <w:r>
+              <w:t xml:space="preserve">2016</w:t>
+            </w:r>
+          </w:p>
+        </w:tc>
+        <w:tc>
+          <w:tcPr/>
+          <w:p>
+            <w:pPr>
+              <w:pStyle w:val="Compact"/>
+              <w:jc w:val="left"/>
+            </w:pPr>
+            <w:r>
+              <w:t xml:space="preserve">114,519</w:t>
+            </w:r>
+          </w:p>
+        </w:tc>
+        <w:tc>
+          <w:tcPr/>
+          <w:p>
+            <w:pPr>
+              <w:pStyle w:val="Compact"/>
+              <w:jc w:val="left"/>
+            </w:pPr>
+            <w:r>
+              <w:t xml:space="preserve">8,614</w:t>
+            </w:r>
+          </w:p>
+        </w:tc>
+        <w:tc>
+          <w:tcPr/>
+          <w:p>
+            <w:pPr>
+              <w:pStyle w:val="Compact"/>
+              <w:jc w:val="right"/>
+            </w:pPr>
+            <w:r>
+              <w:t xml:space="preserve">75.2</w:t>
+            </w:r>
+          </w:p>
+        </w:tc>
+      </w:tr>
+      <w:tr>
+        <w:tc>
+          <w:tcPr/>
+          <w:p>
+            <w:pPr>
+              <w:pStyle w:val="Compact"/>
+              <w:jc w:val="right"/>
+            </w:pPr>
+            <w:r>
+              <w:t xml:space="preserve">2015</w:t>
+            </w:r>
+          </w:p>
+        </w:tc>
+        <w:tc>
+          <w:tcPr/>
+          <w:p>
+            <w:pPr>
+              <w:pStyle w:val="Compact"/>
+              <w:jc w:val="left"/>
+            </w:pPr>
+            <w:r>
+              <w:t xml:space="preserve">109,840</w:t>
+            </w:r>
+          </w:p>
+        </w:tc>
+        <w:tc>
+          <w:tcPr/>
+          <w:p>
+            <w:pPr>
+              <w:pStyle w:val="Compact"/>
+              <w:jc w:val="left"/>
+            </w:pPr>
+            <w:r>
+              <w:t xml:space="preserve">9,432</w:t>
+            </w:r>
+          </w:p>
+        </w:tc>
+        <w:tc>
+          <w:tcPr/>
+          <w:p>
+            <w:pPr>
+              <w:pStyle w:val="Compact"/>
+              <w:jc w:val="right"/>
+            </w:pPr>
+            <w:r>
+              <w:t xml:space="preserve">85.9</w:t>
+            </w:r>
+          </w:p>
+        </w:tc>
+      </w:tr>
+      <w:tr>
+        <w:tc>
+          <w:tcPr/>
+          <w:p>
+            <w:pPr>
+              <w:pStyle w:val="Compact"/>
+              <w:jc w:val="right"/>
+            </w:pPr>
+            <w:r>
+              <w:t xml:space="preserve">2014</w:t>
+            </w:r>
+          </w:p>
+        </w:tc>
+        <w:tc>
+          <w:tcPr/>
+          <w:p>
+            <w:pPr>
+              <w:pStyle w:val="Compact"/>
+              <w:jc w:val="left"/>
+            </w:pPr>
+            <w:r>
+              <w:t xml:space="preserve">105,095</w:t>
+            </w:r>
+          </w:p>
+        </w:tc>
+        <w:tc>
+          <w:tcPr/>
+          <w:p>
+            <w:pPr>
+              <w:pStyle w:val="Compact"/>
+              <w:jc w:val="left"/>
+            </w:pPr>
+            <w:r>
+              <w:t xml:space="preserve">7,373</w:t>
+            </w:r>
+          </w:p>
+        </w:tc>
+        <w:tc>
+          <w:tcPr/>
+          <w:p>
+            <w:pPr>
+              <w:pStyle w:val="Compact"/>
+              <w:jc w:val="right"/>
+            </w:pPr>
+            <w:r>
+              <w:t xml:space="preserve">70.2</w:t>
+            </w:r>
+          </w:p>
         </w:tc>
       </w:tr>
     </w:tbl>
-    <w:p>
-      <w:pPr>
-        <w:pStyle w:val="BodyText"/>
-      </w:pPr>
-      <w:hyperlink w:anchor="tbl-history">
-        <w:r>
-          <w:rPr>
-            <w:rStyle w:val="Hyperlink"/>
-          </w:rPr>
-          <w:t xml:space="preserve">Table 1</w:t>
-        </w:r>
-      </w:hyperlink>
-      <w:r>
-        <w:t xml:space="preserve"> </w:t>
-      </w:r>
-      <w:r>
-        <w:t xml:space="preserve">summarises the eruptions recorded since the colonization of the islands by Europeans in the late 1400s.</w:t>
-      </w:r>
-    </w:p>
-    <w:tbl>
-      <w:tblPr>
-        <w:tblStyle w:val="Table"/>
-        <w:tblW w:type="pct" w:w="5000"/>
-        <w:tblLayout w:type="fixed"/>
-        <w:tblLook w:firstRow="0" w:lastRow="0" w:firstColumn="0" w:lastColumn="0" w:noHBand="0" w:noVBand="0" w:val="0000"/>
-      </w:tblPr>
-      <w:tblGrid>
-        <w:gridCol w:w="7920"/>
-      </w:tblGrid>
-      <w:tr>
-        <w:tc>
-          <w:tcPr/>
-          <w:bookmarkStart w:id="20" w:name="fig-map"/>
-          <w:p>
-            <w:pPr>
-              <w:pStyle w:val="Compact"/>
-              <w:jc w:val="center"/>
-            </w:pPr>
-            <w:r>
-              <w:drawing>
-                <wp:inline>
-                  <wp:extent cx="5334000" cy="2369740"/>
-                  <wp:effectExtent b="0" l="0" r="0" t="0"/>
-                  <wp:docPr descr="" title="" id="18" name="Picture"/>
-                  <a:graphic>
-                    <a:graphicData uri="http://schemas.openxmlformats.org/drawingml/2006/picture">
-                      <pic:pic>
-                        <pic:nvPicPr>
-                          <pic:cNvPr descr="images/la-palma-map.png" id="19" name="Picture"/>
-                          <pic:cNvPicPr>
-                            <a:picLocks noChangeArrowheads="1" noChangeAspect="1"/>
-                          </pic:cNvPicPr>
-                        </pic:nvPicPr>
-                        <pic:blipFill>
-                          <a:blip r:embed="rId17"/>
-                          <a:stretch>
-                            <a:fillRect/>
-                          </a:stretch>
-                        </pic:blipFill>
-                        <pic:spPr bwMode="auto">
-                          <a:xfrm>
-                            <a:off x="0" y="0"/>
-                            <a:ext cx="5334000" cy="2369740"/>
-                          </a:xfrm>
-                          <a:prstGeom prst="rect">
-                            <a:avLst/>
-                          </a:prstGeom>
-                          <a:noFill/>
-                          <a:ln w="9525">
-                            <a:noFill/>
-                            <a:headEnd/>
-                            <a:tailEnd/>
-                          </a:ln>
-                        </pic:spPr>
-                      </pic:pic>
-                    </a:graphicData>
-                  </a:graphic>
-                </wp:inline>
-              </w:drawing>
-            </w:r>
-          </w:p>
-          <w:p>
-            <w:pPr>
-              <w:jc w:val="center"/>
-            </w:pPr>
-            <w:pPr>
-              <w:jc w:val="left"/>
-              <w:spacing w:before="200"/>
-              <w:pStyle w:val="ImageCaption"/>
-            </w:pPr>
-            <w:r>
-              <w:t xml:space="preserve">Figure 2: Map of La Palma</w:t>
-            </w:r>
-          </w:p>
-          <w:bookmarkEnd w:id="20"/>
-        </w:tc>
-      </w:tr>
-    </w:tbl>
-    <w:p>
-      <w:pPr>
-        <w:pStyle w:val="BodyText"/>
-      </w:pPr>
-      <w:r>
-        <w:t xml:space="preserve">La Palma is one of the west most islands in the Volcanic Archipelago of the Canary Islands (</w:t>
-      </w:r>
-      <w:hyperlink w:anchor="fig-map">
-        <w:r>
-          <w:rPr>
-            <w:rStyle w:val="Hyperlink"/>
-          </w:rPr>
-          <w:t xml:space="preserve">Figure 2</w:t>
-        </w:r>
-      </w:hyperlink>
-      <w:r>
-        <w:t xml:space="preserve">).</w:t>
-      </w:r>
-    </w:p>
-    <w:tbl>
-      <w:tblPr>
-        <w:tblStyle w:val="Table"/>
-        <w:tblW w:type="pct" w:w="5000"/>
-        <w:tblLayout w:type="fixed"/>
-        <w:tblLook w:firstRow="0" w:lastRow="0" w:firstColumn="0" w:lastColumn="0" w:noHBand="0" w:noVBand="0" w:val="0000"/>
-      </w:tblPr>
-      <w:tblGrid>
-        <w:gridCol w:w="7920"/>
-      </w:tblGrid>
-      <w:tr>
-        <w:tc>
-          <w:tcPr/>
-          <w:bookmarkStart w:id="24" w:name="fig-spatial-plot"/>
-          <w:p>
-            <w:pPr>
-              <w:pStyle w:val="Compact"/>
-              <w:jc w:val="center"/>
-            </w:pPr>
-            <w:r>
-              <w:drawing>
-                <wp:inline>
-                  <wp:extent cx="5334000" cy="3810000"/>
-                  <wp:effectExtent b="0" l="0" r="0" t="0"/>
-                  <wp:docPr descr="" title="" id="22" name="Picture"/>
-                  <a:graphic>
-                    <a:graphicData uri="http://schemas.openxmlformats.org/drawingml/2006/picture">
-                      <pic:pic>
-                        <pic:nvPicPr>
-                          <pic:cNvPr descr="index_files/figure-docx/notebooks-explore-earthquakes-fig-spatial-plot-output-1.png" id="23" name="Picture"/>
-                          <pic:cNvPicPr>
-                            <a:picLocks noChangeArrowheads="1" noChangeAspect="1"/>
-                          </pic:cNvPicPr>
-                        </pic:nvPicPr>
-                        <pic:blipFill>
-                          <a:blip r:embed="rId21"/>
-                          <a:stretch>
-                            <a:fillRect/>
-                          </a:stretch>
-                        </pic:blipFill>
-                        <pic:spPr bwMode="auto">
-                          <a:xfrm>
-                            <a:off x="0" y="0"/>
-                            <a:ext cx="5334000" cy="3810000"/>
-                          </a:xfrm>
-                          <a:prstGeom prst="rect">
-                            <a:avLst/>
-                          </a:prstGeom>
-                          <a:noFill/>
-                          <a:ln w="9525">
-                            <a:noFill/>
-                            <a:headEnd/>
-                            <a:tailEnd/>
-                          </a:ln>
-                        </pic:spPr>
-                      </pic:pic>
-                    </a:graphicData>
-                  </a:graphic>
-                </wp:inline>
-              </w:drawing>
-            </w:r>
-          </w:p>
-          <w:p>
-            <w:pPr>
-              <w:jc w:val="center"/>
-            </w:pPr>
-            <w:pPr>
-              <w:jc w:val="left"/>
-              <w:spacing w:before="200"/>
-              <w:pStyle w:val="ImageCaption"/>
-            </w:pPr>
-            <w:r>
-              <w:t xml:space="preserve">Figure 3: Locations of earthquakes on La Palma since 2017</w:t>
-            </w:r>
-          </w:p>
-          <w:bookmarkEnd w:id="24"/>
-        </w:tc>
-      </w:tr>
-    </w:tbl>
+    <w:bookmarkEnd w:id="24"/>
     <w:p>
       <w:pPr>
         <w:pStyle w:val="BodyText"/>
@@ -972,7 +2769,7 @@
             <w:rStyle w:val="Hyperlink"/>
             <w:vertAlign w:val="subscript"/>
           </w:rPr>
-          <w:t xml:space="preserve">Explore Earthquakes</w:t>
+          <w:t xml:space="preserve">Data Analysis</w:t>
         </w:r>
       </w:hyperlink>
     </w:p>
@@ -980,95 +2777,3705 @@
       <w:pPr>
         <w:pStyle w:val="BodyText"/>
       </w:pPr>
-      <w:hyperlink w:anchor="fig-spatial-plot">
+      <w:r>
+        <w:t xml:space="preserve">The rate of impounds differed markedly by breed, with a 3 times difference even within the top 10.</w:t>
+      </w:r>
+    </w:p>
+    <w:bookmarkStart w:id="26" w:name="impounds-breed"/>
+    <w:tbl>
+      <w:tblPr>
+        <w:tblStyle w:val="Table"/>
+        <w:tblW w:type="auto" w:w="0"/>
+        <w:tblLook w:firstRow="1" w:lastRow="0" w:firstColumn="0" w:lastColumn="0" w:noHBand="0" w:noVBand="0" w:val="0020"/>
+      </w:tblPr>
+      <w:tblGrid>
+        <w:gridCol w:w="1980"/>
+        <w:gridCol w:w="1980"/>
+        <w:gridCol w:w="1980"/>
+        <w:gridCol w:w="1980"/>
+      </w:tblGrid>
+      <w:tr>
+        <w:trPr>
+          <w:tblHeader w:val="on"/>
+        </w:trPr>
+        <w:tc>
+          <w:tcPr/>
+          <w:p>
+            <w:pPr>
+              <w:pStyle w:val="Compact"/>
+              <w:jc w:val="left"/>
+            </w:pPr>
+            <w:r>
+              <w:t xml:space="preserve">Breed</w:t>
+            </w:r>
+          </w:p>
+        </w:tc>
+        <w:tc>
+          <w:tcPr/>
+          <w:p>
+            <w:pPr>
+              <w:pStyle w:val="Compact"/>
+              <w:jc w:val="left"/>
+            </w:pPr>
+            <w:r>
+              <w:t xml:space="preserve">Impounds</w:t>
+            </w:r>
+          </w:p>
+        </w:tc>
+        <w:tc>
+          <w:tcPr/>
+          <w:p>
+            <w:pPr>
+              <w:pStyle w:val="Compact"/>
+              <w:jc w:val="left"/>
+            </w:pPr>
+            <w:r>
+              <w:t xml:space="preserve">Population</w:t>
+            </w:r>
+          </w:p>
+        </w:tc>
+        <w:tc>
+          <w:tcPr/>
+          <w:p>
+            <w:pPr>
+              <w:pStyle w:val="Compact"/>
+              <w:jc w:val="right"/>
+            </w:pPr>
+            <w:r>
+              <w:t xml:space="preserve">Impound Rate</w:t>
+            </w:r>
+          </w:p>
+        </w:tc>
+      </w:tr>
+      <w:tr>
+        <w:tc>
+          <w:tcPr/>
+          <w:p>
+            <w:pPr>
+              <w:pStyle w:val="Compact"/>
+              <w:jc w:val="left"/>
+            </w:pPr>
+            <w:r>
+              <w:t xml:space="preserve">Mastiff</w:t>
+            </w:r>
+          </w:p>
+        </w:tc>
+        <w:tc>
+          <w:tcPr/>
+          <w:p>
+            <w:pPr>
+              <w:pStyle w:val="Compact"/>
+              <w:jc w:val="left"/>
+            </w:pPr>
+            <w:r>
+              <w:t xml:space="preserve">486</w:t>
+            </w:r>
+          </w:p>
+        </w:tc>
+        <w:tc>
+          <w:tcPr/>
+          <w:p>
+            <w:pPr>
+              <w:pStyle w:val="Compact"/>
+              <w:jc w:val="left"/>
+            </w:pPr>
+            <w:r>
+              <w:t xml:space="preserve">1,526</w:t>
+            </w:r>
+          </w:p>
+        </w:tc>
+        <w:tc>
+          <w:tcPr/>
+          <w:p>
+            <w:pPr>
+              <w:pStyle w:val="Compact"/>
+              <w:jc w:val="right"/>
+            </w:pPr>
+            <w:r>
+              <w:t xml:space="preserve">318.5</w:t>
+            </w:r>
+          </w:p>
+        </w:tc>
+      </w:tr>
+      <w:tr>
+        <w:tc>
+          <w:tcPr/>
+          <w:p>
+            <w:pPr>
+              <w:pStyle w:val="Compact"/>
+              <w:jc w:val="left"/>
+            </w:pPr>
+            <w:r>
+              <w:t xml:space="preserve">Staffordshire Bull Terrier</w:t>
+            </w:r>
+          </w:p>
+        </w:tc>
+        <w:tc>
+          <w:tcPr/>
+          <w:p>
+            <w:pPr>
+              <w:pStyle w:val="Compact"/>
+              <w:jc w:val="left"/>
+            </w:pPr>
+            <w:r>
+              <w:t xml:space="preserve">1,972</w:t>
+            </w:r>
+          </w:p>
+        </w:tc>
+        <w:tc>
+          <w:tcPr/>
+          <w:p>
+            <w:pPr>
+              <w:pStyle w:val="Compact"/>
+              <w:jc w:val="left"/>
+            </w:pPr>
+            <w:r>
+              <w:t xml:space="preserve">8,474</w:t>
+            </w:r>
+          </w:p>
+        </w:tc>
+        <w:tc>
+          <w:tcPr/>
+          <w:p>
+            <w:pPr>
+              <w:pStyle w:val="Compact"/>
+              <w:jc w:val="right"/>
+            </w:pPr>
+            <w:r>
+              <w:t xml:space="preserve">232.7</w:t>
+            </w:r>
+          </w:p>
+        </w:tc>
+      </w:tr>
+      <w:tr>
+        <w:tc>
+          <w:tcPr/>
+          <w:p>
+            <w:pPr>
+              <w:pStyle w:val="Compact"/>
+              <w:jc w:val="left"/>
+            </w:pPr>
+            <w:r>
+              <w:t xml:space="preserve">Shar Pei</w:t>
+            </w:r>
+          </w:p>
+        </w:tc>
+        <w:tc>
+          <w:tcPr/>
+          <w:p>
+            <w:pPr>
+              <w:pStyle w:val="Compact"/>
+              <w:jc w:val="left"/>
+            </w:pPr>
+            <w:r>
+              <w:t xml:space="preserve">494</w:t>
+            </w:r>
+          </w:p>
+        </w:tc>
+        <w:tc>
+          <w:tcPr/>
+          <w:p>
+            <w:pPr>
+              <w:pStyle w:val="Compact"/>
+              <w:jc w:val="left"/>
+            </w:pPr>
+            <w:r>
+              <w:t xml:space="preserve">2,445</w:t>
+            </w:r>
+          </w:p>
+        </w:tc>
+        <w:tc>
+          <w:tcPr/>
+          <w:p>
+            <w:pPr>
+              <w:pStyle w:val="Compact"/>
+              <w:jc w:val="right"/>
+            </w:pPr>
+            <w:r>
+              <w:t xml:space="preserve">202.0</w:t>
+            </w:r>
+          </w:p>
+        </w:tc>
+      </w:tr>
+      <w:tr>
+        <w:tc>
+          <w:tcPr/>
+          <w:p>
+            <w:pPr>
+              <w:pStyle w:val="Compact"/>
+              <w:jc w:val="left"/>
+            </w:pPr>
+            <w:r>
+              <w:t xml:space="preserve">American Bulldog</w:t>
+            </w:r>
+          </w:p>
+        </w:tc>
+        <w:tc>
+          <w:tcPr/>
+          <w:p>
+            <w:pPr>
+              <w:pStyle w:val="Compact"/>
+              <w:jc w:val="left"/>
+            </w:pPr>
+            <w:r>
+              <w:t xml:space="preserve">285</w:t>
+            </w:r>
+          </w:p>
+        </w:tc>
+        <w:tc>
+          <w:tcPr/>
+          <w:p>
+            <w:pPr>
+              <w:pStyle w:val="Compact"/>
+              <w:jc w:val="left"/>
+            </w:pPr>
+            <w:r>
+              <w:t xml:space="preserve">1,707</w:t>
+            </w:r>
+          </w:p>
+        </w:tc>
+        <w:tc>
+          <w:tcPr/>
+          <w:p>
+            <w:pPr>
+              <w:pStyle w:val="Compact"/>
+              <w:jc w:val="right"/>
+            </w:pPr>
+            <w:r>
+              <w:t xml:space="preserve">167.0</w:t>
+            </w:r>
+          </w:p>
+        </w:tc>
+      </w:tr>
+      <w:tr>
+        <w:tc>
+          <w:tcPr/>
+          <w:p>
+            <w:pPr>
+              <w:pStyle w:val="Compact"/>
+              <w:jc w:val="left"/>
+            </w:pPr>
+            <w:r>
+              <w:t xml:space="preserve">American Staffordshire Terrier</w:t>
+            </w:r>
+          </w:p>
+        </w:tc>
+        <w:tc>
+          <w:tcPr/>
+          <w:p>
+            <w:pPr>
+              <w:pStyle w:val="Compact"/>
+              <w:jc w:val="left"/>
+            </w:pPr>
+            <w:r>
+              <w:t xml:space="preserve">336</w:t>
+            </w:r>
+          </w:p>
+        </w:tc>
+        <w:tc>
+          <w:tcPr/>
+          <w:p>
+            <w:pPr>
+              <w:pStyle w:val="Compact"/>
+              <w:jc w:val="left"/>
+            </w:pPr>
+            <w:r>
+              <w:t xml:space="preserve">2,297</w:t>
+            </w:r>
+          </w:p>
+        </w:tc>
+        <w:tc>
+          <w:tcPr/>
+          <w:p>
+            <w:pPr>
+              <w:pStyle w:val="Compact"/>
+              <w:jc w:val="right"/>
+            </w:pPr>
+            <w:r>
+              <w:t xml:space="preserve">146.3</w:t>
+            </w:r>
+          </w:p>
+        </w:tc>
+      </w:tr>
+      <w:tr>
+        <w:tc>
+          <w:tcPr/>
+          <w:p>
+            <w:pPr>
+              <w:pStyle w:val="Compact"/>
+              <w:jc w:val="left"/>
+            </w:pPr>
+            <w:r>
+              <w:t xml:space="preserve">Bearded Collie</w:t>
+            </w:r>
+          </w:p>
+        </w:tc>
+        <w:tc>
+          <w:tcPr/>
+          <w:p>
+            <w:pPr>
+              <w:pStyle w:val="Compact"/>
+              <w:jc w:val="left"/>
+            </w:pPr>
+            <w:r>
+              <w:t xml:space="preserve">91</w:t>
+            </w:r>
+          </w:p>
+        </w:tc>
+        <w:tc>
+          <w:tcPr/>
+          <w:p>
+            <w:pPr>
+              <w:pStyle w:val="Compact"/>
+              <w:jc w:val="left"/>
+            </w:pPr>
+            <w:r>
+              <w:t xml:space="preserve">673</w:t>
+            </w:r>
+          </w:p>
+        </w:tc>
+        <w:tc>
+          <w:tcPr/>
+          <w:p>
+            <w:pPr>
+              <w:pStyle w:val="Compact"/>
+              <w:jc w:val="right"/>
+            </w:pPr>
+            <w:r>
+              <w:t xml:space="preserve">135.2</w:t>
+            </w:r>
+          </w:p>
+        </w:tc>
+      </w:tr>
+      <w:tr>
+        <w:tc>
+          <w:tcPr/>
+          <w:p>
+            <w:pPr>
+              <w:pStyle w:val="Compact"/>
+              <w:jc w:val="left"/>
+            </w:pPr>
+            <w:r>
+              <w:t xml:space="preserve">Siberian Husky</w:t>
+            </w:r>
+          </w:p>
+        </w:tc>
+        <w:tc>
+          <w:tcPr/>
+          <w:p>
+            <w:pPr>
+              <w:pStyle w:val="Compact"/>
+              <w:jc w:val="left"/>
+            </w:pPr>
+            <w:r>
+              <w:t xml:space="preserve">149</w:t>
+            </w:r>
+          </w:p>
+        </w:tc>
+        <w:tc>
+          <w:tcPr/>
+          <w:p>
+            <w:pPr>
+              <w:pStyle w:val="Compact"/>
+              <w:jc w:val="left"/>
+            </w:pPr>
+            <w:r>
+              <w:t xml:space="preserve">1,330</w:t>
+            </w:r>
+          </w:p>
+        </w:tc>
+        <w:tc>
+          <w:tcPr/>
+          <w:p>
+            <w:pPr>
+              <w:pStyle w:val="Compact"/>
+              <w:jc w:val="right"/>
+            </w:pPr>
+            <w:r>
+              <w:t xml:space="preserve">112.0</w:t>
+            </w:r>
+          </w:p>
+        </w:tc>
+      </w:tr>
+      <w:tr>
+        <w:tc>
+          <w:tcPr/>
+          <w:p>
+            <w:pPr>
+              <w:pStyle w:val="Compact"/>
+              <w:jc w:val="left"/>
+            </w:pPr>
+            <w:r>
+              <w:t xml:space="preserve">Catahoula Leopard</w:t>
+            </w:r>
+          </w:p>
+        </w:tc>
+        <w:tc>
+          <w:tcPr/>
+          <w:p>
+            <w:pPr>
+              <w:pStyle w:val="Compact"/>
+              <w:jc w:val="left"/>
+            </w:pPr>
+            <w:r>
+              <w:t xml:space="preserve">24</w:t>
+            </w:r>
+          </w:p>
+        </w:tc>
+        <w:tc>
+          <w:tcPr/>
+          <w:p>
+            <w:pPr>
+              <w:pStyle w:val="Compact"/>
+              <w:jc w:val="left"/>
+            </w:pPr>
+            <w:r>
+              <w:t xml:space="preserve">228</w:t>
+            </w:r>
+          </w:p>
+        </w:tc>
+        <w:tc>
+          <w:tcPr/>
+          <w:p>
+            <w:pPr>
+              <w:pStyle w:val="Compact"/>
+              <w:jc w:val="right"/>
+            </w:pPr>
+            <w:r>
+              <w:t xml:space="preserve">105.3</w:t>
+            </w:r>
+          </w:p>
+        </w:tc>
+      </w:tr>
+      <w:tr>
+        <w:tc>
+          <w:tcPr/>
+          <w:p>
+            <w:pPr>
+              <w:pStyle w:val="Compact"/>
+              <w:jc w:val="left"/>
+            </w:pPr>
+            <w:r>
+              <w:t xml:space="preserve">Neapolitan Mastiff</w:t>
+            </w:r>
+          </w:p>
+        </w:tc>
+        <w:tc>
+          <w:tcPr/>
+          <w:p>
+            <w:pPr>
+              <w:pStyle w:val="Compact"/>
+              <w:jc w:val="left"/>
+            </w:pPr>
+            <w:r>
+              <w:t xml:space="preserve">29</w:t>
+            </w:r>
+          </w:p>
+        </w:tc>
+        <w:tc>
+          <w:tcPr/>
+          <w:p>
+            <w:pPr>
+              <w:pStyle w:val="Compact"/>
+              <w:jc w:val="left"/>
+            </w:pPr>
+            <w:r>
+              <w:t xml:space="preserve">293</w:t>
+            </w:r>
+          </w:p>
+        </w:tc>
+        <w:tc>
+          <w:tcPr/>
+          <w:p>
+            <w:pPr>
+              <w:pStyle w:val="Compact"/>
+              <w:jc w:val="right"/>
+            </w:pPr>
+            <w:r>
+              <w:t xml:space="preserve">99.0</w:t>
+            </w:r>
+          </w:p>
+        </w:tc>
+      </w:tr>
+      <w:tr>
+        <w:tc>
+          <w:tcPr/>
+          <w:p>
+            <w:pPr>
+              <w:pStyle w:val="Compact"/>
+              <w:jc w:val="left"/>
+            </w:pPr>
+            <w:r>
+              <w:t xml:space="preserve">Huntaway</w:t>
+            </w:r>
+          </w:p>
+        </w:tc>
+        <w:tc>
+          <w:tcPr/>
+          <w:p>
+            <w:pPr>
+              <w:pStyle w:val="Compact"/>
+              <w:jc w:val="left"/>
+            </w:pPr>
+            <w:r>
+              <w:t xml:space="preserve">300</w:t>
+            </w:r>
+          </w:p>
+        </w:tc>
+        <w:tc>
+          <w:tcPr/>
+          <w:p>
+            <w:pPr>
+              <w:pStyle w:val="Compact"/>
+              <w:jc w:val="left"/>
+            </w:pPr>
+            <w:r>
+              <w:t xml:space="preserve">3,191</w:t>
+            </w:r>
+          </w:p>
+        </w:tc>
+        <w:tc>
+          <w:tcPr/>
+          <w:p>
+            <w:pPr>
+              <w:pStyle w:val="Compact"/>
+              <w:jc w:val="right"/>
+            </w:pPr>
+            <w:r>
+              <w:t xml:space="preserve">94.0</w:t>
+            </w:r>
+          </w:p>
+        </w:tc>
+      </w:tr>
+    </w:tbl>
+    <w:bookmarkEnd w:id="26"/>
+    <w:p>
+      <w:pPr>
+        <w:pStyle w:val="BodyText"/>
+      </w:pPr>
+      <w:r>
+        <w:rPr>
+          <w:vertAlign w:val="subscript"/>
+        </w:rPr>
+        <w:t xml:space="preserve">Source:</w:t>
+      </w:r>
+      <w:r>
+        <w:rPr>
+          <w:vertAlign w:val="subscript"/>
+        </w:rPr>
+        <w:t xml:space="preserve"> </w:t>
+      </w:r>
+      <w:hyperlink r:id="rId27">
+        <w:r>
+          <w:rPr>
+            <w:rStyle w:val="Hyperlink"/>
+            <w:vertAlign w:val="subscript"/>
+          </w:rPr>
+          <w:t xml:space="preserve">Data Analysis</w:t>
+        </w:r>
+      </w:hyperlink>
+    </w:p>
+    <w:p>
+      <w:pPr>
+        <w:pStyle w:val="BodyText"/>
+      </w:pPr>
+      <w:r>
+        <w:t xml:space="preserve">The proportion of impounded dogs that were euthanised was steadily dropping between 2014 and 2021, when it reached a low of 21.7%. However, since then it climbed dramatically to reach 60.8% in 2025.</w:t>
+      </w:r>
+    </w:p>
+    <w:p>
+      <w:pPr>
+        <w:pStyle w:val="BodyText"/>
+      </w:pPr>
+      <w:bookmarkStart w:id="31" w:name="impound-outcome"/>
+      <w:r>
+        <w:drawing>
+          <wp:inline>
+            <wp:extent cx="5334000" cy="3810000"/>
+            <wp:effectExtent b="0" l="0" r="0" t="0"/>
+            <wp:docPr descr="" title="" id="29" name="Picture"/>
+            <a:graphic>
+              <a:graphicData uri="http://schemas.openxmlformats.org/drawingml/2006/picture">
+                <pic:pic>
+                  <pic:nvPicPr>
+                    <pic:cNvPr descr="index_files/figure-docx/notebooks-data-analysis-impound-outcome-output-2.png" id="30" name="Picture"/>
+                    <pic:cNvPicPr>
+                      <a:picLocks noChangeArrowheads="1" noChangeAspect="1"/>
+                    </pic:cNvPicPr>
+                  </pic:nvPicPr>
+                  <pic:blipFill>
+                    <a:blip r:embed="rId28"/>
+                    <a:stretch>
+                      <a:fillRect/>
+                    </a:stretch>
+                  </pic:blipFill>
+                  <pic:spPr bwMode="auto">
+                    <a:xfrm>
+                      <a:off x="0" y="0"/>
+                      <a:ext cx="5334000" cy="3810000"/>
+                    </a:xfrm>
+                    <a:prstGeom prst="rect">
+                      <a:avLst/>
+                    </a:prstGeom>
+                    <a:noFill/>
+                    <a:ln w="9525">
+                      <a:noFill/>
+                      <a:headEnd/>
+                      <a:tailEnd/>
+                    </a:ln>
+                  </pic:spPr>
+                </pic:pic>
+              </a:graphicData>
+            </a:graphic>
+          </wp:inline>
+        </w:drawing>
+      </w:r>
+      <w:bookmarkEnd w:id="31"/>
+    </w:p>
+    <w:p>
+      <w:pPr>
+        <w:pStyle w:val="BodyText"/>
+      </w:pPr>
+      <w:r>
+        <w:rPr>
+          <w:vertAlign w:val="subscript"/>
+        </w:rPr>
+        <w:t xml:space="preserve">Source:</w:t>
+      </w:r>
+      <w:r>
+        <w:rPr>
+          <w:vertAlign w:val="subscript"/>
+        </w:rPr>
+        <w:t xml:space="preserve"> </w:t>
+      </w:r>
+      <w:hyperlink r:id="rId32">
+        <w:r>
+          <w:rPr>
+            <w:rStyle w:val="Hyperlink"/>
+            <w:vertAlign w:val="subscript"/>
+          </w:rPr>
+          <w:t xml:space="preserve">Data Analysis</w:t>
+        </w:r>
+      </w:hyperlink>
+    </w:p>
+    <w:p>
+      <w:pPr>
+        <w:pStyle w:val="BodyText"/>
+      </w:pPr>
+      <w:r>
+        <w:t xml:space="preserve">Most seized or uncollected dogs were euthanised because they failed a temperament test (50.1%), and were therefore unsuitable for adoption. But a quarter of euthanised dogs were put down because the animal shelter was full.</w:t>
+      </w:r>
+    </w:p>
+    <w:p>
+      <w:pPr>
+        <w:pStyle w:val="BodyText"/>
+      </w:pPr>
+      <w:r>
+        <w:t xml:space="preserve">Some dog breeds were significantly over-represented in euthanised dogs compared to the overall dog population. For example, Staffordshire Bull Terriers made up just over 6% of the dog population in 2024, but accounted for just over 30% of euthanised dogs in animal shelters. On the other hand, breeds like Labrador Retrievers were under-represented, making up just over 11% of the population but accounting for under 8% of euthanised dogs.</w:t>
+      </w:r>
+    </w:p>
+    <w:p>
+      <w:pPr>
+        <w:pStyle w:val="BodyText"/>
+      </w:pPr>
+      <w:bookmarkStart w:id="36" w:name="euth-breed"/>
+      <w:r>
+        <w:drawing>
+          <wp:inline>
+            <wp:extent cx="5334000" cy="3810000"/>
+            <wp:effectExtent b="0" l="0" r="0" t="0"/>
+            <wp:docPr descr="" title="" id="34" name="Picture"/>
+            <a:graphic>
+              <a:graphicData uri="http://schemas.openxmlformats.org/drawingml/2006/picture">
+                <pic:pic>
+                  <pic:nvPicPr>
+                    <pic:cNvPr descr="index_files/figure-docx/notebooks-data-analysis-euth-breed-output-1.png" id="35" name="Picture"/>
+                    <pic:cNvPicPr>
+                      <a:picLocks noChangeArrowheads="1" noChangeAspect="1"/>
+                    </pic:cNvPicPr>
+                  </pic:nvPicPr>
+                  <pic:blipFill>
+                    <a:blip r:embed="rId33"/>
+                    <a:stretch>
+                      <a:fillRect/>
+                    </a:stretch>
+                  </pic:blipFill>
+                  <pic:spPr bwMode="auto">
+                    <a:xfrm>
+                      <a:off x="0" y="0"/>
+                      <a:ext cx="5334000" cy="3810000"/>
+                    </a:xfrm>
+                    <a:prstGeom prst="rect">
+                      <a:avLst/>
+                    </a:prstGeom>
+                    <a:noFill/>
+                    <a:ln w="9525">
+                      <a:noFill/>
+                      <a:headEnd/>
+                      <a:tailEnd/>
+                    </a:ln>
+                  </pic:spPr>
+                </pic:pic>
+              </a:graphicData>
+            </a:graphic>
+          </wp:inline>
+        </w:drawing>
+      </w:r>
+      <w:bookmarkEnd w:id="36"/>
+    </w:p>
+    <w:p>
+      <w:pPr>
+        <w:pStyle w:val="BodyText"/>
+      </w:pPr>
+      <w:r>
+        <w:rPr>
+          <w:vertAlign w:val="subscript"/>
+        </w:rPr>
+        <w:t xml:space="preserve">Source:</w:t>
+      </w:r>
+      <w:r>
+        <w:rPr>
+          <w:vertAlign w:val="subscript"/>
+        </w:rPr>
+        <w:t xml:space="preserve"> </w:t>
+      </w:r>
+      <w:hyperlink r:id="rId37">
+        <w:r>
+          <w:rPr>
+            <w:rStyle w:val="Hyperlink"/>
+            <w:vertAlign w:val="subscript"/>
+          </w:rPr>
+          <w:t xml:space="preserve">Data Analysis</w:t>
+        </w:r>
+      </w:hyperlink>
+    </w:p>
+    <w:bookmarkEnd w:id="38"/>
+    <w:bookmarkStart w:id="39" w:name="compliance"/>
+    <w:p>
+      <w:pPr>
+        <w:pStyle w:val="Heading2"/>
+      </w:pPr>
+      <w:r>
+        <w:t xml:space="preserve">6 Compliance</w:t>
+      </w:r>
+    </w:p>
+    <w:p>
+      <w:pPr>
+        <w:pStyle w:val="FirstParagraph"/>
+      </w:pPr>
+      <w:r>
+        <w:t xml:space="preserve">The number of infringements issued by Animal Management officers under the Dog Control Act 1996 tripled between 2024 and 2025, from 6,387 to 17,430, the majority of which were failure to register a dog. Despite this, the number of prosecutions and appeals brought by Animal Management has dropped from around 197 in 2016 to 141 in 2025.</w:t>
+      </w:r>
+    </w:p>
+    <w:bookmarkEnd w:id="39"/>
+    <w:bookmarkStart w:id="86" w:name="regional-statistics"/>
+    <w:p>
+      <w:pPr>
+        <w:pStyle w:val="Heading2"/>
+      </w:pPr>
+      <w:r>
+        <w:t xml:space="preserve">7 Regional Statistics</w:t>
+      </w:r>
+    </w:p>
+    <w:p>
+      <w:pPr>
+        <w:pStyle w:val="FirstParagraph"/>
+      </w:pPr>
+      <w:r>
+        <w:t xml:space="preserve">Auckland’s 21 Local Boards can be grouped into 5 regions (north, south, east, west, central).</w:t>
+      </w:r>
+    </w:p>
+    <w:bookmarkStart w:id="40" w:name="map-regions-boards"/>
+    <w:bookmarkEnd w:id="40"/>
+    <w:p>
+      <w:pPr>
+        <w:pStyle w:val="BodyText"/>
+      </w:pPr>
+      <w:r>
+        <w:rPr>
+          <w:vertAlign w:val="subscript"/>
+        </w:rPr>
+        <w:t xml:space="preserve">Source:</w:t>
+      </w:r>
+      <w:r>
+        <w:rPr>
+          <w:vertAlign w:val="subscript"/>
+        </w:rPr>
+        <w:t xml:space="preserve"> </w:t>
+      </w:r>
+      <w:hyperlink r:id="rId41">
+        <w:r>
+          <w:rPr>
+            <w:rStyle w:val="Hyperlink"/>
+            <w:vertAlign w:val="subscript"/>
+          </w:rPr>
+          <w:t xml:space="preserve">Mapping</w:t>
+        </w:r>
+      </w:hyperlink>
+    </w:p>
+    <w:p>
+      <w:pPr>
+        <w:pStyle w:val="BodyText"/>
+      </w:pPr>
+      <w:r>
+        <w:t xml:space="preserve">Regional dog population.</w:t>
+      </w:r>
+    </w:p>
+    <w:bookmarkStart w:id="42" w:name="region-pop"/>
+    <w:tbl>
+      <w:tblPr>
+        <w:tblStyle w:val="Table"/>
+        <w:tblW w:type="auto" w:w="0"/>
+        <w:tblLook w:firstRow="1" w:lastRow="0" w:firstColumn="0" w:lastColumn="0" w:noHBand="0" w:noVBand="0" w:val="0020"/>
+      </w:tblPr>
+      <w:tblGrid>
+        <w:gridCol w:w="3960"/>
+        <w:gridCol w:w="3960"/>
+      </w:tblGrid>
+      <w:tr>
+        <w:trPr>
+          <w:tblHeader w:val="on"/>
+        </w:trPr>
+        <w:tc>
+          <w:tcPr/>
+          <w:p>
+            <w:pPr>
+              <w:pStyle w:val="Compact"/>
+              <w:jc w:val="left"/>
+            </w:pPr>
+            <w:r>
+              <w:t xml:space="preserve">Region</w:t>
+            </w:r>
+          </w:p>
+        </w:tc>
+        <w:tc>
+          <w:tcPr/>
+          <w:p>
+            <w:pPr>
+              <w:pStyle w:val="Compact"/>
+              <w:jc w:val="left"/>
+            </w:pPr>
+            <w:r>
+              <w:t xml:space="preserve">Dogs</w:t>
+            </w:r>
+          </w:p>
+        </w:tc>
+      </w:tr>
+      <w:tr>
+        <w:tc>
+          <w:tcPr/>
+          <w:p>
+            <w:pPr>
+              <w:pStyle w:val="Compact"/>
+              <w:jc w:val="left"/>
+            </w:pPr>
+            <w:r>
+              <w:t xml:space="preserve">north</w:t>
+            </w:r>
+          </w:p>
+        </w:tc>
+        <w:tc>
+          <w:tcPr/>
+          <w:p>
+            <w:pPr>
+              <w:pStyle w:val="Compact"/>
+              <w:jc w:val="left"/>
+            </w:pPr>
+            <w:r>
+              <w:t xml:space="preserve">43,051</w:t>
+            </w:r>
+          </w:p>
+        </w:tc>
+      </w:tr>
+      <w:tr>
+        <w:tc>
+          <w:tcPr/>
+          <w:p>
+            <w:pPr>
+              <w:pStyle w:val="Compact"/>
+              <w:jc w:val="left"/>
+            </w:pPr>
+            <w:r>
+              <w:t xml:space="preserve">south</w:t>
+            </w:r>
+          </w:p>
+        </w:tc>
+        <w:tc>
+          <w:tcPr/>
+          <w:p>
+            <w:pPr>
+              <w:pStyle w:val="Compact"/>
+              <w:jc w:val="left"/>
+            </w:pPr>
+            <w:r>
+              <w:t xml:space="preserve">33,754</w:t>
+            </w:r>
+          </w:p>
+        </w:tc>
+      </w:tr>
+      <w:tr>
+        <w:tc>
+          <w:tcPr/>
+          <w:p>
+            <w:pPr>
+              <w:pStyle w:val="Compact"/>
+              <w:jc w:val="left"/>
+            </w:pPr>
+            <w:r>
+              <w:t xml:space="preserve">central</w:t>
+            </w:r>
+          </w:p>
+        </w:tc>
+        <w:tc>
+          <w:tcPr/>
+          <w:p>
+            <w:pPr>
+              <w:pStyle w:val="Compact"/>
+              <w:jc w:val="left"/>
+            </w:pPr>
+            <w:r>
+              <w:t xml:space="preserve">25,368</w:t>
+            </w:r>
+          </w:p>
+        </w:tc>
+      </w:tr>
+      <w:tr>
+        <w:tc>
+          <w:tcPr/>
+          <w:p>
+            <w:pPr>
+              <w:pStyle w:val="Compact"/>
+              <w:jc w:val="left"/>
+            </w:pPr>
+            <w:r>
+              <w:t xml:space="preserve">west</w:t>
+            </w:r>
+          </w:p>
+        </w:tc>
+        <w:tc>
+          <w:tcPr/>
+          <w:p>
+            <w:pPr>
+              <w:pStyle w:val="Compact"/>
+              <w:jc w:val="left"/>
+            </w:pPr>
+            <w:r>
+              <w:t xml:space="preserve">20,046</w:t>
+            </w:r>
+          </w:p>
+        </w:tc>
+      </w:tr>
+      <w:tr>
+        <w:tc>
+          <w:tcPr/>
+          <w:p>
+            <w:pPr>
+              <w:pStyle w:val="Compact"/>
+              <w:jc w:val="left"/>
+            </w:pPr>
+            <w:r>
+              <w:t xml:space="preserve">east</w:t>
+            </w:r>
+          </w:p>
+        </w:tc>
+        <w:tc>
+          <w:tcPr/>
+          <w:p>
+            <w:pPr>
+              <w:pStyle w:val="Compact"/>
+              <w:jc w:val="left"/>
+            </w:pPr>
+            <w:r>
+              <w:t xml:space="preserve">8,904</w:t>
+            </w:r>
+          </w:p>
+        </w:tc>
+      </w:tr>
+    </w:tbl>
+    <w:bookmarkEnd w:id="42"/>
+    <w:p>
+      <w:pPr>
+        <w:pStyle w:val="BodyText"/>
+      </w:pPr>
+      <w:r>
+        <w:rPr>
+          <w:vertAlign w:val="subscript"/>
+        </w:rPr>
+        <w:t xml:space="preserve">Source:</w:t>
+      </w:r>
+      <w:r>
+        <w:rPr>
+          <w:vertAlign w:val="subscript"/>
+        </w:rPr>
+        <w:t xml:space="preserve"> </w:t>
+      </w:r>
+      <w:hyperlink r:id="rId43">
+        <w:r>
+          <w:rPr>
+            <w:rStyle w:val="Hyperlink"/>
+            <w:vertAlign w:val="subscript"/>
+          </w:rPr>
+          <w:t xml:space="preserve">Data Analysis</w:t>
+        </w:r>
+      </w:hyperlink>
+    </w:p>
+    <w:p>
+      <w:pPr>
+        <w:pStyle w:val="BodyText"/>
+      </w:pPr>
+      <w:r>
+        <w:t xml:space="preserve">Between 2021 and 2025, all Local Board areas experienced an increase in their dog population. While the median increase was 9%, Māngere-Ōtāhuhu and Ōtara-Papatoetoe Local Boards had significantly higher growth based on an analysis of the interquartile range.</w:t>
+      </w:r>
+    </w:p>
+    <w:bookmarkStart w:id="44" w:name="board-pop"/>
+    <w:tbl>
+      <w:tblPr>
+        <w:tblStyle w:val="Table"/>
+        <w:tblW w:type="auto" w:w="0"/>
+        <w:tblLook w:firstRow="1" w:lastRow="0" w:firstColumn="0" w:lastColumn="0" w:noHBand="0" w:noVBand="0" w:val="0020"/>
+      </w:tblPr>
+      <w:tblGrid>
+        <w:gridCol w:w="1131"/>
+        <w:gridCol w:w="1131"/>
+        <w:gridCol w:w="1131"/>
+        <w:gridCol w:w="1131"/>
+        <w:gridCol w:w="1131"/>
+        <w:gridCol w:w="1131"/>
+        <w:gridCol w:w="1131"/>
+      </w:tblGrid>
+      <w:tr>
+        <w:trPr>
+          <w:tblHeader w:val="on"/>
+        </w:trPr>
+        <w:tc>
+          <w:tcPr/>
+          <w:p>
+            <w:pPr>
+              <w:pStyle w:val="Compact"/>
+              <w:jc w:val="left"/>
+            </w:pPr>
+            <w:r>
+              <w:t xml:space="preserve">Local Board</w:t>
+            </w:r>
+          </w:p>
+        </w:tc>
+        <w:tc>
+          <w:tcPr/>
+          <w:p>
+            <w:pPr>
+              <w:pStyle w:val="Compact"/>
+              <w:jc w:val="left"/>
+            </w:pPr>
+            <w:r>
+              <w:t xml:space="preserve">2021</w:t>
+            </w:r>
+          </w:p>
+        </w:tc>
+        <w:tc>
+          <w:tcPr/>
+          <w:p>
+            <w:pPr>
+              <w:pStyle w:val="Compact"/>
+              <w:jc w:val="left"/>
+            </w:pPr>
+            <w:r>
+              <w:t xml:space="preserve">2022</w:t>
+            </w:r>
+          </w:p>
+        </w:tc>
+        <w:tc>
+          <w:tcPr/>
+          <w:p>
+            <w:pPr>
+              <w:pStyle w:val="Compact"/>
+              <w:jc w:val="left"/>
+            </w:pPr>
+            <w:r>
+              <w:t xml:space="preserve">2023</w:t>
+            </w:r>
+          </w:p>
+        </w:tc>
+        <w:tc>
+          <w:tcPr/>
+          <w:p>
+            <w:pPr>
+              <w:pStyle w:val="Compact"/>
+              <w:jc w:val="left"/>
+            </w:pPr>
+            <w:r>
+              <w:t xml:space="preserve">2024</w:t>
+            </w:r>
+          </w:p>
+        </w:tc>
+        <w:tc>
+          <w:tcPr/>
+          <w:p>
+            <w:pPr>
+              <w:pStyle w:val="Compact"/>
+              <w:jc w:val="left"/>
+            </w:pPr>
+            <w:r>
+              <w:t xml:space="preserve">2025</w:t>
+            </w:r>
+          </w:p>
+        </w:tc>
+        <w:tc>
+          <w:tcPr/>
+          <w:p>
+            <w:pPr>
+              <w:pStyle w:val="Compact"/>
+              <w:jc w:val="left"/>
+            </w:pPr>
+            <w:r>
+              <w:t xml:space="preserve">Change</w:t>
+            </w:r>
+          </w:p>
+        </w:tc>
+      </w:tr>
+      <w:tr>
+        <w:tc>
+          <w:tcPr/>
+          <w:p>
+            <w:pPr>
+              <w:pStyle w:val="Compact"/>
+              <w:jc w:val="left"/>
+            </w:pPr>
+            <w:r>
+              <w:t xml:space="preserve">Māngere-Ōtāhuhu Local Board Area</w:t>
+            </w:r>
+          </w:p>
+        </w:tc>
+        <w:tc>
+          <w:tcPr/>
+          <w:p>
+            <w:pPr>
+              <w:pStyle w:val="Compact"/>
+              <w:jc w:val="left"/>
+            </w:pPr>
+            <w:r>
+              <w:t xml:space="preserve">3,407</w:t>
+            </w:r>
+          </w:p>
+        </w:tc>
+        <w:tc>
+          <w:tcPr/>
+          <w:p>
+            <w:pPr>
+              <w:pStyle w:val="Compact"/>
+              <w:jc w:val="left"/>
+            </w:pPr>
+            <w:r>
+              <w:t xml:space="preserve">3,677</w:t>
+            </w:r>
+          </w:p>
+        </w:tc>
+        <w:tc>
+          <w:tcPr/>
+          <w:p>
+            <w:pPr>
+              <w:pStyle w:val="Compact"/>
+              <w:jc w:val="left"/>
+            </w:pPr>
+            <w:r>
+              <w:t xml:space="preserve">4,173</w:t>
+            </w:r>
+          </w:p>
+        </w:tc>
+        <w:tc>
+          <w:tcPr/>
+          <w:p>
+            <w:pPr>
+              <w:pStyle w:val="Compact"/>
+              <w:jc w:val="left"/>
+            </w:pPr>
+            <w:r>
+              <w:t xml:space="preserve">4,670</w:t>
+            </w:r>
+          </w:p>
+        </w:tc>
+        <w:tc>
+          <w:tcPr/>
+          <w:p>
+            <w:pPr>
+              <w:pStyle w:val="Compact"/>
+              <w:jc w:val="left"/>
+            </w:pPr>
+            <w:r>
+              <w:t xml:space="preserve">4,809</w:t>
+            </w:r>
+          </w:p>
+        </w:tc>
+        <w:tc>
+          <w:tcPr/>
+          <w:p>
+            <w:pPr>
+              <w:pStyle w:val="Compact"/>
+              <w:jc w:val="left"/>
+            </w:pPr>
+            <w:r>
+              <w:t xml:space="preserve">41.2%</w:t>
+            </w:r>
+          </w:p>
+        </w:tc>
+      </w:tr>
+      <w:tr>
+        <w:tc>
+          <w:tcPr/>
+          <w:p>
+            <w:pPr>
+              <w:pStyle w:val="Compact"/>
+              <w:jc w:val="left"/>
+            </w:pPr>
+            <w:r>
+              <w:t xml:space="preserve">Ōtara-Papatoetoe Local Board Area</w:t>
+            </w:r>
+          </w:p>
+        </w:tc>
+        <w:tc>
+          <w:tcPr/>
+          <w:p>
+            <w:pPr>
+              <w:pStyle w:val="Compact"/>
+              <w:jc w:val="left"/>
+            </w:pPr>
+            <w:r>
+              <w:t xml:space="preserve">3,912</w:t>
+            </w:r>
+          </w:p>
+        </w:tc>
+        <w:tc>
+          <w:tcPr/>
+          <w:p>
+            <w:pPr>
+              <w:pStyle w:val="Compact"/>
+              <w:jc w:val="left"/>
+            </w:pPr>
+            <w:r>
+              <w:t xml:space="preserve">4,267</w:t>
+            </w:r>
+          </w:p>
+        </w:tc>
+        <w:tc>
+          <w:tcPr/>
+          <w:p>
+            <w:pPr>
+              <w:pStyle w:val="Compact"/>
+              <w:jc w:val="left"/>
+            </w:pPr>
+            <w:r>
+              <w:t xml:space="preserve">4,668</w:t>
+            </w:r>
+          </w:p>
+        </w:tc>
+        <w:tc>
+          <w:tcPr/>
+          <w:p>
+            <w:pPr>
+              <w:pStyle w:val="Compact"/>
+              <w:jc w:val="left"/>
+            </w:pPr>
+            <w:r>
+              <w:t xml:space="preserve">5,107</w:t>
+            </w:r>
+          </w:p>
+        </w:tc>
+        <w:tc>
+          <w:tcPr/>
+          <w:p>
+            <w:pPr>
+              <w:pStyle w:val="Compact"/>
+              <w:jc w:val="left"/>
+            </w:pPr>
+            <w:r>
+              <w:t xml:space="preserve">5,192</w:t>
+            </w:r>
+          </w:p>
+        </w:tc>
+        <w:tc>
+          <w:tcPr/>
+          <w:p>
+            <w:pPr>
+              <w:pStyle w:val="Compact"/>
+              <w:jc w:val="left"/>
+            </w:pPr>
+            <w:r>
+              <w:t xml:space="preserve">32.7%</w:t>
+            </w:r>
+          </w:p>
+        </w:tc>
+      </w:tr>
+      <w:tr>
+        <w:tc>
+          <w:tcPr/>
+          <w:p>
+            <w:pPr>
+              <w:pStyle w:val="Compact"/>
+              <w:jc w:val="left"/>
+            </w:pPr>
+            <w:r>
+              <w:t xml:space="preserve">Maungakiekie-Tāmaki Local Board Area</w:t>
+            </w:r>
+          </w:p>
+        </w:tc>
+        <w:tc>
+          <w:tcPr/>
+          <w:p>
+            <w:pPr>
+              <w:pStyle w:val="Compact"/>
+              <w:jc w:val="left"/>
+            </w:pPr>
+            <w:r>
+              <w:t xml:space="preserve">4,540</w:t>
+            </w:r>
+          </w:p>
+        </w:tc>
+        <w:tc>
+          <w:tcPr/>
+          <w:p>
+            <w:pPr>
+              <w:pStyle w:val="Compact"/>
+              <w:jc w:val="left"/>
+            </w:pPr>
+            <w:r>
+              <w:t xml:space="preserve">4,882</w:t>
+            </w:r>
+          </w:p>
+        </w:tc>
+        <w:tc>
+          <w:tcPr/>
+          <w:p>
+            <w:pPr>
+              <w:pStyle w:val="Compact"/>
+              <w:jc w:val="left"/>
+            </w:pPr>
+            <w:r>
+              <w:t xml:space="preserve">5,226</w:t>
+            </w:r>
+          </w:p>
+        </w:tc>
+        <w:tc>
+          <w:tcPr/>
+          <w:p>
+            <w:pPr>
+              <w:pStyle w:val="Compact"/>
+              <w:jc w:val="left"/>
+            </w:pPr>
+            <w:r>
+              <w:t xml:space="preserve">5,514</w:t>
+            </w:r>
+          </w:p>
+        </w:tc>
+        <w:tc>
+          <w:tcPr/>
+          <w:p>
+            <w:pPr>
+              <w:pStyle w:val="Compact"/>
+              <w:jc w:val="left"/>
+            </w:pPr>
+            <w:r>
+              <w:t xml:space="preserve">5,484</w:t>
+            </w:r>
+          </w:p>
+        </w:tc>
+        <w:tc>
+          <w:tcPr/>
+          <w:p>
+            <w:pPr>
+              <w:pStyle w:val="Compact"/>
+              <w:jc w:val="left"/>
+            </w:pPr>
+            <w:r>
+              <w:t xml:space="preserve">20.8%</w:t>
+            </w:r>
+          </w:p>
+        </w:tc>
+      </w:tr>
+      <w:tr>
+        <w:tc>
+          <w:tcPr/>
+          <w:p>
+            <w:pPr>
+              <w:pStyle w:val="Compact"/>
+              <w:jc w:val="left"/>
+            </w:pPr>
+            <w:r>
+              <w:t xml:space="preserve">Aotea/Great Barrier Local Board Area</w:t>
+            </w:r>
+          </w:p>
+        </w:tc>
+        <w:tc>
+          <w:tcPr/>
+          <w:p>
+            <w:pPr>
+              <w:pStyle w:val="Compact"/>
+              <w:jc w:val="left"/>
+            </w:pPr>
+            <w:r>
+              <w:t xml:space="preserve">295</w:t>
+            </w:r>
+          </w:p>
+        </w:tc>
+        <w:tc>
+          <w:tcPr/>
+          <w:p>
+            <w:pPr>
+              <w:pStyle w:val="Compact"/>
+              <w:jc w:val="left"/>
+            </w:pPr>
+            <w:r>
+              <w:t xml:space="preserve">301</w:t>
+            </w:r>
+          </w:p>
+        </w:tc>
+        <w:tc>
+          <w:tcPr/>
+          <w:p>
+            <w:pPr>
+              <w:pStyle w:val="Compact"/>
+              <w:jc w:val="left"/>
+            </w:pPr>
+            <w:r>
+              <w:t xml:space="preserve">325</w:t>
+            </w:r>
+          </w:p>
+        </w:tc>
+        <w:tc>
+          <w:tcPr/>
+          <w:p>
+            <w:pPr>
+              <w:pStyle w:val="Compact"/>
+              <w:jc w:val="left"/>
+            </w:pPr>
+            <w:r>
+              <w:t xml:space="preserve">341</w:t>
+            </w:r>
+          </w:p>
+        </w:tc>
+        <w:tc>
+          <w:tcPr/>
+          <w:p>
+            <w:pPr>
+              <w:pStyle w:val="Compact"/>
+              <w:jc w:val="left"/>
+            </w:pPr>
+            <w:r>
+              <w:t xml:space="preserve">349</w:t>
+            </w:r>
+          </w:p>
+        </w:tc>
+        <w:tc>
+          <w:tcPr/>
+          <w:p>
+            <w:pPr>
+              <w:pStyle w:val="Compact"/>
+              <w:jc w:val="left"/>
+            </w:pPr>
+            <w:r>
+              <w:t xml:space="preserve">18.3%</w:t>
+            </w:r>
+          </w:p>
+        </w:tc>
+      </w:tr>
+      <w:tr>
+        <w:tc>
+          <w:tcPr/>
+          <w:p>
+            <w:pPr>
+              <w:pStyle w:val="Compact"/>
+              <w:jc w:val="left"/>
+            </w:pPr>
+            <w:r>
+              <w:t xml:space="preserve">Manurewa Local Board Area</w:t>
+            </w:r>
+          </w:p>
+        </w:tc>
+        <w:tc>
+          <w:tcPr/>
+          <w:p>
+            <w:pPr>
+              <w:pStyle w:val="Compact"/>
+              <w:jc w:val="left"/>
+            </w:pPr>
+            <w:r>
+              <w:t xml:space="preserve">5,043</w:t>
+            </w:r>
+          </w:p>
+        </w:tc>
+        <w:tc>
+          <w:tcPr/>
+          <w:p>
+            <w:pPr>
+              <w:pStyle w:val="Compact"/>
+              <w:jc w:val="left"/>
+            </w:pPr>
+            <w:r>
+              <w:t xml:space="preserve">5,306</w:t>
+            </w:r>
+          </w:p>
+        </w:tc>
+        <w:tc>
+          <w:tcPr/>
+          <w:p>
+            <w:pPr>
+              <w:pStyle w:val="Compact"/>
+              <w:jc w:val="left"/>
+            </w:pPr>
+            <w:r>
+              <w:t xml:space="preserve">5,589</w:t>
+            </w:r>
+          </w:p>
+        </w:tc>
+        <w:tc>
+          <w:tcPr/>
+          <w:p>
+            <w:pPr>
+              <w:pStyle w:val="Compact"/>
+              <w:jc w:val="left"/>
+            </w:pPr>
+            <w:r>
+              <w:t xml:space="preserve">5,923</w:t>
+            </w:r>
+          </w:p>
+        </w:tc>
+        <w:tc>
+          <w:tcPr/>
+          <w:p>
+            <w:pPr>
+              <w:pStyle w:val="Compact"/>
+              <w:jc w:val="left"/>
+            </w:pPr>
+            <w:r>
+              <w:t xml:space="preserve">5,808</w:t>
+            </w:r>
+          </w:p>
+        </w:tc>
+        <w:tc>
+          <w:tcPr/>
+          <w:p>
+            <w:pPr>
+              <w:pStyle w:val="Compact"/>
+              <w:jc w:val="left"/>
+            </w:pPr>
+            <w:r>
+              <w:t xml:space="preserve">15.2%</w:t>
+            </w:r>
+          </w:p>
+        </w:tc>
+      </w:tr>
+      <w:tr>
+        <w:tc>
+          <w:tcPr/>
+          <w:p>
+            <w:pPr>
+              <w:pStyle w:val="Compact"/>
+              <w:jc w:val="left"/>
+            </w:pPr>
+            <w:r>
+              <w:t xml:space="preserve">Henderson-Massey Local Board Area</w:t>
+            </w:r>
+          </w:p>
+        </w:tc>
+        <w:tc>
+          <w:tcPr/>
+          <w:p>
+            <w:pPr>
+              <w:pStyle w:val="Compact"/>
+              <w:jc w:val="left"/>
+            </w:pPr>
+            <w:r>
+              <w:t xml:space="preserve">9,140</w:t>
+            </w:r>
+          </w:p>
+        </w:tc>
+        <w:tc>
+          <w:tcPr/>
+          <w:p>
+            <w:pPr>
+              <w:pStyle w:val="Compact"/>
+              <w:jc w:val="left"/>
+            </w:pPr>
+            <w:r>
+              <w:t xml:space="preserve">9,514</w:t>
+            </w:r>
+          </w:p>
+        </w:tc>
+        <w:tc>
+          <w:tcPr/>
+          <w:p>
+            <w:pPr>
+              <w:pStyle w:val="Compact"/>
+              <w:jc w:val="left"/>
+            </w:pPr>
+            <w:r>
+              <w:t xml:space="preserve">10,067</w:t>
+            </w:r>
+          </w:p>
+        </w:tc>
+        <w:tc>
+          <w:tcPr/>
+          <w:p>
+            <w:pPr>
+              <w:pStyle w:val="Compact"/>
+              <w:jc w:val="left"/>
+            </w:pPr>
+            <w:r>
+              <w:t xml:space="preserve">10,440</w:t>
+            </w:r>
+          </w:p>
+        </w:tc>
+        <w:tc>
+          <w:tcPr/>
+          <w:p>
+            <w:pPr>
+              <w:pStyle w:val="Compact"/>
+              <w:jc w:val="left"/>
+            </w:pPr>
+            <w:r>
+              <w:t xml:space="preserve">10,288</w:t>
+            </w:r>
+          </w:p>
+        </w:tc>
+        <w:tc>
+          <w:tcPr/>
+          <w:p>
+            <w:pPr>
+              <w:pStyle w:val="Compact"/>
+              <w:jc w:val="left"/>
+            </w:pPr>
+            <w:r>
+              <w:t xml:space="preserve">12.6%</w:t>
+            </w:r>
+          </w:p>
+        </w:tc>
+      </w:tr>
+      <w:tr>
+        <w:tc>
+          <w:tcPr/>
+          <w:p>
+            <w:pPr>
+              <w:pStyle w:val="Compact"/>
+              <w:jc w:val="left"/>
+            </w:pPr>
+            <w:r>
+              <w:t xml:space="preserve">Upper Harbour Local Board Area</w:t>
+            </w:r>
+          </w:p>
+        </w:tc>
+        <w:tc>
+          <w:tcPr/>
+          <w:p>
+            <w:pPr>
+              <w:pStyle w:val="Compact"/>
+              <w:jc w:val="left"/>
+            </w:pPr>
+            <w:r>
+              <w:t xml:space="preserve">4,880</w:t>
+            </w:r>
+          </w:p>
+        </w:tc>
+        <w:tc>
+          <w:tcPr/>
+          <w:p>
+            <w:pPr>
+              <w:pStyle w:val="Compact"/>
+              <w:jc w:val="left"/>
+            </w:pPr>
+            <w:r>
+              <w:t xml:space="preserve">5,307</w:t>
+            </w:r>
+          </w:p>
+        </w:tc>
+        <w:tc>
+          <w:tcPr/>
+          <w:p>
+            <w:pPr>
+              <w:pStyle w:val="Compact"/>
+              <w:jc w:val="left"/>
+            </w:pPr>
+            <w:r>
+              <w:t xml:space="preserve">5,607</w:t>
+            </w:r>
+          </w:p>
+        </w:tc>
+        <w:tc>
+          <w:tcPr/>
+          <w:p>
+            <w:pPr>
+              <w:pStyle w:val="Compact"/>
+              <w:jc w:val="left"/>
+            </w:pPr>
+            <w:r>
+              <w:t xml:space="preserve">5,696</w:t>
+            </w:r>
+          </w:p>
+        </w:tc>
+        <w:tc>
+          <w:tcPr/>
+          <w:p>
+            <w:pPr>
+              <w:pStyle w:val="Compact"/>
+              <w:jc w:val="left"/>
+            </w:pPr>
+            <w:r>
+              <w:t xml:space="preserve">5,464</w:t>
+            </w:r>
+          </w:p>
+        </w:tc>
+        <w:tc>
+          <w:tcPr/>
+          <w:p>
+            <w:pPr>
+              <w:pStyle w:val="Compact"/>
+              <w:jc w:val="left"/>
+            </w:pPr>
+            <w:r>
+              <w:t xml:space="preserve">12.0%</w:t>
+            </w:r>
+          </w:p>
+        </w:tc>
+      </w:tr>
+      <w:tr>
+        <w:tc>
+          <w:tcPr/>
+          <w:p>
+            <w:pPr>
+              <w:pStyle w:val="Compact"/>
+              <w:jc w:val="left"/>
+            </w:pPr>
+            <w:r>
+              <w:t xml:space="preserve">Puketāpapa Local Board Area</w:t>
+            </w:r>
+          </w:p>
+        </w:tc>
+        <w:tc>
+          <w:tcPr/>
+          <w:p>
+            <w:pPr>
+              <w:pStyle w:val="Compact"/>
+              <w:jc w:val="left"/>
+            </w:pPr>
+            <w:r>
+              <w:t xml:space="preserve">1,954</w:t>
+            </w:r>
+          </w:p>
+        </w:tc>
+        <w:tc>
+          <w:tcPr/>
+          <w:p>
+            <w:pPr>
+              <w:pStyle w:val="Compact"/>
+              <w:jc w:val="left"/>
+            </w:pPr>
+            <w:r>
+              <w:t xml:space="preserve">2,080</w:t>
+            </w:r>
+          </w:p>
+        </w:tc>
+        <w:tc>
+          <w:tcPr/>
+          <w:p>
+            <w:pPr>
+              <w:pStyle w:val="Compact"/>
+              <w:jc w:val="left"/>
+            </w:pPr>
+            <w:r>
+              <w:t xml:space="preserve">2,227</w:t>
+            </w:r>
+          </w:p>
+        </w:tc>
+        <w:tc>
+          <w:tcPr/>
+          <w:p>
+            <w:pPr>
+              <w:pStyle w:val="Compact"/>
+              <w:jc w:val="left"/>
+            </w:pPr>
+            <w:r>
+              <w:t xml:space="preserve">2,282</w:t>
+            </w:r>
+          </w:p>
+        </w:tc>
+        <w:tc>
+          <w:tcPr/>
+          <w:p>
+            <w:pPr>
+              <w:pStyle w:val="Compact"/>
+              <w:jc w:val="left"/>
+            </w:pPr>
+            <w:r>
+              <w:t xml:space="preserve">2,180</w:t>
+            </w:r>
+          </w:p>
+        </w:tc>
+        <w:tc>
+          <w:tcPr/>
+          <w:p>
+            <w:pPr>
+              <w:pStyle w:val="Compact"/>
+              <w:jc w:val="left"/>
+            </w:pPr>
+            <w:r>
+              <w:t xml:space="preserve">11.6%</w:t>
+            </w:r>
+          </w:p>
+        </w:tc>
+      </w:tr>
+      <w:tr>
+        <w:tc>
+          <w:tcPr/>
+          <w:p>
+            <w:pPr>
+              <w:pStyle w:val="Compact"/>
+              <w:jc w:val="left"/>
+            </w:pPr>
+            <w:r>
+              <w:t xml:space="preserve">Whau Local Board Area</w:t>
+            </w:r>
+          </w:p>
+        </w:tc>
+        <w:tc>
+          <w:tcPr/>
+          <w:p>
+            <w:pPr>
+              <w:pStyle w:val="Compact"/>
+              <w:jc w:val="left"/>
+            </w:pPr>
+            <w:r>
+              <w:t xml:space="preserve">3,337</w:t>
+            </w:r>
+          </w:p>
+        </w:tc>
+        <w:tc>
+          <w:tcPr/>
+          <w:p>
+            <w:pPr>
+              <w:pStyle w:val="Compact"/>
+              <w:jc w:val="left"/>
+            </w:pPr>
+            <w:r>
+              <w:t xml:space="preserve">3,493</w:t>
+            </w:r>
+          </w:p>
+        </w:tc>
+        <w:tc>
+          <w:tcPr/>
+          <w:p>
+            <w:pPr>
+              <w:pStyle w:val="Compact"/>
+              <w:jc w:val="left"/>
+            </w:pPr>
+            <w:r>
+              <w:t xml:space="preserve">3,690</w:t>
+            </w:r>
+          </w:p>
+        </w:tc>
+        <w:tc>
+          <w:tcPr/>
+          <w:p>
+            <w:pPr>
+              <w:pStyle w:val="Compact"/>
+              <w:jc w:val="left"/>
+            </w:pPr>
+            <w:r>
+              <w:t xml:space="preserve">3,817</w:t>
+            </w:r>
+          </w:p>
+        </w:tc>
+        <w:tc>
+          <w:tcPr/>
+          <w:p>
+            <w:pPr>
+              <w:pStyle w:val="Compact"/>
+              <w:jc w:val="left"/>
+            </w:pPr>
+            <w:r>
+              <w:t xml:space="preserve">3,694</w:t>
+            </w:r>
+          </w:p>
+        </w:tc>
+        <w:tc>
+          <w:tcPr/>
+          <w:p>
+            <w:pPr>
+              <w:pStyle w:val="Compact"/>
+              <w:jc w:val="left"/>
+            </w:pPr>
+            <w:r>
+              <w:t xml:space="preserve">10.7%</w:t>
+            </w:r>
+          </w:p>
+        </w:tc>
+      </w:tr>
+      <w:tr>
+        <w:tc>
+          <w:tcPr/>
+          <w:p>
+            <w:pPr>
+              <w:pStyle w:val="Compact"/>
+              <w:jc w:val="left"/>
+            </w:pPr>
+            <w:r>
+              <w:t xml:space="preserve">Hibiscus and Bays Local Board Area</w:t>
+            </w:r>
+          </w:p>
+        </w:tc>
+        <w:tc>
+          <w:tcPr/>
+          <w:p>
+            <w:pPr>
+              <w:pStyle w:val="Compact"/>
+              <w:jc w:val="left"/>
+            </w:pPr>
+            <w:r>
+              <w:t xml:space="preserve">11,369</w:t>
+            </w:r>
+          </w:p>
+        </w:tc>
+        <w:tc>
+          <w:tcPr/>
+          <w:p>
+            <w:pPr>
+              <w:pStyle w:val="Compact"/>
+              <w:jc w:val="left"/>
+            </w:pPr>
+            <w:r>
+              <w:t xml:space="preserve">12,035</w:t>
+            </w:r>
+          </w:p>
+        </w:tc>
+        <w:tc>
+          <w:tcPr/>
+          <w:p>
+            <w:pPr>
+              <w:pStyle w:val="Compact"/>
+              <w:jc w:val="left"/>
+            </w:pPr>
+            <w:r>
+              <w:t xml:space="preserve">12,621</w:t>
+            </w:r>
+          </w:p>
+        </w:tc>
+        <w:tc>
+          <w:tcPr/>
+          <w:p>
+            <w:pPr>
+              <w:pStyle w:val="Compact"/>
+              <w:jc w:val="left"/>
+            </w:pPr>
+            <w:r>
+              <w:t xml:space="preserve">12,994</w:t>
+            </w:r>
+          </w:p>
+        </w:tc>
+        <w:tc>
+          <w:tcPr/>
+          <w:p>
+            <w:pPr>
+              <w:pStyle w:val="Compact"/>
+              <w:jc w:val="left"/>
+            </w:pPr>
+            <w:r>
+              <w:t xml:space="preserve">12,529</w:t>
+            </w:r>
+          </w:p>
+        </w:tc>
+        <w:tc>
+          <w:tcPr/>
+          <w:p>
+            <w:pPr>
+              <w:pStyle w:val="Compact"/>
+              <w:jc w:val="left"/>
+            </w:pPr>
+            <w:r>
+              <w:t xml:space="preserve">10.2%</w:t>
+            </w:r>
+          </w:p>
+        </w:tc>
+      </w:tr>
+      <w:tr>
+        <w:tc>
+          <w:tcPr/>
+          <w:p>
+            <w:pPr>
+              <w:pStyle w:val="Compact"/>
+              <w:jc w:val="left"/>
+            </w:pPr>
+            <w:r>
+              <w:t xml:space="preserve">Kaipātiki Local Board Area</w:t>
+            </w:r>
+          </w:p>
+        </w:tc>
+        <w:tc>
+          <w:tcPr/>
+          <w:p>
+            <w:pPr>
+              <w:pStyle w:val="Compact"/>
+              <w:jc w:val="left"/>
+            </w:pPr>
+            <w:r>
+              <w:t xml:space="preserve">5,753</w:t>
+            </w:r>
+          </w:p>
+        </w:tc>
+        <w:tc>
+          <w:tcPr/>
+          <w:p>
+            <w:pPr>
+              <w:pStyle w:val="Compact"/>
+              <w:jc w:val="left"/>
+            </w:pPr>
+            <w:r>
+              <w:t xml:space="preserve">6,088</w:t>
+            </w:r>
+          </w:p>
+        </w:tc>
+        <w:tc>
+          <w:tcPr/>
+          <w:p>
+            <w:pPr>
+              <w:pStyle w:val="Compact"/>
+              <w:jc w:val="left"/>
+            </w:pPr>
+            <w:r>
+              <w:t xml:space="preserve">6,458</w:t>
+            </w:r>
+          </w:p>
+        </w:tc>
+        <w:tc>
+          <w:tcPr/>
+          <w:p>
+            <w:pPr>
+              <w:pStyle w:val="Compact"/>
+              <w:jc w:val="left"/>
+            </w:pPr>
+            <w:r>
+              <w:t xml:space="preserve">6,534</w:t>
+            </w:r>
+          </w:p>
+        </w:tc>
+        <w:tc>
+          <w:tcPr/>
+          <w:p>
+            <w:pPr>
+              <w:pStyle w:val="Compact"/>
+              <w:jc w:val="left"/>
+            </w:pPr>
+            <w:r>
+              <w:t xml:space="preserve">6,275</w:t>
+            </w:r>
+          </w:p>
+        </w:tc>
+        <w:tc>
+          <w:tcPr/>
+          <w:p>
+            <w:pPr>
+              <w:pStyle w:val="Compact"/>
+              <w:jc w:val="left"/>
+            </w:pPr>
+            <w:r>
+              <w:t xml:space="preserve">9.1%</w:t>
+            </w:r>
+          </w:p>
+        </w:tc>
+      </w:tr>
+      <w:tr>
+        <w:tc>
+          <w:tcPr/>
+          <w:p>
+            <w:pPr>
+              <w:pStyle w:val="Compact"/>
+              <w:jc w:val="left"/>
+            </w:pPr>
+            <w:r>
+              <w:t xml:space="preserve">Albert-Eden Local Board Area</w:t>
+            </w:r>
+          </w:p>
+        </w:tc>
+        <w:tc>
+          <w:tcPr/>
+          <w:p>
+            <w:pPr>
+              <w:pStyle w:val="Compact"/>
+              <w:jc w:val="left"/>
+            </w:pPr>
+            <w:r>
+              <w:t xml:space="preserve">5,726</w:t>
+            </w:r>
+          </w:p>
+        </w:tc>
+        <w:tc>
+          <w:tcPr/>
+          <w:p>
+            <w:pPr>
+              <w:pStyle w:val="Compact"/>
+              <w:jc w:val="left"/>
+            </w:pPr>
+            <w:r>
+              <w:t xml:space="preserve">6,128</w:t>
+            </w:r>
+          </w:p>
+        </w:tc>
+        <w:tc>
+          <w:tcPr/>
+          <w:p>
+            <w:pPr>
+              <w:pStyle w:val="Compact"/>
+              <w:jc w:val="left"/>
+            </w:pPr>
+            <w:r>
+              <w:t xml:space="preserve">6,427</w:t>
+            </w:r>
+          </w:p>
+        </w:tc>
+        <w:tc>
+          <w:tcPr/>
+          <w:p>
+            <w:pPr>
+              <w:pStyle w:val="Compact"/>
+              <w:jc w:val="left"/>
+            </w:pPr>
+            <w:r>
+              <w:t xml:space="preserve">6,498</w:t>
+            </w:r>
+          </w:p>
+        </w:tc>
+        <w:tc>
+          <w:tcPr/>
+          <w:p>
+            <w:pPr>
+              <w:pStyle w:val="Compact"/>
+              <w:jc w:val="left"/>
+            </w:pPr>
+            <w:r>
+              <w:t xml:space="preserve">6,233</w:t>
+            </w:r>
+          </w:p>
+        </w:tc>
+        <w:tc>
+          <w:tcPr/>
+          <w:p>
+            <w:pPr>
+              <w:pStyle w:val="Compact"/>
+              <w:jc w:val="left"/>
+            </w:pPr>
+            <w:r>
+              <w:t xml:space="preserve">8.9%</w:t>
+            </w:r>
+          </w:p>
+        </w:tc>
+      </w:tr>
+      <w:tr>
+        <w:tc>
+          <w:tcPr/>
+          <w:p>
+            <w:pPr>
+              <w:pStyle w:val="Compact"/>
+              <w:jc w:val="left"/>
+            </w:pPr>
+            <w:r>
+              <w:t xml:space="preserve">Howick Local Board Area</w:t>
+            </w:r>
+          </w:p>
+        </w:tc>
+        <w:tc>
+          <w:tcPr/>
+          <w:p>
+            <w:pPr>
+              <w:pStyle w:val="Compact"/>
+              <w:jc w:val="left"/>
+            </w:pPr>
+            <w:r>
+              <w:t xml:space="preserve">8,228</w:t>
+            </w:r>
+          </w:p>
+        </w:tc>
+        <w:tc>
+          <w:tcPr/>
+          <w:p>
+            <w:pPr>
+              <w:pStyle w:val="Compact"/>
+              <w:jc w:val="left"/>
+            </w:pPr>
+            <w:r>
+              <w:t xml:space="preserve">8,672</w:t>
+            </w:r>
+          </w:p>
+        </w:tc>
+        <w:tc>
+          <w:tcPr/>
+          <w:p>
+            <w:pPr>
+              <w:pStyle w:val="Compact"/>
+              <w:jc w:val="left"/>
+            </w:pPr>
+            <w:r>
+              <w:t xml:space="preserve">9,145</w:t>
+            </w:r>
+          </w:p>
+        </w:tc>
+        <w:tc>
+          <w:tcPr/>
+          <w:p>
+            <w:pPr>
+              <w:pStyle w:val="Compact"/>
+              <w:jc w:val="left"/>
+            </w:pPr>
+            <w:r>
+              <w:t xml:space="preserve">9,275</w:t>
+            </w:r>
+          </w:p>
+        </w:tc>
+        <w:tc>
+          <w:tcPr/>
+          <w:p>
+            <w:pPr>
+              <w:pStyle w:val="Compact"/>
+              <w:jc w:val="left"/>
+            </w:pPr>
+            <w:r>
+              <w:t xml:space="preserve">8,904</w:t>
+            </w:r>
+          </w:p>
+        </w:tc>
+        <w:tc>
+          <w:tcPr/>
+          <w:p>
+            <w:pPr>
+              <w:pStyle w:val="Compact"/>
+              <w:jc w:val="left"/>
+            </w:pPr>
+            <w:r>
+              <w:t xml:space="preserve">8.2%</w:t>
+            </w:r>
+          </w:p>
+        </w:tc>
+      </w:tr>
+      <w:tr>
+        <w:tc>
+          <w:tcPr/>
+          <w:p>
+            <w:pPr>
+              <w:pStyle w:val="Compact"/>
+              <w:jc w:val="left"/>
+            </w:pPr>
+            <w:r>
+              <w:t xml:space="preserve">Waitematā Local Board Area</w:t>
+            </w:r>
+          </w:p>
+        </w:tc>
+        <w:tc>
+          <w:tcPr/>
+          <w:p>
+            <w:pPr>
+              <w:pStyle w:val="Compact"/>
+              <w:jc w:val="left"/>
+            </w:pPr>
+            <w:r>
+              <w:t xml:space="preserve">4,014</w:t>
+            </w:r>
+          </w:p>
+        </w:tc>
+        <w:tc>
+          <w:tcPr/>
+          <w:p>
+            <w:pPr>
+              <w:pStyle w:val="Compact"/>
+              <w:jc w:val="left"/>
+            </w:pPr>
+            <w:r>
+              <w:t xml:space="preserve">4,295</w:t>
+            </w:r>
+          </w:p>
+        </w:tc>
+        <w:tc>
+          <w:tcPr/>
+          <w:p>
+            <w:pPr>
+              <w:pStyle w:val="Compact"/>
+              <w:jc w:val="left"/>
+            </w:pPr>
+            <w:r>
+              <w:t xml:space="preserve">4,462</w:t>
+            </w:r>
+          </w:p>
+        </w:tc>
+        <w:tc>
+          <w:tcPr/>
+          <w:p>
+            <w:pPr>
+              <w:pStyle w:val="Compact"/>
+              <w:jc w:val="left"/>
+            </w:pPr>
+            <w:r>
+              <w:t xml:space="preserve">4,554</w:t>
+            </w:r>
+          </w:p>
+        </w:tc>
+        <w:tc>
+          <w:tcPr/>
+          <w:p>
+            <w:pPr>
+              <w:pStyle w:val="Compact"/>
+              <w:jc w:val="left"/>
+            </w:pPr>
+            <w:r>
+              <w:t xml:space="preserve">4,310</w:t>
+            </w:r>
+          </w:p>
+        </w:tc>
+        <w:tc>
+          <w:tcPr/>
+          <w:p>
+            <w:pPr>
+              <w:pStyle w:val="Compact"/>
+              <w:jc w:val="left"/>
+            </w:pPr>
+            <w:r>
+              <w:t xml:space="preserve">7.4%</w:t>
+            </w:r>
+          </w:p>
+        </w:tc>
+      </w:tr>
+      <w:tr>
+        <w:tc>
+          <w:tcPr/>
+          <w:p>
+            <w:pPr>
+              <w:pStyle w:val="Compact"/>
+              <w:jc w:val="left"/>
+            </w:pPr>
+            <w:r>
+              <w:t xml:space="preserve">Papakura Local Board Area</w:t>
+            </w:r>
+          </w:p>
+        </w:tc>
+        <w:tc>
+          <w:tcPr/>
+          <w:p>
+            <w:pPr>
+              <w:pStyle w:val="Compact"/>
+              <w:jc w:val="left"/>
+            </w:pPr>
+            <w:r>
+              <w:t xml:space="preserve">5,565</w:t>
+            </w:r>
+          </w:p>
+        </w:tc>
+        <w:tc>
+          <w:tcPr/>
+          <w:p>
+            <w:pPr>
+              <w:pStyle w:val="Compact"/>
+              <w:jc w:val="left"/>
+            </w:pPr>
+            <w:r>
+              <w:t xml:space="preserve">5,859</w:t>
+            </w:r>
+          </w:p>
+        </w:tc>
+        <w:tc>
+          <w:tcPr/>
+          <w:p>
+            <w:pPr>
+              <w:pStyle w:val="Compact"/>
+              <w:jc w:val="left"/>
+            </w:pPr>
+            <w:r>
+              <w:t xml:space="preserve">6,091</w:t>
+            </w:r>
+          </w:p>
+        </w:tc>
+        <w:tc>
+          <w:tcPr/>
+          <w:p>
+            <w:pPr>
+              <w:pStyle w:val="Compact"/>
+              <w:jc w:val="left"/>
+            </w:pPr>
+            <w:r>
+              <w:t xml:space="preserve">6,281</w:t>
+            </w:r>
+          </w:p>
+        </w:tc>
+        <w:tc>
+          <w:tcPr/>
+          <w:p>
+            <w:pPr>
+              <w:pStyle w:val="Compact"/>
+              <w:jc w:val="left"/>
+            </w:pPr>
+            <w:r>
+              <w:t xml:space="preserve">5,967</w:t>
+            </w:r>
+          </w:p>
+        </w:tc>
+        <w:tc>
+          <w:tcPr/>
+          <w:p>
+            <w:pPr>
+              <w:pStyle w:val="Compact"/>
+              <w:jc w:val="left"/>
+            </w:pPr>
+            <w:r>
+              <w:t xml:space="preserve">7.2%</w:t>
+            </w:r>
+          </w:p>
+        </w:tc>
+      </w:tr>
+      <w:tr>
+        <w:tc>
+          <w:tcPr/>
+          <w:p>
+            <w:pPr>
+              <w:pStyle w:val="Compact"/>
+              <w:jc w:val="left"/>
+            </w:pPr>
+            <w:r>
+              <w:t xml:space="preserve">Devonport-Takapuna Local Board Area</w:t>
+            </w:r>
+          </w:p>
+        </w:tc>
+        <w:tc>
+          <w:tcPr/>
+          <w:p>
+            <w:pPr>
+              <w:pStyle w:val="Compact"/>
+              <w:jc w:val="left"/>
+            </w:pPr>
+            <w:r>
+              <w:t xml:space="preserve">4,290</w:t>
+            </w:r>
+          </w:p>
+        </w:tc>
+        <w:tc>
+          <w:tcPr/>
+          <w:p>
+            <w:pPr>
+              <w:pStyle w:val="Compact"/>
+              <w:jc w:val="left"/>
+            </w:pPr>
+            <w:r>
+              <w:t xml:space="preserve">4,423</w:t>
+            </w:r>
+          </w:p>
+        </w:tc>
+        <w:tc>
+          <w:tcPr/>
+          <w:p>
+            <w:pPr>
+              <w:pStyle w:val="Compact"/>
+              <w:jc w:val="left"/>
+            </w:pPr>
+            <w:r>
+              <w:t xml:space="preserve">4,720</w:t>
+            </w:r>
+          </w:p>
+        </w:tc>
+        <w:tc>
+          <w:tcPr/>
+          <w:p>
+            <w:pPr>
+              <w:pStyle w:val="Compact"/>
+              <w:jc w:val="left"/>
+            </w:pPr>
+            <w:r>
+              <w:t xml:space="preserve">4,799</w:t>
+            </w:r>
+          </w:p>
+        </w:tc>
+        <w:tc>
+          <w:tcPr/>
+          <w:p>
+            <w:pPr>
+              <w:pStyle w:val="Compact"/>
+              <w:jc w:val="left"/>
+            </w:pPr>
+            <w:r>
+              <w:t xml:space="preserve">4,592</w:t>
+            </w:r>
+          </w:p>
+        </w:tc>
+        <w:tc>
+          <w:tcPr/>
+          <w:p>
+            <w:pPr>
+              <w:pStyle w:val="Compact"/>
+              <w:jc w:val="left"/>
+            </w:pPr>
+            <w:r>
+              <w:t xml:space="preserve">7.0%</w:t>
+            </w:r>
+          </w:p>
+        </w:tc>
+      </w:tr>
+      <w:tr>
+        <w:tc>
+          <w:tcPr/>
+          <w:p>
+            <w:pPr>
+              <w:pStyle w:val="Compact"/>
+              <w:jc w:val="left"/>
+            </w:pPr>
+            <w:r>
+              <w:t xml:space="preserve">Franklin Local Board Area</w:t>
+            </w:r>
+          </w:p>
+        </w:tc>
+        <w:tc>
+          <w:tcPr/>
+          <w:p>
+            <w:pPr>
+              <w:pStyle w:val="Compact"/>
+              <w:jc w:val="left"/>
+            </w:pPr>
+            <w:r>
+              <w:t xml:space="preserve">11,218</w:t>
+            </w:r>
+          </w:p>
+        </w:tc>
+        <w:tc>
+          <w:tcPr/>
+          <w:p>
+            <w:pPr>
+              <w:pStyle w:val="Compact"/>
+              <w:jc w:val="left"/>
+            </w:pPr>
+            <w:r>
+              <w:t xml:space="preserve">11,879</w:t>
+            </w:r>
+          </w:p>
+        </w:tc>
+        <w:tc>
+          <w:tcPr/>
+          <w:p>
+            <w:pPr>
+              <w:pStyle w:val="Compact"/>
+              <w:jc w:val="left"/>
+            </w:pPr>
+            <w:r>
+              <w:t xml:space="preserve">12,426</w:t>
+            </w:r>
+          </w:p>
+        </w:tc>
+        <w:tc>
+          <w:tcPr/>
+          <w:p>
+            <w:pPr>
+              <w:pStyle w:val="Compact"/>
+              <w:jc w:val="left"/>
+            </w:pPr>
+            <w:r>
+              <w:t xml:space="preserve">12,560</w:t>
+            </w:r>
+          </w:p>
+        </w:tc>
+        <w:tc>
+          <w:tcPr/>
+          <w:p>
+            <w:pPr>
+              <w:pStyle w:val="Compact"/>
+              <w:jc w:val="left"/>
+            </w:pPr>
+            <w:r>
+              <w:t xml:space="preserve">11,978</w:t>
+            </w:r>
+          </w:p>
+        </w:tc>
+        <w:tc>
+          <w:tcPr/>
+          <w:p>
+            <w:pPr>
+              <w:pStyle w:val="Compact"/>
+              <w:jc w:val="left"/>
+            </w:pPr>
+            <w:r>
+              <w:t xml:space="preserve">6.8%</w:t>
+            </w:r>
+          </w:p>
+        </w:tc>
+      </w:tr>
+      <w:tr>
+        <w:tc>
+          <w:tcPr/>
+          <w:p>
+            <w:pPr>
+              <w:pStyle w:val="Compact"/>
+              <w:jc w:val="left"/>
+            </w:pPr>
+            <w:r>
+              <w:t xml:space="preserve">Waitākere Ranges Local Board Area</w:t>
+            </w:r>
+          </w:p>
+        </w:tc>
+        <w:tc>
+          <w:tcPr/>
+          <w:p>
+            <w:pPr>
+              <w:pStyle w:val="Compact"/>
+              <w:jc w:val="left"/>
+            </w:pPr>
+            <w:r>
+              <w:t xml:space="preserve">5,729</w:t>
+            </w:r>
+          </w:p>
+        </w:tc>
+        <w:tc>
+          <w:tcPr/>
+          <w:p>
+            <w:pPr>
+              <w:pStyle w:val="Compact"/>
+              <w:jc w:val="left"/>
+            </w:pPr>
+            <w:r>
+              <w:t xml:space="preserve">5,961</w:t>
+            </w:r>
+          </w:p>
+        </w:tc>
+        <w:tc>
+          <w:tcPr/>
+          <w:p>
+            <w:pPr>
+              <w:pStyle w:val="Compact"/>
+              <w:jc w:val="left"/>
+            </w:pPr>
+            <w:r>
+              <w:t xml:space="preserve">6,211</w:t>
+            </w:r>
+          </w:p>
+        </w:tc>
+        <w:tc>
+          <w:tcPr/>
+          <w:p>
+            <w:pPr>
+              <w:pStyle w:val="Compact"/>
+              <w:jc w:val="left"/>
+            </w:pPr>
+            <w:r>
+              <w:t xml:space="preserve">6,302</w:t>
+            </w:r>
+          </w:p>
+        </w:tc>
+        <w:tc>
+          <w:tcPr/>
+          <w:p>
+            <w:pPr>
+              <w:pStyle w:val="Compact"/>
+              <w:jc w:val="left"/>
+            </w:pPr>
+            <w:r>
+              <w:t xml:space="preserve">6,064</w:t>
+            </w:r>
+          </w:p>
+        </w:tc>
+        <w:tc>
+          <w:tcPr/>
+          <w:p>
+            <w:pPr>
+              <w:pStyle w:val="Compact"/>
+              <w:jc w:val="left"/>
+            </w:pPr>
+            <w:r>
+              <w:t xml:space="preserve">5.8%</w:t>
+            </w:r>
+          </w:p>
+        </w:tc>
+      </w:tr>
+      <w:tr>
+        <w:tc>
+          <w:tcPr/>
+          <w:p>
+            <w:pPr>
+              <w:pStyle w:val="Compact"/>
+              <w:jc w:val="left"/>
+            </w:pPr>
+            <w:r>
+              <w:t xml:space="preserve">Ōrākei Local Board Area</w:t>
+            </w:r>
+          </w:p>
+        </w:tc>
+        <w:tc>
+          <w:tcPr/>
+          <w:p>
+            <w:pPr>
+              <w:pStyle w:val="Compact"/>
+              <w:jc w:val="left"/>
+            </w:pPr>
+            <w:r>
+              <w:t xml:space="preserve">6,810</w:t>
+            </w:r>
+          </w:p>
+        </w:tc>
+        <w:tc>
+          <w:tcPr/>
+          <w:p>
+            <w:pPr>
+              <w:pStyle w:val="Compact"/>
+              <w:jc w:val="left"/>
+            </w:pPr>
+            <w:r>
+              <w:t xml:space="preserve">7,096</w:t>
+            </w:r>
+          </w:p>
+        </w:tc>
+        <w:tc>
+          <w:tcPr/>
+          <w:p>
+            <w:pPr>
+              <w:pStyle w:val="Compact"/>
+              <w:jc w:val="left"/>
+            </w:pPr>
+            <w:r>
+              <w:t xml:space="preserve">7,403</w:t>
+            </w:r>
+          </w:p>
+        </w:tc>
+        <w:tc>
+          <w:tcPr/>
+          <w:p>
+            <w:pPr>
+              <w:pStyle w:val="Compact"/>
+              <w:jc w:val="left"/>
+            </w:pPr>
+            <w:r>
+              <w:t xml:space="preserve">7,516</w:t>
+            </w:r>
+          </w:p>
+        </w:tc>
+        <w:tc>
+          <w:tcPr/>
+          <w:p>
+            <w:pPr>
+              <w:pStyle w:val="Compact"/>
+              <w:jc w:val="left"/>
+            </w:pPr>
+            <w:r>
+              <w:t xml:space="preserve">7,161</w:t>
+            </w:r>
+          </w:p>
+        </w:tc>
+        <w:tc>
+          <w:tcPr/>
+          <w:p>
+            <w:pPr>
+              <w:pStyle w:val="Compact"/>
+              <w:jc w:val="left"/>
+            </w:pPr>
+            <w:r>
+              <w:t xml:space="preserve">5.2%</w:t>
+            </w:r>
+          </w:p>
+        </w:tc>
+      </w:tr>
+      <w:tr>
+        <w:tc>
+          <w:tcPr/>
+          <w:p>
+            <w:pPr>
+              <w:pStyle w:val="Compact"/>
+              <w:jc w:val="left"/>
+            </w:pPr>
+            <w:r>
+              <w:t xml:space="preserve">Rodney Local Board Area</w:t>
+            </w:r>
+          </w:p>
+        </w:tc>
+        <w:tc>
+          <w:tcPr/>
+          <w:p>
+            <w:pPr>
+              <w:pStyle w:val="Compact"/>
+              <w:jc w:val="left"/>
+            </w:pPr>
+            <w:r>
+              <w:t xml:space="preserve">12,152</w:t>
+            </w:r>
+          </w:p>
+        </w:tc>
+        <w:tc>
+          <w:tcPr/>
+          <w:p>
+            <w:pPr>
+              <w:pStyle w:val="Compact"/>
+              <w:jc w:val="left"/>
+            </w:pPr>
+            <w:r>
+              <w:t xml:space="preserve">12,555</w:t>
+            </w:r>
+          </w:p>
+        </w:tc>
+        <w:tc>
+          <w:tcPr/>
+          <w:p>
+            <w:pPr>
+              <w:pStyle w:val="Compact"/>
+              <w:jc w:val="left"/>
+            </w:pPr>
+            <w:r>
+              <w:t xml:space="preserve">12,976</w:t>
+            </w:r>
+          </w:p>
+        </w:tc>
+        <w:tc>
+          <w:tcPr/>
+          <w:p>
+            <w:pPr>
+              <w:pStyle w:val="Compact"/>
+              <w:jc w:val="left"/>
+            </w:pPr>
+            <w:r>
+              <w:t xml:space="preserve">13,245</w:t>
+            </w:r>
+          </w:p>
+        </w:tc>
+        <w:tc>
+          <w:tcPr/>
+          <w:p>
+            <w:pPr>
+              <w:pStyle w:val="Compact"/>
+              <w:jc w:val="left"/>
+            </w:pPr>
+            <w:r>
+              <w:t xml:space="preserve">12,635</w:t>
+            </w:r>
+          </w:p>
+        </w:tc>
+        <w:tc>
+          <w:tcPr/>
+          <w:p>
+            <w:pPr>
+              <w:pStyle w:val="Compact"/>
+              <w:jc w:val="left"/>
+            </w:pPr>
+            <w:r>
+              <w:t xml:space="preserve">4.0%</w:t>
+            </w:r>
+          </w:p>
+        </w:tc>
+      </w:tr>
+      <w:tr>
+        <w:tc>
+          <w:tcPr/>
+          <w:p>
+            <w:pPr>
+              <w:pStyle w:val="Compact"/>
+              <w:jc w:val="left"/>
+            </w:pPr>
+            <w:r>
+              <w:t xml:space="preserve">Waiheke Local Board Area</w:t>
+            </w:r>
+          </w:p>
+        </w:tc>
+        <w:tc>
+          <w:tcPr/>
+          <w:p>
+            <w:pPr>
+              <w:pStyle w:val="Compact"/>
+              <w:jc w:val="left"/>
+            </w:pPr>
+            <w:r>
+              <w:t xml:space="preserve">1,180</w:t>
+            </w:r>
+          </w:p>
+        </w:tc>
+        <w:tc>
+          <w:tcPr/>
+          <w:p>
+            <w:pPr>
+              <w:pStyle w:val="Compact"/>
+              <w:jc w:val="left"/>
+            </w:pPr>
+            <w:r>
+              <w:t xml:space="preserve">1,200</w:t>
+            </w:r>
+          </w:p>
+        </w:tc>
+        <w:tc>
+          <w:tcPr/>
+          <w:p>
+            <w:pPr>
+              <w:pStyle w:val="Compact"/>
+              <w:jc w:val="left"/>
+            </w:pPr>
+            <w:r>
+              <w:t xml:space="preserve">1,271</w:t>
+            </w:r>
+          </w:p>
+        </w:tc>
+        <w:tc>
+          <w:tcPr/>
+          <w:p>
+            <w:pPr>
+              <w:pStyle w:val="Compact"/>
+              <w:jc w:val="left"/>
+            </w:pPr>
+            <w:r>
+              <w:t xml:space="preserve">1,272</w:t>
+            </w:r>
+          </w:p>
+        </w:tc>
+        <w:tc>
+          <w:tcPr/>
+          <w:p>
+            <w:pPr>
+              <w:pStyle w:val="Compact"/>
+              <w:jc w:val="left"/>
+            </w:pPr>
+            <w:r>
+              <w:t xml:space="preserve">1,207</w:t>
+            </w:r>
+          </w:p>
+        </w:tc>
+        <w:tc>
+          <w:tcPr/>
+          <w:p>
+            <w:pPr>
+              <w:pStyle w:val="Compact"/>
+              <w:jc w:val="left"/>
+            </w:pPr>
+            <w:r>
+              <w:t xml:space="preserve">2.3%</w:t>
+            </w:r>
+          </w:p>
+        </w:tc>
+      </w:tr>
+    </w:tbl>
+    <w:bookmarkEnd w:id="44"/>
+    <w:p>
+      <w:pPr>
+        <w:pStyle w:val="BodyText"/>
+      </w:pPr>
+      <w:r>
+        <w:rPr>
+          <w:vertAlign w:val="subscript"/>
+        </w:rPr>
+        <w:t xml:space="preserve">Source:</w:t>
+      </w:r>
+      <w:r>
+        <w:rPr>
+          <w:vertAlign w:val="subscript"/>
+        </w:rPr>
+        <w:t xml:space="preserve"> </w:t>
+      </w:r>
+      <w:hyperlink r:id="rId45">
+        <w:r>
+          <w:rPr>
+            <w:rStyle w:val="Hyperlink"/>
+            <w:vertAlign w:val="subscript"/>
+          </w:rPr>
+          <w:t xml:space="preserve">Data Analysis</w:t>
+        </w:r>
+      </w:hyperlink>
+    </w:p>
+    <w:p>
+      <w:pPr>
+        <w:pStyle w:val="BodyText"/>
+      </w:pPr>
+      <w:r>
+        <w:t xml:space="preserve">Local Board areas differed greatly on rates of registration, desexing, dogs classified as menacing or dangerous, and the proportion of owners with a Responsible Dog Owner Licence.</w:t>
+      </w:r>
+    </w:p>
+    <w:p>
+      <w:pPr>
+        <w:pStyle w:val="BodyText"/>
+      </w:pPr>
+      <w:r>
+        <w:t xml:space="preserve">A Spearman rank correlation analysis showed that Local Boards with high current registrations tended to have higher rates of desexing and lower rates of classified animals, while those with higher rates of classifications tended to have lower rates of desexing.</w:t>
+      </w:r>
+    </w:p>
+    <w:p>
+      <w:pPr>
+        <w:pStyle w:val="BodyText"/>
+      </w:pPr>
+      <w:bookmarkStart w:id="49" w:name="spearman"/>
+      <w:r>
+        <w:drawing>
+          <wp:inline>
+            <wp:extent cx="5334000" cy="3810000"/>
+            <wp:effectExtent b="0" l="0" r="0" t="0"/>
+            <wp:docPr descr="" title="" id="47" name="Picture"/>
+            <a:graphic>
+              <a:graphicData uri="http://schemas.openxmlformats.org/drawingml/2006/picture">
+                <pic:pic>
+                  <pic:nvPicPr>
+                    <pic:cNvPr descr="index_files/figure-docx/notebooks-data-analysis-spearman-output-1.png" id="48" name="Picture"/>
+                    <pic:cNvPicPr>
+                      <a:picLocks noChangeArrowheads="1" noChangeAspect="1"/>
+                    </pic:cNvPicPr>
+                  </pic:nvPicPr>
+                  <pic:blipFill>
+                    <a:blip r:embed="rId46"/>
+                    <a:stretch>
+                      <a:fillRect/>
+                    </a:stretch>
+                  </pic:blipFill>
+                  <pic:spPr bwMode="auto">
+                    <a:xfrm>
+                      <a:off x="0" y="0"/>
+                      <a:ext cx="5334000" cy="3810000"/>
+                    </a:xfrm>
+                    <a:prstGeom prst="rect">
+                      <a:avLst/>
+                    </a:prstGeom>
+                    <a:noFill/>
+                    <a:ln w="9525">
+                      <a:noFill/>
+                      <a:headEnd/>
+                      <a:tailEnd/>
+                    </a:ln>
+                  </pic:spPr>
+                </pic:pic>
+              </a:graphicData>
+            </a:graphic>
+          </wp:inline>
+        </w:drawing>
+      </w:r>
+      <w:bookmarkEnd w:id="49"/>
+    </w:p>
+    <w:p>
+      <w:pPr>
+        <w:pStyle w:val="BodyText"/>
+      </w:pPr>
+      <w:r>
+        <w:rPr>
+          <w:vertAlign w:val="subscript"/>
+        </w:rPr>
+        <w:t xml:space="preserve">Source:</w:t>
+      </w:r>
+      <w:r>
+        <w:rPr>
+          <w:vertAlign w:val="subscript"/>
+        </w:rPr>
+        <w:t xml:space="preserve"> </w:t>
+      </w:r>
+      <w:hyperlink r:id="rId50">
+        <w:r>
+          <w:rPr>
+            <w:rStyle w:val="Hyperlink"/>
+            <w:vertAlign w:val="subscript"/>
+          </w:rPr>
+          <w:t xml:space="preserve">Data Analysis</w:t>
+        </w:r>
+      </w:hyperlink>
+    </w:p>
+    <w:p>
+      <w:pPr>
+        <w:pStyle w:val="BodyText"/>
+      </w:pPr>
+      <w:r>
+        <w:t xml:space="preserve">Local Boards differed in rates of desexing and classified dogs.</w:t>
+      </w:r>
+    </w:p>
+    <w:p>
+      <w:pPr>
+        <w:pStyle w:val="BodyText"/>
+      </w:pPr>
+      <w:bookmarkStart w:id="54" w:name="map-desex"/>
+      <w:r>
+        <w:drawing>
+          <wp:inline>
+            <wp:extent cx="5334000" cy="3810000"/>
+            <wp:effectExtent b="0" l="0" r="0" t="0"/>
+            <wp:docPr descr="" title="" id="52" name="Picture"/>
+            <a:graphic>
+              <a:graphicData uri="http://schemas.openxmlformats.org/drawingml/2006/picture">
+                <pic:pic>
+                  <pic:nvPicPr>
+                    <pic:cNvPr descr="index_files/figure-docx/notebooks-mapping-map-desex-output-2.png" id="53" name="Picture"/>
+                    <pic:cNvPicPr>
+                      <a:picLocks noChangeArrowheads="1" noChangeAspect="1"/>
+                    </pic:cNvPicPr>
+                  </pic:nvPicPr>
+                  <pic:blipFill>
+                    <a:blip r:embed="rId51"/>
+                    <a:stretch>
+                      <a:fillRect/>
+                    </a:stretch>
+                  </pic:blipFill>
+                  <pic:spPr bwMode="auto">
+                    <a:xfrm>
+                      <a:off x="0" y="0"/>
+                      <a:ext cx="5334000" cy="3810000"/>
+                    </a:xfrm>
+                    <a:prstGeom prst="rect">
+                      <a:avLst/>
+                    </a:prstGeom>
+                    <a:noFill/>
+                    <a:ln w="9525">
+                      <a:noFill/>
+                      <a:headEnd/>
+                      <a:tailEnd/>
+                    </a:ln>
+                  </pic:spPr>
+                </pic:pic>
+              </a:graphicData>
+            </a:graphic>
+          </wp:inline>
+        </w:drawing>
+      </w:r>
+      <w:bookmarkEnd w:id="54"/>
+    </w:p>
+    <w:p>
+      <w:pPr>
+        <w:pStyle w:val="BodyText"/>
+      </w:pPr>
+      <w:r>
+        <w:rPr>
+          <w:vertAlign w:val="subscript"/>
+        </w:rPr>
+        <w:t xml:space="preserve">Source:</w:t>
+      </w:r>
+      <w:r>
+        <w:rPr>
+          <w:vertAlign w:val="subscript"/>
+        </w:rPr>
+        <w:t xml:space="preserve"> </w:t>
+      </w:r>
+      <w:hyperlink r:id="rId55">
+        <w:r>
+          <w:rPr>
+            <w:rStyle w:val="Hyperlink"/>
+            <w:vertAlign w:val="subscript"/>
+          </w:rPr>
+          <w:t xml:space="preserve">Mapping</w:t>
+        </w:r>
+      </w:hyperlink>
+    </w:p>
+    <w:p>
+      <w:pPr>
+        <w:pStyle w:val="BodyText"/>
+      </w:pPr>
+      <w:bookmarkStart w:id="59" w:name="map-class"/>
+      <w:r>
+        <w:drawing>
+          <wp:inline>
+            <wp:extent cx="5334000" cy="3810000"/>
+            <wp:effectExtent b="0" l="0" r="0" t="0"/>
+            <wp:docPr descr="" title="" id="57" name="Picture"/>
+            <a:graphic>
+              <a:graphicData uri="http://schemas.openxmlformats.org/drawingml/2006/picture">
+                <pic:pic>
+                  <pic:nvPicPr>
+                    <pic:cNvPr descr="index_files/figure-docx/notebooks-mapping-map-class-output-1.png" id="58" name="Picture"/>
+                    <pic:cNvPicPr>
+                      <a:picLocks noChangeArrowheads="1" noChangeAspect="1"/>
+                    </pic:cNvPicPr>
+                  </pic:nvPicPr>
+                  <pic:blipFill>
+                    <a:blip r:embed="rId56"/>
+                    <a:stretch>
+                      <a:fillRect/>
+                    </a:stretch>
+                  </pic:blipFill>
+                  <pic:spPr bwMode="auto">
+                    <a:xfrm>
+                      <a:off x="0" y="0"/>
+                      <a:ext cx="5334000" cy="3810000"/>
+                    </a:xfrm>
+                    <a:prstGeom prst="rect">
+                      <a:avLst/>
+                    </a:prstGeom>
+                    <a:noFill/>
+                    <a:ln w="9525">
+                      <a:noFill/>
+                      <a:headEnd/>
+                      <a:tailEnd/>
+                    </a:ln>
+                  </pic:spPr>
+                </pic:pic>
+              </a:graphicData>
+            </a:graphic>
+          </wp:inline>
+        </w:drawing>
+      </w:r>
+      <w:bookmarkEnd w:id="59"/>
+    </w:p>
+    <w:p>
+      <w:pPr>
+        <w:pStyle w:val="BodyText"/>
+      </w:pPr>
+      <w:r>
+        <w:rPr>
+          <w:vertAlign w:val="subscript"/>
+        </w:rPr>
+        <w:t xml:space="preserve">Source:</w:t>
+      </w:r>
+      <w:r>
+        <w:rPr>
+          <w:vertAlign w:val="subscript"/>
+        </w:rPr>
+        <w:t xml:space="preserve"> </w:t>
+      </w:r>
+      <w:hyperlink r:id="rId60">
+        <w:r>
+          <w:rPr>
+            <w:rStyle w:val="Hyperlink"/>
+            <w:vertAlign w:val="subscript"/>
+          </w:rPr>
+          <w:t xml:space="preserve">Mapping</w:t>
+        </w:r>
+      </w:hyperlink>
+    </w:p>
+    <w:p>
+      <w:pPr>
+        <w:pStyle w:val="BodyText"/>
+      </w:pPr>
+      <w:r>
+        <w:t xml:space="preserve">A Chi-squared test revealed which dog breeds were over represented in each region, providing a snapshot of each region’s unique breed profile.</w:t>
+      </w:r>
+    </w:p>
+    <w:p>
+      <w:pPr>
+        <w:pStyle w:val="BodyText"/>
+      </w:pPr>
+      <w:bookmarkStart w:id="64" w:name="region-breeds"/>
+      <w:r>
+        <w:drawing>
+          <wp:inline>
+            <wp:extent cx="5334000" cy="7620000"/>
+            <wp:effectExtent b="0" l="0" r="0" t="0"/>
+            <wp:docPr descr="" title="" id="62" name="Picture"/>
+            <a:graphic>
+              <a:graphicData uri="http://schemas.openxmlformats.org/drawingml/2006/picture">
+                <pic:pic>
+                  <pic:nvPicPr>
+                    <pic:cNvPr descr="index_files/figure-docx/notebooks-data-analysis-region-breeds-output-1.png" id="63" name="Picture"/>
+                    <pic:cNvPicPr>
+                      <a:picLocks noChangeArrowheads="1" noChangeAspect="1"/>
+                    </pic:cNvPicPr>
+                  </pic:nvPicPr>
+                  <pic:blipFill>
+                    <a:blip r:embed="rId61"/>
+                    <a:stretch>
+                      <a:fillRect/>
+                    </a:stretch>
+                  </pic:blipFill>
+                  <pic:spPr bwMode="auto">
+                    <a:xfrm>
+                      <a:off x="0" y="0"/>
+                      <a:ext cx="5334000" cy="7620000"/>
+                    </a:xfrm>
+                    <a:prstGeom prst="rect">
+                      <a:avLst/>
+                    </a:prstGeom>
+                    <a:noFill/>
+                    <a:ln w="9525">
+                      <a:noFill/>
+                      <a:headEnd/>
+                      <a:tailEnd/>
+                    </a:ln>
+                  </pic:spPr>
+                </pic:pic>
+              </a:graphicData>
+            </a:graphic>
+          </wp:inline>
+        </w:drawing>
+      </w:r>
+      <w:bookmarkEnd w:id="64"/>
+    </w:p>
+    <w:p>
+      <w:pPr>
+        <w:pStyle w:val="BodyText"/>
+      </w:pPr>
+      <w:r>
+        <w:rPr>
+          <w:vertAlign w:val="subscript"/>
+        </w:rPr>
+        <w:t xml:space="preserve">Source:</w:t>
+      </w:r>
+      <w:r>
+        <w:rPr>
+          <w:vertAlign w:val="subscript"/>
+        </w:rPr>
+        <w:t xml:space="preserve"> </w:t>
+      </w:r>
+      <w:hyperlink r:id="rId65">
+        <w:r>
+          <w:rPr>
+            <w:rStyle w:val="Hyperlink"/>
+            <w:vertAlign w:val="subscript"/>
+          </w:rPr>
+          <w:t xml:space="preserve">Data Analysis</w:t>
+        </w:r>
+      </w:hyperlink>
+    </w:p>
+    <w:p>
+      <w:pPr>
+        <w:pStyle w:val="BodyText"/>
+      </w:pPr>
+      <w:r>
+        <w:t xml:space="preserve">Local Boards differed greatly in the rate of dog attacks, impounds, and euthanasia of impounded dogs.</w:t>
+      </w:r>
+    </w:p>
+    <w:p>
+      <w:pPr>
+        <w:pStyle w:val="BodyText"/>
+      </w:pPr>
+      <w:bookmarkStart w:id="69" w:name="map-attacks"/>
+      <w:r>
+        <w:drawing>
+          <wp:inline>
+            <wp:extent cx="5334000" cy="3810000"/>
+            <wp:effectExtent b="0" l="0" r="0" t="0"/>
+            <wp:docPr descr="" title="" id="67" name="Picture"/>
+            <a:graphic>
+              <a:graphicData uri="http://schemas.openxmlformats.org/drawingml/2006/picture">
+                <pic:pic>
+                  <pic:nvPicPr>
+                    <pic:cNvPr descr="index_files/figure-docx/notebooks-mapping-map-attacks-output-1.png" id="68" name="Picture"/>
+                    <pic:cNvPicPr>
+                      <a:picLocks noChangeArrowheads="1" noChangeAspect="1"/>
+                    </pic:cNvPicPr>
+                  </pic:nvPicPr>
+                  <pic:blipFill>
+                    <a:blip r:embed="rId66"/>
+                    <a:stretch>
+                      <a:fillRect/>
+                    </a:stretch>
+                  </pic:blipFill>
+                  <pic:spPr bwMode="auto">
+                    <a:xfrm>
+                      <a:off x="0" y="0"/>
+                      <a:ext cx="5334000" cy="3810000"/>
+                    </a:xfrm>
+                    <a:prstGeom prst="rect">
+                      <a:avLst/>
+                    </a:prstGeom>
+                    <a:noFill/>
+                    <a:ln w="9525">
+                      <a:noFill/>
+                      <a:headEnd/>
+                      <a:tailEnd/>
+                    </a:ln>
+                  </pic:spPr>
+                </pic:pic>
+              </a:graphicData>
+            </a:graphic>
+          </wp:inline>
+        </w:drawing>
+      </w:r>
+      <w:bookmarkEnd w:id="69"/>
+    </w:p>
+    <w:p>
+      <w:pPr>
+        <w:pStyle w:val="BodyText"/>
+      </w:pPr>
+      <w:r>
+        <w:rPr>
+          <w:vertAlign w:val="subscript"/>
+        </w:rPr>
+        <w:t xml:space="preserve">Source:</w:t>
+      </w:r>
+      <w:r>
+        <w:rPr>
+          <w:vertAlign w:val="subscript"/>
+        </w:rPr>
+        <w:t xml:space="preserve"> </w:t>
+      </w:r>
+      <w:hyperlink r:id="rId70">
+        <w:r>
+          <w:rPr>
+            <w:rStyle w:val="Hyperlink"/>
+            <w:vertAlign w:val="subscript"/>
+          </w:rPr>
+          <w:t xml:space="preserve">Mapping</w:t>
+        </w:r>
+      </w:hyperlink>
+    </w:p>
+    <w:p>
+      <w:pPr>
+        <w:pStyle w:val="BodyText"/>
+      </w:pPr>
+      <w:bookmarkStart w:id="74" w:name="map-impounds"/>
+      <w:r>
+        <w:drawing>
+          <wp:inline>
+            <wp:extent cx="5334000" cy="3810000"/>
+            <wp:effectExtent b="0" l="0" r="0" t="0"/>
+            <wp:docPr descr="" title="" id="72" name="Picture"/>
+            <a:graphic>
+              <a:graphicData uri="http://schemas.openxmlformats.org/drawingml/2006/picture">
+                <pic:pic>
+                  <pic:nvPicPr>
+                    <pic:cNvPr descr="index_files/figure-docx/notebooks-mapping-map-impounds-output-1.png" id="73" name="Picture"/>
+                    <pic:cNvPicPr>
+                      <a:picLocks noChangeArrowheads="1" noChangeAspect="1"/>
+                    </pic:cNvPicPr>
+                  </pic:nvPicPr>
+                  <pic:blipFill>
+                    <a:blip r:embed="rId71"/>
+                    <a:stretch>
+                      <a:fillRect/>
+                    </a:stretch>
+                  </pic:blipFill>
+                  <pic:spPr bwMode="auto">
+                    <a:xfrm>
+                      <a:off x="0" y="0"/>
+                      <a:ext cx="5334000" cy="3810000"/>
+                    </a:xfrm>
+                    <a:prstGeom prst="rect">
+                      <a:avLst/>
+                    </a:prstGeom>
+                    <a:noFill/>
+                    <a:ln w="9525">
+                      <a:noFill/>
+                      <a:headEnd/>
+                      <a:tailEnd/>
+                    </a:ln>
+                  </pic:spPr>
+                </pic:pic>
+              </a:graphicData>
+            </a:graphic>
+          </wp:inline>
+        </w:drawing>
+      </w:r>
+      <w:bookmarkEnd w:id="74"/>
+    </w:p>
+    <w:p>
+      <w:pPr>
+        <w:pStyle w:val="BodyText"/>
+      </w:pPr>
+      <w:r>
+        <w:rPr>
+          <w:vertAlign w:val="subscript"/>
+        </w:rPr>
+        <w:t xml:space="preserve">Source:</w:t>
+      </w:r>
+      <w:r>
+        <w:rPr>
+          <w:vertAlign w:val="subscript"/>
+        </w:rPr>
+        <w:t xml:space="preserve"> </w:t>
+      </w:r>
+      <w:hyperlink r:id="rId75">
+        <w:r>
+          <w:rPr>
+            <w:rStyle w:val="Hyperlink"/>
+            <w:vertAlign w:val="subscript"/>
+          </w:rPr>
+          <w:t xml:space="preserve">Mapping</w:t>
+        </w:r>
+      </w:hyperlink>
+    </w:p>
+    <w:p>
+      <w:pPr>
+        <w:pStyle w:val="BodyText"/>
+      </w:pPr>
+      <w:bookmarkStart w:id="79" w:name="map-euth"/>
+      <w:r>
+        <w:drawing>
+          <wp:inline>
+            <wp:extent cx="5334000" cy="3810000"/>
+            <wp:effectExtent b="0" l="0" r="0" t="0"/>
+            <wp:docPr descr="" title="" id="77" name="Picture"/>
+            <a:graphic>
+              <a:graphicData uri="http://schemas.openxmlformats.org/drawingml/2006/picture">
+                <pic:pic>
+                  <pic:nvPicPr>
+                    <pic:cNvPr descr="index_files/figure-docx/notebooks-mapping-map-euth-output-1.png" id="78" name="Picture"/>
+                    <pic:cNvPicPr>
+                      <a:picLocks noChangeArrowheads="1" noChangeAspect="1"/>
+                    </pic:cNvPicPr>
+                  </pic:nvPicPr>
+                  <pic:blipFill>
+                    <a:blip r:embed="rId76"/>
+                    <a:stretch>
+                      <a:fillRect/>
+                    </a:stretch>
+                  </pic:blipFill>
+                  <pic:spPr bwMode="auto">
+                    <a:xfrm>
+                      <a:off x="0" y="0"/>
+                      <a:ext cx="5334000" cy="3810000"/>
+                    </a:xfrm>
+                    <a:prstGeom prst="rect">
+                      <a:avLst/>
+                    </a:prstGeom>
+                    <a:noFill/>
+                    <a:ln w="9525">
+                      <a:noFill/>
+                      <a:headEnd/>
+                      <a:tailEnd/>
+                    </a:ln>
+                  </pic:spPr>
+                </pic:pic>
+              </a:graphicData>
+            </a:graphic>
+          </wp:inline>
+        </w:drawing>
+      </w:r>
+      <w:bookmarkEnd w:id="79"/>
+    </w:p>
+    <w:p>
+      <w:pPr>
+        <w:pStyle w:val="BodyText"/>
+      </w:pPr>
+      <w:r>
+        <w:rPr>
+          <w:vertAlign w:val="subscript"/>
+        </w:rPr>
+        <w:t xml:space="preserve">Source:</w:t>
+      </w:r>
+      <w:r>
+        <w:rPr>
+          <w:vertAlign w:val="subscript"/>
+        </w:rPr>
+        <w:t xml:space="preserve"> </w:t>
+      </w:r>
+      <w:hyperlink r:id="rId80">
+        <w:r>
+          <w:rPr>
+            <w:rStyle w:val="Hyperlink"/>
+            <w:vertAlign w:val="subscript"/>
+          </w:rPr>
+          <w:t xml:space="preserve">Mapping</w:t>
+        </w:r>
+      </w:hyperlink>
+    </w:p>
+    <w:p>
+      <w:pPr>
+        <w:pStyle w:val="BodyText"/>
+      </w:pPr>
+      <w:bookmarkStart w:id="84" w:name="euth-board"/>
+      <w:r>
+        <w:drawing>
+          <wp:inline>
+            <wp:extent cx="5334000" cy="3810000"/>
+            <wp:effectExtent b="0" l="0" r="0" t="0"/>
+            <wp:docPr descr="" title="" id="82" name="Picture"/>
+            <a:graphic>
+              <a:graphicData uri="http://schemas.openxmlformats.org/drawingml/2006/picture">
+                <pic:pic>
+                  <pic:nvPicPr>
+                    <pic:cNvPr descr="index_files/figure-docx/notebooks-data-analysis-euth-board-output-2.png" id="83" name="Picture"/>
+                    <pic:cNvPicPr>
+                      <a:picLocks noChangeArrowheads="1" noChangeAspect="1"/>
+                    </pic:cNvPicPr>
+                  </pic:nvPicPr>
+                  <pic:blipFill>
+                    <a:blip r:embed="rId81"/>
+                    <a:stretch>
+                      <a:fillRect/>
+                    </a:stretch>
+                  </pic:blipFill>
+                  <pic:spPr bwMode="auto">
+                    <a:xfrm>
+                      <a:off x="0" y="0"/>
+                      <a:ext cx="5334000" cy="3810000"/>
+                    </a:xfrm>
+                    <a:prstGeom prst="rect">
+                      <a:avLst/>
+                    </a:prstGeom>
+                    <a:noFill/>
+                    <a:ln w="9525">
+                      <a:noFill/>
+                      <a:headEnd/>
+                      <a:tailEnd/>
+                    </a:ln>
+                  </pic:spPr>
+                </pic:pic>
+              </a:graphicData>
+            </a:graphic>
+          </wp:inline>
+        </w:drawing>
+      </w:r>
+      <w:bookmarkEnd w:id="84"/>
+    </w:p>
+    <w:p>
+      <w:pPr>
+        <w:pStyle w:val="BodyText"/>
+      </w:pPr>
+      <w:r>
+        <w:rPr>
+          <w:vertAlign w:val="subscript"/>
+        </w:rPr>
+        <w:t xml:space="preserve">Source:</w:t>
+      </w:r>
+      <w:r>
+        <w:rPr>
+          <w:vertAlign w:val="subscript"/>
+        </w:rPr>
+        <w:t xml:space="preserve"> </w:t>
+      </w:r>
+      <w:hyperlink r:id="rId85">
+        <w:r>
+          <w:rPr>
+            <w:rStyle w:val="Hyperlink"/>
+            <w:vertAlign w:val="subscript"/>
+          </w:rPr>
+          <w:t xml:space="preserve">Data Analysis</w:t>
+        </w:r>
+      </w:hyperlink>
+    </w:p>
+    <w:bookmarkEnd w:id="86"/>
+    <w:bookmarkStart w:id="115" w:name="references"/>
+    <w:p>
+      <w:pPr>
+        <w:pStyle w:val="Heading2"/>
+      </w:pPr>
+      <w:r>
+        <w:t xml:space="preserve">8 References</w:t>
+      </w:r>
+    </w:p>
+    <w:bookmarkStart w:id="114" w:name="refs"/>
+    <w:bookmarkStart w:id="88" w:name="ref-anonymous2025"/>
+    <w:p>
+      <w:pPr>
+        <w:pStyle w:val="Bibliography"/>
+      </w:pPr>
+      <w:r>
+        <w:t xml:space="preserve">1.</w:t>
+      </w:r>
+      <w:r>
+        <w:t xml:space="preserve"> </w:t>
+      </w:r>
+      <w:r>
+        <w:t xml:space="preserve">	</w:t>
+      </w:r>
+      <w:r>
+        <w:t xml:space="preserve">Anonymous. Far north man abel wira found guilty of manslaughter after dogs maul neville thomson to death.</w:t>
+      </w:r>
+      <w:r>
+        <w:t xml:space="preserve"> </w:t>
+      </w:r>
+      <w:r>
+        <w:rPr>
+          <w:i/>
+          <w:iCs/>
+        </w:rPr>
+        <w:t xml:space="preserve">RNZ</w:t>
+      </w:r>
+      <w:r>
+        <w:t xml:space="preserve">. Published online August 26, 2025.</w:t>
+      </w:r>
+      <w:r>
+        <w:t xml:space="preserve"> </w:t>
+      </w:r>
+      <w:hyperlink r:id="rId87">
         <w:r>
           <w:rPr>
             <w:rStyle w:val="Hyperlink"/>
           </w:rPr>
-          <w:t xml:space="preserve">Figure 3</w:t>
+          <w:t xml:space="preserve">https://www.rnz.co.nz/news/national/571133/far-north-man-abel-wira-found-guilty-of-manslaughter-after-dogs-maul-neville-thomson-to-death</w:t>
         </w:r>
       </w:hyperlink>
+    </w:p>
+    <w:bookmarkEnd w:id="88"/>
+    <w:bookmarkStart w:id="90" w:name="ref-anonymous2023"/>
+    <w:p>
+      <w:pPr>
+        <w:pStyle w:val="Bibliography"/>
+      </w:pPr>
+      <w:r>
+        <w:t xml:space="preserve">2.</w:t>
+      </w:r>
       <w:r>
         <w:t xml:space="preserve"> </w:t>
       </w:r>
       <w:r>
-        <w:t xml:space="preserve">shows the location of recent Earthquakes on La Palma.</w:t>
-      </w:r>
-    </w:p>
-    <w:bookmarkEnd w:id="26"/>
-    <w:bookmarkStart w:id="27" w:name="sec-data-methods"/>
-    <w:p>
-      <w:pPr>
-        <w:pStyle w:val="Heading2"/>
-      </w:pPr>
-      <w:r>
-        <w:t xml:space="preserve">2 Data &amp; Methods</w:t>
-      </w:r>
-    </w:p>
-    <w:bookmarkEnd w:id="27"/>
-    <w:bookmarkStart w:id="28" w:name="conclusion"/>
-    <w:p>
-      <w:pPr>
-        <w:pStyle w:val="Heading2"/>
-      </w:pPr>
-      <w:r>
-        <w:t xml:space="preserve">3 Conclusion</w:t>
-      </w:r>
-    </w:p>
-    <w:bookmarkEnd w:id="28"/>
-    <w:bookmarkStart w:id="32" w:name="references"/>
-    <w:p>
-      <w:pPr>
-        <w:pStyle w:val="Heading2"/>
-      </w:pPr>
-      <w:r>
-        <w:t xml:space="preserve">References</w:t>
-      </w:r>
-    </w:p>
-    <w:bookmarkStart w:id="31" w:name="refs"/>
-    <w:bookmarkStart w:id="30" w:name="ref-marrero2019"/>
-    <w:p>
-      <w:pPr>
-        <w:pStyle w:val="Bibliography"/>
-      </w:pPr>
-      <w:r>
-        <w:t xml:space="preserve">Marrero, José, Alicia García, Manuel Berrocoso, Ángeles Llinares, Antonio Rodríguez-Losada, and R. Ortiz. 2019.</w:t>
-      </w:r>
-      <w:r>
-        <w:t xml:space="preserve"> </w:t>
-      </w:r>
-      <w:r>
-        <w:t xml:space="preserve">“Strategies for the Development of Volcanic Hazard Maps in Monogenetic Volcanic Fields: The Example of</w:t>
-      </w:r>
-      <w:r>
-        <w:t xml:space="preserve"> </w:t>
-      </w:r>
-      <w:r>
-        <w:t xml:space="preserve">La</w:t>
-      </w:r>
-      <w:r>
-        <w:t xml:space="preserve"> </w:t>
-      </w:r>
-      <w:r>
-        <w:t xml:space="preserve">Palma</w:t>
-      </w:r>
-      <w:r>
-        <w:t xml:space="preserve"> </w:t>
-      </w:r>
-      <w:r>
-        <w:t xml:space="preserve">(</w:t>
-      </w:r>
-      <w:r>
-        <w:t xml:space="preserve">Canary</w:t>
-      </w:r>
-      <w:r>
-        <w:t xml:space="preserve"> </w:t>
-      </w:r>
-      <w:r>
-        <w:t xml:space="preserve">Islands</w:t>
-      </w:r>
-      <w:r>
-        <w:t xml:space="preserve">).”</w:t>
+        <w:t xml:space="preserve">	</w:t>
+      </w:r>
+      <w:r>
+        <w:t xml:space="preserve">Anonymous. Well-known and loved northland woman to be farewelled after fatal dog attack.</w:t>
       </w:r>
       <w:r>
         <w:t xml:space="preserve"> </w:t>
@@ -1078,32 +6485,477 @@
           <w:i/>
           <w:iCs/>
         </w:rPr>
-        <w:t xml:space="preserve">Journal of Applied Volcanology</w:t>
+        <w:t xml:space="preserve">RNZ</w:t>
+      </w:r>
+      <w:r>
+        <w:t xml:space="preserve">. Published online October 16, 2023.</w:t>
       </w:r>
       <w:r>
         <w:t xml:space="preserve"> </w:t>
       </w:r>
-      <w:r>
-        <w:t xml:space="preserve">8 (July).</w:t>
-      </w:r>
-      <w:r>
-        <w:t xml:space="preserve"> </w:t>
-      </w:r>
-      <w:hyperlink r:id="rId29">
+      <w:hyperlink r:id="rId89">
         <w:r>
           <w:rPr>
             <w:rStyle w:val="Hyperlink"/>
           </w:rPr>
-          <w:t xml:space="preserve">https://doi.org/10.1186/s13617-019-0085-5</w:t>
+          <w:t xml:space="preserve">https://www.rnz.co.nz/news/national/500293/well-known-and-loved-northland-woman-to-be-farewelled-after-fatal-dog-attack</w:t>
         </w:r>
       </w:hyperlink>
-      <w:r>
-        <w:t xml:space="preserve">.</w:t>
-      </w:r>
-    </w:p>
-    <w:bookmarkEnd w:id="30"/>
-    <w:bookmarkEnd w:id="31"/>
-    <w:bookmarkEnd w:id="32"/>
+    </w:p>
+    <w:bookmarkEnd w:id="90"/>
+    <w:bookmarkStart w:id="92" w:name="ref-womanch2026"/>
+    <w:p>
+      <w:pPr>
+        <w:pStyle w:val="Bibliography"/>
+      </w:pPr>
+      <w:r>
+        <w:t xml:space="preserve">3.</w:t>
+      </w:r>
+      <w:r>
+        <w:t xml:space="preserve"> </w:t>
+      </w:r>
+      <w:r>
+        <w:t xml:space="preserve">	</w:t>
+      </w:r>
+      <w:r>
+        <w:t xml:space="preserve">Anonymous. Woman charged after dog kills 4-year-old.</w:t>
+      </w:r>
+      <w:r>
+        <w:t xml:space="preserve"> </w:t>
+      </w:r>
+      <w:r>
+        <w:rPr>
+          <w:i/>
+          <w:iCs/>
+        </w:rPr>
+        <w:t xml:space="preserve">RNZ</w:t>
+      </w:r>
+      <w:r>
+        <w:t xml:space="preserve">. Published online March 9, 2026.</w:t>
+      </w:r>
+      <w:r>
+        <w:t xml:space="preserve"> </w:t>
+      </w:r>
+      <w:hyperlink r:id="rId91">
+        <w:r>
+          <w:rPr>
+            <w:rStyle w:val="Hyperlink"/>
+          </w:rPr>
+          <w:t xml:space="preserve">https://www.rnz.co.nz/news/national/589066/woman-charged-after-dog-kills-4-year-old</w:t>
+        </w:r>
+      </w:hyperlink>
+    </w:p>
+    <w:bookmarkEnd w:id="92"/>
+    <w:bookmarkStart w:id="94" w:name="ref-anonymous2026"/>
+    <w:p>
+      <w:pPr>
+        <w:pStyle w:val="Bibliography"/>
+      </w:pPr>
+      <w:r>
+        <w:t xml:space="preserve">4.</w:t>
+      </w:r>
+      <w:r>
+        <w:t xml:space="preserve"> </w:t>
+      </w:r>
+      <w:r>
+        <w:t xml:space="preserve">	</w:t>
+      </w:r>
+      <w:r>
+        <w:t xml:space="preserve">Anonymous. Woman killed by dogs in kaihu named as mihiata te rore. Published online February 18, 2026.</w:t>
+      </w:r>
+      <w:r>
+        <w:t xml:space="preserve"> </w:t>
+      </w:r>
+      <w:hyperlink r:id="rId93">
+        <w:r>
+          <w:rPr>
+            <w:rStyle w:val="Hyperlink"/>
+          </w:rPr>
+          <w:t xml:space="preserve">https://www.rnz.co.nz/news/national/587195/woman-killed-by-dogs-in-kaihu-named-as-mihiata-te-rore</w:t>
+        </w:r>
+      </w:hyperlink>
+    </w:p>
+    <w:bookmarkEnd w:id="94"/>
+    <w:bookmarkStart w:id="96" w:name="ref-anonymous2022"/>
+    <w:p>
+      <w:pPr>
+        <w:pStyle w:val="Bibliography"/>
+      </w:pPr>
+      <w:r>
+        <w:t xml:space="preserve">5.</w:t>
+      </w:r>
+      <w:r>
+        <w:t xml:space="preserve"> </w:t>
+      </w:r>
+      <w:r>
+        <w:t xml:space="preserve">	</w:t>
+      </w:r>
+      <w:r>
+        <w:t xml:space="preserve">Anonymous. Killer dogs driving northland farmers from owning sheep.</w:t>
+      </w:r>
+      <w:r>
+        <w:t xml:space="preserve"> </w:t>
+      </w:r>
+      <w:r>
+        <w:rPr>
+          <w:i/>
+          <w:iCs/>
+        </w:rPr>
+        <w:t xml:space="preserve">RNZ</w:t>
+      </w:r>
+      <w:r>
+        <w:t xml:space="preserve">. Published online September 19, 2022.</w:t>
+      </w:r>
+      <w:r>
+        <w:t xml:space="preserve"> </w:t>
+      </w:r>
+      <w:hyperlink r:id="rId95">
+        <w:r>
+          <w:rPr>
+            <w:rStyle w:val="Hyperlink"/>
+          </w:rPr>
+          <w:t xml:space="preserve">https://www.rnz.co.nz/news/country/475078/killer-dogs-driving-northland-farmers-from-owning-sheep</w:t>
+        </w:r>
+      </w:hyperlink>
+    </w:p>
+    <w:bookmarkEnd w:id="96"/>
+    <w:bookmarkStart w:id="98" w:name="ref-walton2024"/>
+    <w:p>
+      <w:pPr>
+        <w:pStyle w:val="Bibliography"/>
+      </w:pPr>
+      <w:r>
+        <w:t xml:space="preserve">6.</w:t>
+      </w:r>
+      <w:r>
+        <w:t xml:space="preserve"> </w:t>
+      </w:r>
+      <w:r>
+        <w:t xml:space="preserve">	</w:t>
+      </w:r>
+      <w:r>
+        <w:t xml:space="preserve">Walton F, reporter</w:t>
+      </w:r>
+      <w:r>
+        <w:t xml:space="preserve">. Roaming dogs kill up to 30 cats in one suburb as residents live in fear.</w:t>
+      </w:r>
+      <w:r>
+        <w:t xml:space="preserve"> </w:t>
+      </w:r>
+      <w:r>
+        <w:rPr>
+          <w:i/>
+          <w:iCs/>
+        </w:rPr>
+        <w:t xml:space="preserve">RNZ</w:t>
+      </w:r>
+      <w:r>
+        <w:t xml:space="preserve">. Published online April 9, 2024.</w:t>
+      </w:r>
+      <w:r>
+        <w:t xml:space="preserve"> </w:t>
+      </w:r>
+      <w:hyperlink r:id="rId97">
+        <w:r>
+          <w:rPr>
+            <w:rStyle w:val="Hyperlink"/>
+          </w:rPr>
+          <w:t xml:space="preserve">https://www.rnz.co.nz/news/national/513774/roaming-dogs-kill-up-to-30-cats-in-one-suburb-as-residents-live-in-fear</w:t>
+        </w:r>
+      </w:hyperlink>
+    </w:p>
+    <w:bookmarkEnd w:id="98"/>
+    <w:bookmarkStart w:id="100" w:name="ref-anonymous2025a"/>
+    <w:p>
+      <w:pPr>
+        <w:pStyle w:val="Bibliography"/>
+      </w:pPr>
+      <w:r>
+        <w:t xml:space="preserve">7.</w:t>
+      </w:r>
+      <w:r>
+        <w:t xml:space="preserve"> </w:t>
+      </w:r>
+      <w:r>
+        <w:t xml:space="preserve">	</w:t>
+      </w:r>
+      <w:r>
+        <w:t xml:space="preserve">Anonymous. Attacks on guide dogs leave animals too anxious to work.</w:t>
+      </w:r>
+      <w:r>
+        <w:t xml:space="preserve"> </w:t>
+      </w:r>
+      <w:r>
+        <w:rPr>
+          <w:i/>
+          <w:iCs/>
+        </w:rPr>
+        <w:t xml:space="preserve">RNZ</w:t>
+      </w:r>
+      <w:r>
+        <w:t xml:space="preserve">. Published online December 16, 2025.</w:t>
+      </w:r>
+      <w:r>
+        <w:t xml:space="preserve"> </w:t>
+      </w:r>
+      <w:hyperlink r:id="rId99">
+        <w:r>
+          <w:rPr>
+            <w:rStyle w:val="Hyperlink"/>
+          </w:rPr>
+          <w:t xml:space="preserve">https://www.rnz.co.nz/news/national/581994/attacks-on-guide-dogs-leave-animals-too-anxious-to-work</w:t>
+        </w:r>
+      </w:hyperlink>
+    </w:p>
+    <w:bookmarkEnd w:id="100"/>
+    <w:bookmarkStart w:id="102" w:name="ref-afemata2025"/>
+    <w:p>
+      <w:pPr>
+        <w:pStyle w:val="Bibliography"/>
+      </w:pPr>
+      <w:r>
+        <w:t xml:space="preserve">8.</w:t>
+      </w:r>
+      <w:r>
+        <w:t xml:space="preserve"> </w:t>
+      </w:r>
+      <w:r>
+        <w:t xml:space="preserve">	</w:t>
+      </w:r>
+      <w:r>
+        <w:t xml:space="preserve">Afemata TM. ’I</w:t>
+      </w:r>
+      <w:r>
+        <w:t xml:space="preserve">’</w:t>
+      </w:r>
+      <w:r>
+        <w:t xml:space="preserve">m so scared’: Crack down on roaming dogs as residents live in fear.</w:t>
+      </w:r>
+      <w:r>
+        <w:t xml:space="preserve"> </w:t>
+      </w:r>
+      <w:r>
+        <w:rPr>
+          <w:i/>
+          <w:iCs/>
+        </w:rPr>
+        <w:t xml:space="preserve">Pacific Media Network</w:t>
+      </w:r>
+      <w:r>
+        <w:t xml:space="preserve">. Published online February 26, 2025.</w:t>
+      </w:r>
+      <w:r>
+        <w:t xml:space="preserve"> </w:t>
+      </w:r>
+      <w:hyperlink r:id="rId101">
+        <w:r>
+          <w:rPr>
+            <w:rStyle w:val="Hyperlink"/>
+          </w:rPr>
+          <w:t xml:space="preserve">https://pmn.co.nz/read/news/i-m-so-scared-crack-down-on-roaming-dogs-as-residents-live-in-fear</w:t>
+        </w:r>
+      </w:hyperlink>
+    </w:p>
+    <w:bookmarkEnd w:id="102"/>
+    <w:bookmarkStart w:id="104" w:name="ref-paddygower2025"/>
+    <w:p>
+      <w:pPr>
+        <w:pStyle w:val="Bibliography"/>
+      </w:pPr>
+      <w:r>
+        <w:t xml:space="preserve">9.</w:t>
+      </w:r>
+      <w:r>
+        <w:t xml:space="preserve"> </w:t>
+      </w:r>
+      <w:r>
+        <w:t xml:space="preserve">	</w:t>
+      </w:r>
+      <w:r>
+        <w:t xml:space="preserve">Paddy Gower.</w:t>
+      </w:r>
+      <w:r>
+        <w:t xml:space="preserve"> </w:t>
+      </w:r>
+      <w:r>
+        <w:t xml:space="preserve">‘</w:t>
+      </w:r>
+      <w:r>
+        <w:t xml:space="preserve">Causing truancy</w:t>
+      </w:r>
+      <w:r>
+        <w:t xml:space="preserve">’</w:t>
+      </w:r>
+      <w:r>
+        <w:t xml:space="preserve">: Children too afraid to walk to school because of dangerous dogs | stuff.</w:t>
+      </w:r>
+      <w:r>
+        <w:t xml:space="preserve"> </w:t>
+      </w:r>
+      <w:r>
+        <w:rPr>
+          <w:i/>
+          <w:iCs/>
+        </w:rPr>
+        <w:t xml:space="preserve">Stuffconz</w:t>
+      </w:r>
+      <w:r>
+        <w:t xml:space="preserve">. Published online September 10, 2025.</w:t>
+      </w:r>
+      <w:r>
+        <w:t xml:space="preserve"> </w:t>
+      </w:r>
+      <w:hyperlink r:id="rId103">
+        <w:r>
+          <w:rPr>
+            <w:rStyle w:val="Hyperlink"/>
+          </w:rPr>
+          <w:t xml:space="preserve">https://www.stuff.co.nz/nz-news/360818146/causing-truancy-children-too-afraid-walk-school-because-dangerous-dogs</w:t>
+        </w:r>
+      </w:hyperlink>
+    </w:p>
+    <w:bookmarkEnd w:id="104"/>
+    <w:bookmarkStart w:id="106" w:name="ref-departmentofinternalaffairs1996"/>
+    <w:p>
+      <w:pPr>
+        <w:pStyle w:val="Bibliography"/>
+      </w:pPr>
+      <w:r>
+        <w:t xml:space="preserve">10.</w:t>
+      </w:r>
+      <w:r>
+        <w:t xml:space="preserve"> </w:t>
+      </w:r>
+      <w:r>
+        <w:t xml:space="preserve">	</w:t>
+      </w:r>
+      <w:r>
+        <w:t xml:space="preserve">Department of Internal Affairs. Dog control act 1996. Published online May 2, 1996.</w:t>
+      </w:r>
+      <w:r>
+        <w:t xml:space="preserve"> </w:t>
+      </w:r>
+      <w:hyperlink r:id="rId105">
+        <w:r>
+          <w:rPr>
+            <w:rStyle w:val="Hyperlink"/>
+          </w:rPr>
+          <w:t xml:space="preserve">https://www.legislation.govt.nz/act/public/1996/0013/latest/whole.html#DLM374410</w:t>
+        </w:r>
+      </w:hyperlink>
+    </w:p>
+    <w:bookmarkEnd w:id="106"/>
+    <w:bookmarkStart w:id="107" w:name="ref-aucklandcouncil2025a"/>
+    <w:p>
+      <w:pPr>
+        <w:pStyle w:val="Bibliography"/>
+      </w:pPr>
+      <w:r>
+        <w:t xml:space="preserve">11.</w:t>
+      </w:r>
+      <w:r>
+        <w:t xml:space="preserve"> </w:t>
+      </w:r>
+      <w:r>
+        <w:t xml:space="preserve">	</w:t>
+      </w:r>
+      <w:r>
+        <w:t xml:space="preserve">Auckland Council. Dog management bylaw 2019. Published online 2025.</w:t>
+      </w:r>
+    </w:p>
+    <w:bookmarkEnd w:id="107"/>
+    <w:bookmarkStart w:id="109" w:name="ref-aucklandcouncil2025b"/>
+    <w:p>
+      <w:pPr>
+        <w:pStyle w:val="Bibliography"/>
+      </w:pPr>
+      <w:r>
+        <w:t xml:space="preserve">12.</w:t>
+      </w:r>
+      <w:r>
+        <w:t xml:space="preserve"> </w:t>
+      </w:r>
+      <w:r>
+        <w:t xml:space="preserve">	</w:t>
+      </w:r>
+      <w:r>
+        <w:t xml:space="preserve">Auckland Council. Policy on dogs 2025. Published online 2025.</w:t>
+      </w:r>
+      <w:r>
+        <w:t xml:space="preserve"> </w:t>
+      </w:r>
+      <w:hyperlink r:id="rId108">
+        <w:r>
+          <w:rPr>
+            <w:rStyle w:val="Hyperlink"/>
+          </w:rPr>
+          <w:t xml:space="preserve">https://www.aucklandcouncil.govt.nz/content/dam/ac/docs/plans-projects-policies-reports-bylaws/misc/policy-on-dogs-2025.pdf</w:t>
+        </w:r>
+      </w:hyperlink>
+    </w:p>
+    <w:bookmarkEnd w:id="109"/>
+    <w:bookmarkStart w:id="111" w:name="ref-departmentofinternalaffairs1987"/>
+    <w:p>
+      <w:pPr>
+        <w:pStyle w:val="Bibliography"/>
+      </w:pPr>
+      <w:r>
+        <w:t xml:space="preserve">13.</w:t>
+      </w:r>
+      <w:r>
+        <w:t xml:space="preserve"> </w:t>
+      </w:r>
+      <w:r>
+        <w:t xml:space="preserve">	</w:t>
+      </w:r>
+      <w:r>
+        <w:t xml:space="preserve">Department of Internal Affairs. Local government official information and meetings act 1987. Published online 1987.</w:t>
+      </w:r>
+      <w:r>
+        <w:t xml:space="preserve"> </w:t>
+      </w:r>
+      <w:hyperlink r:id="rId110">
+        <w:r>
+          <w:rPr>
+            <w:rStyle w:val="Hyperlink"/>
+          </w:rPr>
+          <w:t xml:space="preserve">https://www.legislation.govt.nz</w:t>
+        </w:r>
+      </w:hyperlink>
+    </w:p>
+    <w:bookmarkEnd w:id="111"/>
+    <w:bookmarkStart w:id="113" w:name="ref-saunders2026"/>
+    <w:p>
+      <w:pPr>
+        <w:pStyle w:val="Bibliography"/>
+      </w:pPr>
+      <w:r>
+        <w:t xml:space="preserve">14.</w:t>
+      </w:r>
+      <w:r>
+        <w:t xml:space="preserve"> </w:t>
+      </w:r>
+      <w:r>
+        <w:t xml:space="preserve">	</w:t>
+      </w:r>
+      <w:r>
+        <w:t xml:space="preserve">Saunders TE. Akldogs: Dog control data from auckland council. Published online March 12, 2026.</w:t>
+      </w:r>
+      <w:r>
+        <w:t xml:space="preserve"> </w:t>
+      </w:r>
+      <w:hyperlink r:id="rId112">
+        <w:r>
+          <w:rPr>
+            <w:rStyle w:val="Hyperlink"/>
+          </w:rPr>
+          <w:t xml:space="preserve">https://tesaunders.github.io/akldogs/</w:t>
+        </w:r>
+      </w:hyperlink>
+    </w:p>
+    <w:bookmarkEnd w:id="113"/>
+    <w:bookmarkEnd w:id="114"/>
+    <w:bookmarkEnd w:id="115"/>
     <w:sectPr>
       <w:footnotePr>
         <w:numRestart w:val="eachSect"/>
@@ -1214,8 +7066,117 @@
       </w:pPr>
     </w:lvl>
   </w:abstractNum>
+  <w:abstractNum w:abstractNumId="991">
+    <w:nsid w:val="0000A991"/>
+    <w:multiLevelType w:val="multilevel"/>
+    <w:lvl w:ilvl="0">
+      <w:numFmt w:val="bullet"/>
+      <w:lvlText w:val=""/>
+      <w:lvlJc w:val="left"/>
+      <w:pPr>
+        <w:ind w:left="720" w:hanging="360"/>
+      </w:pPr>
+      <w:rPr>
+        <w:rFonts w:ascii="Symbol" w:hAnsi="Symbol" w:cs="Symbol" w:hint="default"/>
+      </w:rPr>
+    </w:lvl>
+    <w:lvl w:ilvl="1">
+      <w:numFmt w:val="bullet"/>
+      <w:lvlText w:val="o"/>
+      <w:lvlJc w:val="left"/>
+      <w:pPr>
+        <w:ind w:left="1440" w:hanging="360"/>
+      </w:pPr>
+      <w:rPr>
+        <w:rFonts w:ascii="Courier New" w:hAnsi="Courier New" w:cs="Courier New" w:hint="default"/>
+      </w:rPr>
+    </w:lvl>
+    <w:lvl w:ilvl="2">
+      <w:numFmt w:val="bullet"/>
+      <w:lvlText w:val=""/>
+      <w:lvlJc w:val="left"/>
+      <w:pPr>
+        <w:ind w:left="2160" w:hanging="360"/>
+      </w:pPr>
+      <w:rPr>
+        <w:rFonts w:ascii="Wingdings" w:hAnsi="Wingdings" w:cs="Wingdings" w:hint="default"/>
+      </w:rPr>
+    </w:lvl>
+    <w:lvl w:ilvl="3">
+      <w:numFmt w:val="bullet"/>
+      <w:lvlText w:val=""/>
+      <w:lvlJc w:val="left"/>
+      <w:pPr>
+        <w:ind w:left="2880" w:hanging="360"/>
+      </w:pPr>
+      <w:rPr>
+        <w:rFonts w:ascii="Symbol" w:hAnsi="Symbol" w:cs="Symbol" w:hint="default"/>
+      </w:rPr>
+    </w:lvl>
+    <w:lvl w:ilvl="4">
+      <w:numFmt w:val="bullet"/>
+      <w:lvlText w:val="o"/>
+      <w:lvlJc w:val="left"/>
+      <w:pPr>
+        <w:ind w:left="3600" w:hanging="360"/>
+      </w:pPr>
+      <w:rPr>
+        <w:rFonts w:ascii="Courier New" w:hAnsi="Courier New" w:cs="Courier New" w:hint="default"/>
+      </w:rPr>
+    </w:lvl>
+    <w:lvl w:ilvl="5">
+      <w:numFmt w:val="bullet"/>
+      <w:lvlText w:val=""/>
+      <w:lvlJc w:val="left"/>
+      <w:pPr>
+        <w:ind w:left="4320" w:hanging="360"/>
+      </w:pPr>
+      <w:rPr>
+        <w:rFonts w:ascii="Wingdings" w:hAnsi="Wingdings" w:cs="Wingdings" w:hint="default"/>
+      </w:rPr>
+    </w:lvl>
+    <w:lvl w:ilvl="6">
+      <w:numFmt w:val="bullet"/>
+      <w:lvlText w:val=""/>
+      <w:lvlJc w:val="left"/>
+      <w:pPr>
+        <w:ind w:left="5040" w:hanging="360"/>
+      </w:pPr>
+      <w:rPr>
+        <w:rFonts w:ascii="Symbol" w:hAnsi="Symbol" w:cs="Symbol" w:hint="default"/>
+      </w:rPr>
+    </w:lvl>
+    <w:lvl w:ilvl="7">
+      <w:numFmt w:val="bullet"/>
+      <w:lvlText w:val="o"/>
+      <w:lvlJc w:val="left"/>
+      <w:pPr>
+        <w:ind w:left="5760" w:hanging="360"/>
+      </w:pPr>
+      <w:rPr>
+        <w:rFonts w:ascii="Courier New" w:hAnsi="Courier New" w:cs="Courier New" w:hint="default"/>
+      </w:rPr>
+    </w:lvl>
+    <w:lvl w:ilvl="8">
+      <w:numFmt w:val="bullet"/>
+      <w:lvlText w:val=""/>
+      <w:lvlJc w:val="left"/>
+      <w:pPr>
+        <w:ind w:left="6480" w:hanging="360"/>
+      </w:pPr>
+      <w:rPr>
+        <w:rFonts w:ascii="Wingdings" w:hAnsi="Wingdings" w:cs="Wingdings" w:hint="default"/>
+      </w:rPr>
+    </w:lvl>
+  </w:abstractNum>
   <w:num w:numId="1000">
     <w:abstractNumId w:val="990"/>
+  </w:num>
+  <w:num w:numId="1001">
+    <w:abstractNumId w:val="991"/>
+  </w:num>
+  <w:num w:numId="1002">
+    <w:abstractNumId w:val="991"/>
   </w:num>
 </w:numbering>
 </file>

--- a/index.docx
+++ b/index.docx
@@ -23,7 +23,7 @@
         <w:pStyle w:val="Date"/>
       </w:pPr>
       <w:r>
-        <w:t xml:space="preserve">2026-04-01</w:t>
+        <w:t xml:space="preserve">2026-04-02</w:t>
       </w:r>
     </w:p>
     <w:p>
@@ -4032,8 +4032,10 @@
               <w:tblLook w:firstRow="1" w:lastRow="0" w:firstColumn="0" w:lastColumn="0" w:noHBand="0" w:noVBand="0" w:val="0020"/>
             </w:tblPr>
             <w:tblGrid>
-              <w:gridCol w:w="3960"/>
-              <w:gridCol w:w="3960"/>
+              <w:gridCol w:w="1980"/>
+              <w:gridCol w:w="1980"/>
+              <w:gridCol w:w="1980"/>
+              <w:gridCol w:w="1980"/>
             </w:tblGrid>
             <w:tr>
               <w:trPr>
@@ -4065,6 +4067,32 @@
                   </w:r>
                 </w:p>
               </w:tc>
+              <w:tc>
+                <w:tcPr/>
+                <w:p>
+                  <w:pPr>
+                    <w:pStyle w:val="Compact"/>
+                    <w:jc w:val="left"/>
+                    <w:jc w:val="center"/>
+                  </w:pPr>
+                  <w:r>
+                    <w:t xml:space="preserve">People</w:t>
+                  </w:r>
+                </w:p>
+              </w:tc>
+              <w:tc>
+                <w:tcPr/>
+                <w:p>
+                  <w:pPr>
+                    <w:pStyle w:val="Compact"/>
+                    <w:jc w:val="right"/>
+                    <w:jc w:val="center"/>
+                  </w:pPr>
+                  <w:r>
+                    <w:t xml:space="preserve">Dogs Per 1,000 People</w:t>
+                  </w:r>
+                </w:p>
+              </w:tc>
             </w:tr>
             <w:tr>
               <w:tc>
@@ -4093,6 +4121,32 @@
                   </w:r>
                 </w:p>
               </w:tc>
+              <w:tc>
+                <w:tcPr/>
+                <w:p>
+                  <w:pPr>
+                    <w:pStyle w:val="Compact"/>
+                    <w:jc w:val="left"/>
+                    <w:jc w:val="center"/>
+                  </w:pPr>
+                  <w:r>
+                    <w:t xml:space="preserve">425,487</w:t>
+                  </w:r>
+                </w:p>
+              </w:tc>
+              <w:tc>
+                <w:tcPr/>
+                <w:p>
+                  <w:pPr>
+                    <w:pStyle w:val="Compact"/>
+                    <w:jc w:val="right"/>
+                    <w:jc w:val="center"/>
+                  </w:pPr>
+                  <w:r>
+                    <w:t xml:space="preserve">101.18053</w:t>
+                  </w:r>
+                </w:p>
+              </w:tc>
             </w:tr>
             <w:tr>
               <w:tc>
@@ -4121,6 +4175,32 @@
                   </w:r>
                 </w:p>
               </w:tc>
+              <w:tc>
+                <w:tcPr/>
+                <w:p>
+                  <w:pPr>
+                    <w:pStyle w:val="Compact"/>
+                    <w:jc w:val="left"/>
+                    <w:jc w:val="center"/>
+                  </w:pPr>
+                  <w:r>
+                    <w:t xml:space="preserve">421,050</w:t>
+                  </w:r>
+                </w:p>
+              </w:tc>
+              <w:tc>
+                <w:tcPr/>
+                <w:p>
+                  <w:pPr>
+                    <w:pStyle w:val="Compact"/>
+                    <w:jc w:val="right"/>
+                    <w:jc w:val="center"/>
+                  </w:pPr>
+                  <w:r>
+                    <w:t xml:space="preserve">80.16625</w:t>
+                  </w:r>
+                </w:p>
+              </w:tc>
             </w:tr>
             <w:tr>
               <w:tc>
@@ -4149,6 +4229,32 @@
                   </w:r>
                 </w:p>
               </w:tc>
+              <w:tc>
+                <w:tcPr/>
+                <w:p>
+                  <w:pPr>
+                    <w:pStyle w:val="Compact"/>
+                    <w:jc w:val="left"/>
+                    <w:jc w:val="center"/>
+                  </w:pPr>
+                  <w:r>
+                    <w:t xml:space="preserve">396,423</w:t>
+                  </w:r>
+                </w:p>
+              </w:tc>
+              <w:tc>
+                <w:tcPr/>
+                <w:p>
+                  <w:pPr>
+                    <w:pStyle w:val="Compact"/>
+                    <w:jc w:val="right"/>
+                    <w:jc w:val="center"/>
+                  </w:pPr>
+                  <w:r>
+                    <w:t xml:space="preserve">63.99225</w:t>
+                  </w:r>
+                </w:p>
+              </w:tc>
             </w:tr>
             <w:tr>
               <w:tc>
@@ -4177,6 +4283,32 @@
                   </w:r>
                 </w:p>
               </w:tc>
+              <w:tc>
+                <w:tcPr/>
+                <w:p>
+                  <w:pPr>
+                    <w:pStyle w:val="Compact"/>
+                    <w:jc w:val="left"/>
+                    <w:jc w:val="center"/>
+                  </w:pPr>
+                  <w:r>
+                    <w:t xml:space="preserve">259,950</w:t>
+                  </w:r>
+                </w:p>
+              </w:tc>
+              <w:tc>
+                <w:tcPr/>
+                <w:p>
+                  <w:pPr>
+                    <w:pStyle w:val="Compact"/>
+                    <w:jc w:val="right"/>
+                    <w:jc w:val="center"/>
+                  </w:pPr>
+                  <w:r>
+                    <w:t xml:space="preserve">77.11483</w:t>
+                  </w:r>
+                </w:p>
+              </w:tc>
             </w:tr>
             <w:tr>
               <w:tc>
@@ -4202,6 +4334,32 @@
                   </w:pPr>
                   <w:r>
                     <w:t xml:space="preserve">8,904</w:t>
+                  </w:r>
+                </w:p>
+              </w:tc>
+              <w:tc>
+                <w:tcPr/>
+                <w:p>
+                  <w:pPr>
+                    <w:pStyle w:val="Compact"/>
+                    <w:jc w:val="left"/>
+                    <w:jc w:val="center"/>
+                  </w:pPr>
+                  <w:r>
+                    <w:t xml:space="preserve">153,570</w:t>
+                  </w:r>
+                </w:p>
+              </w:tc>
+              <w:tc>
+                <w:tcPr/>
+                <w:p>
+                  <w:pPr>
+                    <w:pStyle w:val="Compact"/>
+                    <w:jc w:val="right"/>
+                    <w:jc w:val="center"/>
+                  </w:pPr>
+                  <w:r>
+                    <w:t xml:space="preserve">57.98007</w:t>
                   </w:r>
                 </w:p>
               </w:tc>
@@ -7021,17 +7179,245 @@
       </w:hyperlink>
     </w:p>
     <w:bookmarkEnd w:id="88"/>
-    <w:bookmarkStart w:id="117" w:name="references"/>
+    <w:bookmarkStart w:id="89" w:name="action"/>
     <w:p>
       <w:pPr>
         <w:pStyle w:val="Heading2"/>
       </w:pPr>
       <w:r>
-        <w:t xml:space="preserve">7 References</w:t>
-      </w:r>
-    </w:p>
-    <w:bookmarkStart w:id="116" w:name="refs"/>
-    <w:bookmarkStart w:id="90" w:name="ref-anonymous2025"/>
+        <w:t xml:space="preserve">7 Action</w:t>
+      </w:r>
+    </w:p>
+    <w:p>
+      <w:pPr>
+        <w:pStyle w:val="FirstParagraph"/>
+      </w:pPr>
+      <w:r>
+        <w:t xml:space="preserve">A number of professional and advocacy organisations have issued position statements and called for urgent policy reform to address the growing issue of dog control in New Zealand. All are united in their desire that dog control policy be evidence-based and preventative in nature. The New Zealand Veterinary Association</w:t>
+      </w:r>
+      <w:r>
+        <w:rPr>
+          <w:vertAlign w:val="superscript"/>
+        </w:rPr>
+        <w:t xml:space="preserve">15</w:t>
+      </w:r>
+      <w:r>
+        <w:t xml:space="preserve"> </w:t>
+      </w:r>
+      <w:r>
+        <w:t xml:space="preserve">has called for</w:t>
+      </w:r>
+    </w:p>
+    <w:p>
+      <w:pPr>
+        <w:pStyle w:val="BlockText"/>
+      </w:pPr>
+      <w:r>
+        <w:t xml:space="preserve">a comprehensive plan delivered across multiple agencies that work together to address each factor. These agencies [would] include local and central government, animal control personnel, the veterinary profession, the medical profession, dog trainers and behaviourists, educators, dog breeders, dog welfare agencies and the media.</w:t>
+      </w:r>
+    </w:p>
+    <w:p>
+      <w:pPr>
+        <w:pStyle w:val="FirstParagraph"/>
+      </w:pPr>
+      <w:r>
+        <w:t xml:space="preserve">The New Zealand SPCA has issued position statements on dog safety</w:t>
+      </w:r>
+      <w:r>
+        <w:rPr>
+          <w:vertAlign w:val="superscript"/>
+        </w:rPr>
+        <w:t xml:space="preserve">16</w:t>
+      </w:r>
+      <w:r>
+        <w:t xml:space="preserve"> </w:t>
+      </w:r>
+      <w:r>
+        <w:t xml:space="preserve">and breed-specific legislation</w:t>
+      </w:r>
+      <w:r>
+        <w:rPr>
+          <w:vertAlign w:val="superscript"/>
+        </w:rPr>
+        <w:t xml:space="preserve">17</w:t>
+      </w:r>
+      <w:r>
+        <w:t xml:space="preserve">, while the Paediatric Society of New Zealand</w:t>
+      </w:r>
+      <w:r>
+        <w:rPr>
+          <w:vertAlign w:val="superscript"/>
+        </w:rPr>
+        <w:t xml:space="preserve">18</w:t>
+      </w:r>
+      <w:r>
+        <w:t xml:space="preserve"> </w:t>
+      </w:r>
+      <w:r>
+        <w:t xml:space="preserve">is concerned about the disproportionate impact of dog attacks on children. A number of academic studies and reviews have also investigated dog control in New Zealand</w:t>
+      </w:r>
+      <w:r>
+        <w:rPr>
+          <w:vertAlign w:val="superscript"/>
+        </w:rPr>
+        <w:t xml:space="preserve">19,19–22</w:t>
+      </w:r>
+      <w:r>
+        <w:t xml:space="preserve">.</w:t>
+      </w:r>
+    </w:p>
+    <w:p>
+      <w:pPr>
+        <w:pStyle w:val="BodyText"/>
+      </w:pPr>
+      <w:r>
+        <w:t xml:space="preserve">Major recommendations include:</w:t>
+      </w:r>
+    </w:p>
+    <w:p>
+      <w:pPr>
+        <w:numPr>
+          <w:ilvl w:val="0"/>
+          <w:numId w:val="1003"/>
+        </w:numPr>
+      </w:pPr>
+      <w:r>
+        <w:t xml:space="preserve">The application of kaupapa Māori approaches in the development and implementation of dog control strategies to ensure solutions are grounded in tikanga and reflect local aspirations.</w:t>
+      </w:r>
+    </w:p>
+    <w:p>
+      <w:pPr>
+        <w:numPr>
+          <w:ilvl w:val="0"/>
+          <w:numId w:val="1003"/>
+        </w:numPr>
+      </w:pPr>
+      <w:r>
+        <w:t xml:space="preserve">The treatment of dog ownership as a privelege instead of a right, with a corresponding set of responsibilities reinforced through compulsory owner licensing and education.</w:t>
+      </w:r>
+    </w:p>
+    <w:p>
+      <w:pPr>
+        <w:numPr>
+          <w:ilvl w:val="0"/>
+          <w:numId w:val="1003"/>
+        </w:numPr>
+      </w:pPr>
+      <w:r>
+        <w:t xml:space="preserve">The compulsory registration, desexing, and microchipping of all dogs.</w:t>
+      </w:r>
+    </w:p>
+    <w:p>
+      <w:pPr>
+        <w:numPr>
+          <w:ilvl w:val="0"/>
+          <w:numId w:val="1003"/>
+        </w:numPr>
+      </w:pPr>
+      <w:r>
+        <w:t xml:space="preserve">The removal of breed-specific legislation due to a lack of evidence that breed is the largest contributing factor to dog bite events, that determining breed by appearance is unreliable, that it has failed to work overseas, and that it does not promote responsible dog ownership.</w:t>
+      </w:r>
+    </w:p>
+    <w:p>
+      <w:pPr>
+        <w:numPr>
+          <w:ilvl w:val="0"/>
+          <w:numId w:val="1003"/>
+        </w:numPr>
+      </w:pPr>
+      <w:r>
+        <w:t xml:space="preserve">The introduction of a revised classification system based on behaviour instead of breed, which takes into account the context in whcih the aggressive behaviour ocurred, and which places increasingly stringent conditions on the dog and owner, while also providing a pathway for rehabilitation and the removal of the classification.</w:t>
+      </w:r>
+    </w:p>
+    <w:p>
+      <w:pPr>
+        <w:numPr>
+          <w:ilvl w:val="0"/>
+          <w:numId w:val="1003"/>
+        </w:numPr>
+      </w:pPr>
+      <w:r>
+        <w:t xml:space="preserve">The regulation of breeding through a permit system administered by territorial authorities to recognise that breeding feeds directly into supply, and an oversupply of dog leads to overflowing shelters and roaming.</w:t>
+      </w:r>
+    </w:p>
+    <w:p>
+      <w:pPr>
+        <w:numPr>
+          <w:ilvl w:val="0"/>
+          <w:numId w:val="1003"/>
+        </w:numPr>
+      </w:pPr>
+      <w:r>
+        <w:t xml:space="preserve">The introduction of targeted education programmes to first-time dog owners, owners whose dog has displayed aggresion or has attacked a person, and in areas with high incidences of dog attacks and roaming, delivered by a combination of dog breeders, veterniary clinics, and territorial authorities.</w:t>
+      </w:r>
+    </w:p>
+    <w:p>
+      <w:pPr>
+        <w:numPr>
+          <w:ilvl w:val="0"/>
+          <w:numId w:val="1003"/>
+        </w:numPr>
+      </w:pPr>
+      <w:r>
+        <w:t xml:space="preserve">The resourcing of enforcement mechanisms to properly deal with irresponsible owners and their dogs within a consistent nation-wide framework, including supporting Animal Management Officers with the budgets, training, and powers they need to do their jobs properly.</w:t>
+      </w:r>
+    </w:p>
+    <w:p>
+      <w:pPr>
+        <w:numPr>
+          <w:ilvl w:val="0"/>
+          <w:numId w:val="1003"/>
+        </w:numPr>
+      </w:pPr>
+      <w:r>
+        <w:t xml:space="preserve">The introduction of compulsory nation-wide notification of dog bites or dog-related injuries to the Territorial Authority in which the incident occurred.</w:t>
+      </w:r>
+    </w:p>
+    <w:p>
+      <w:pPr>
+        <w:numPr>
+          <w:ilvl w:val="0"/>
+          <w:numId w:val="1003"/>
+        </w:numPr>
+      </w:pPr>
+      <w:r>
+        <w:t xml:space="preserve">The amendment of legislation to require that dogs are properly fenced or constrained on their property to prevent roaming and attacks, especially on children, the elderly, disabled, and other vulnerable groups.</w:t>
+      </w:r>
+    </w:p>
+    <w:p>
+      <w:pPr>
+        <w:numPr>
+          <w:ilvl w:val="0"/>
+          <w:numId w:val="1003"/>
+        </w:numPr>
+      </w:pPr>
+      <w:r>
+        <w:t xml:space="preserve">The introduction of standardised data collection and reporting at the level of territorial authorities, which feeds into a national database of dog-related injuries, to better track trends and identify where interventions may be most effective.</w:t>
+      </w:r>
+    </w:p>
+    <w:p>
+      <w:pPr>
+        <w:numPr>
+          <w:ilvl w:val="0"/>
+          <w:numId w:val="1003"/>
+        </w:numPr>
+      </w:pPr>
+      <w:r>
+        <w:t xml:space="preserve">The funding and conducting of research into interventions which reduce the incidence of dog-related injuries, especially in children.</w:t>
+      </w:r>
+    </w:p>
+    <w:bookmarkEnd w:id="89"/>
+    <w:bookmarkStart w:id="133" w:name="references"/>
+    <w:p>
+      <w:pPr>
+        <w:pStyle w:val="Heading2"/>
+      </w:pPr>
+      <w:r>
+        <w:t xml:space="preserve">8 References</w:t>
+      </w:r>
+    </w:p>
+    <w:bookmarkStart w:id="132" w:name="refs"/>
+    <w:bookmarkStart w:id="91" w:name="ref-anonymous2025"/>
     <w:p>
       <w:pPr>
         <w:pStyle w:val="Bibliography"/>
@@ -7064,7 +7450,7 @@
       <w:r>
         <w:t xml:space="preserve"> </w:t>
       </w:r>
-      <w:hyperlink r:id="rId89">
+      <w:hyperlink r:id="rId90">
         <w:r>
           <w:rPr>
             <w:rStyle w:val="Hyperlink"/>
@@ -7073,8 +7459,8 @@
         </w:r>
       </w:hyperlink>
     </w:p>
-    <w:bookmarkEnd w:id="90"/>
-    <w:bookmarkStart w:id="92" w:name="ref-anonymous2023"/>
+    <w:bookmarkEnd w:id="91"/>
+    <w:bookmarkStart w:id="93" w:name="ref-anonymous2023"/>
     <w:p>
       <w:pPr>
         <w:pStyle w:val="Bibliography"/>
@@ -7107,7 +7493,7 @@
       <w:r>
         <w:t xml:space="preserve"> </w:t>
       </w:r>
-      <w:hyperlink r:id="rId91">
+      <w:hyperlink r:id="rId92">
         <w:r>
           <w:rPr>
             <w:rStyle w:val="Hyperlink"/>
@@ -7116,8 +7502,8 @@
         </w:r>
       </w:hyperlink>
     </w:p>
-    <w:bookmarkEnd w:id="92"/>
-    <w:bookmarkStart w:id="94" w:name="ref-womanch2026"/>
+    <w:bookmarkEnd w:id="93"/>
+    <w:bookmarkStart w:id="95" w:name="ref-womanch2026"/>
     <w:p>
       <w:pPr>
         <w:pStyle w:val="Bibliography"/>
@@ -7150,7 +7536,7 @@
       <w:r>
         <w:t xml:space="preserve"> </w:t>
       </w:r>
-      <w:hyperlink r:id="rId93">
+      <w:hyperlink r:id="rId94">
         <w:r>
           <w:rPr>
             <w:rStyle w:val="Hyperlink"/>
@@ -7159,8 +7545,8 @@
         </w:r>
       </w:hyperlink>
     </w:p>
-    <w:bookmarkEnd w:id="94"/>
-    <w:bookmarkStart w:id="96" w:name="ref-anonymous2026"/>
+    <w:bookmarkEnd w:id="95"/>
+    <w:bookmarkStart w:id="97" w:name="ref-anonymous2026"/>
     <w:p>
       <w:pPr>
         <w:pStyle w:val="Bibliography"/>
@@ -7180,7 +7566,7 @@
       <w:r>
         <w:t xml:space="preserve"> </w:t>
       </w:r>
-      <w:hyperlink r:id="rId95">
+      <w:hyperlink r:id="rId96">
         <w:r>
           <w:rPr>
             <w:rStyle w:val="Hyperlink"/>
@@ -7189,8 +7575,8 @@
         </w:r>
       </w:hyperlink>
     </w:p>
-    <w:bookmarkEnd w:id="96"/>
-    <w:bookmarkStart w:id="98" w:name="ref-anonymous2022"/>
+    <w:bookmarkEnd w:id="97"/>
+    <w:bookmarkStart w:id="99" w:name="ref-anonymous2022"/>
     <w:p>
       <w:pPr>
         <w:pStyle w:val="Bibliography"/>
@@ -7223,7 +7609,7 @@
       <w:r>
         <w:t xml:space="preserve"> </w:t>
       </w:r>
-      <w:hyperlink r:id="rId97">
+      <w:hyperlink r:id="rId98">
         <w:r>
           <w:rPr>
             <w:rStyle w:val="Hyperlink"/>
@@ -7232,8 +7618,8 @@
         </w:r>
       </w:hyperlink>
     </w:p>
-    <w:bookmarkEnd w:id="98"/>
-    <w:bookmarkStart w:id="100" w:name="ref-walton2024"/>
+    <w:bookmarkEnd w:id="99"/>
+    <w:bookmarkStart w:id="101" w:name="ref-walton2024"/>
     <w:p>
       <w:pPr>
         <w:pStyle w:val="Bibliography"/>
@@ -7269,7 +7655,7 @@
       <w:r>
         <w:t xml:space="preserve"> </w:t>
       </w:r>
-      <w:hyperlink r:id="rId99">
+      <w:hyperlink r:id="rId100">
         <w:r>
           <w:rPr>
             <w:rStyle w:val="Hyperlink"/>
@@ -7278,8 +7664,8 @@
         </w:r>
       </w:hyperlink>
     </w:p>
-    <w:bookmarkEnd w:id="100"/>
-    <w:bookmarkStart w:id="102" w:name="ref-anonymous2025a"/>
+    <w:bookmarkEnd w:id="101"/>
+    <w:bookmarkStart w:id="103" w:name="ref-anonymous2025a"/>
     <w:p>
       <w:pPr>
         <w:pStyle w:val="Bibliography"/>
@@ -7312,7 +7698,7 @@
       <w:r>
         <w:t xml:space="preserve"> </w:t>
       </w:r>
-      <w:hyperlink r:id="rId101">
+      <w:hyperlink r:id="rId102">
         <w:r>
           <w:rPr>
             <w:rStyle w:val="Hyperlink"/>
@@ -7321,8 +7707,8 @@
         </w:r>
       </w:hyperlink>
     </w:p>
-    <w:bookmarkEnd w:id="102"/>
-    <w:bookmarkStart w:id="104" w:name="ref-afemata2025"/>
+    <w:bookmarkEnd w:id="103"/>
+    <w:bookmarkStart w:id="105" w:name="ref-afemata2025"/>
     <w:p>
       <w:pPr>
         <w:pStyle w:val="Bibliography"/>
@@ -7361,7 +7747,7 @@
       <w:r>
         <w:t xml:space="preserve"> </w:t>
       </w:r>
-      <w:hyperlink r:id="rId103">
+      <w:hyperlink r:id="rId104">
         <w:r>
           <w:rPr>
             <w:rStyle w:val="Hyperlink"/>
@@ -7370,8 +7756,8 @@
         </w:r>
       </w:hyperlink>
     </w:p>
-    <w:bookmarkEnd w:id="104"/>
-    <w:bookmarkStart w:id="106" w:name="ref-paddygower2025"/>
+    <w:bookmarkEnd w:id="105"/>
+    <w:bookmarkStart w:id="107" w:name="ref-paddygower2025"/>
     <w:p>
       <w:pPr>
         <w:pStyle w:val="Bibliography"/>
@@ -7419,7 +7805,7 @@
       <w:r>
         <w:t xml:space="preserve"> </w:t>
       </w:r>
-      <w:hyperlink r:id="rId105">
+      <w:hyperlink r:id="rId106">
         <w:r>
           <w:rPr>
             <w:rStyle w:val="Hyperlink"/>
@@ -7428,8 +7814,8 @@
         </w:r>
       </w:hyperlink>
     </w:p>
-    <w:bookmarkEnd w:id="106"/>
-    <w:bookmarkStart w:id="108" w:name="ref-departmentofinternalaffairs1996"/>
+    <w:bookmarkEnd w:id="107"/>
+    <w:bookmarkStart w:id="109" w:name="ref-departmentofinternalaffairs1996"/>
     <w:p>
       <w:pPr>
         <w:pStyle w:val="Bibliography"/>
@@ -7449,7 +7835,7 @@
       <w:r>
         <w:t xml:space="preserve"> </w:t>
       </w:r>
-      <w:hyperlink r:id="rId107">
+      <w:hyperlink r:id="rId108">
         <w:r>
           <w:rPr>
             <w:rStyle w:val="Hyperlink"/>
@@ -7458,8 +7844,8 @@
         </w:r>
       </w:hyperlink>
     </w:p>
-    <w:bookmarkEnd w:id="108"/>
-    <w:bookmarkStart w:id="109" w:name="ref-aucklandcouncil2025a"/>
+    <w:bookmarkEnd w:id="109"/>
+    <w:bookmarkStart w:id="110" w:name="ref-aucklandcouncil2025a"/>
     <w:p>
       <w:pPr>
         <w:pStyle w:val="Bibliography"/>
@@ -7477,8 +7863,8 @@
         <w:t xml:space="preserve">Auckland Council. Dog management bylaw 2019. Published online 2025.</w:t>
       </w:r>
     </w:p>
-    <w:bookmarkEnd w:id="109"/>
-    <w:bookmarkStart w:id="111" w:name="ref-aucklandcouncil2025b"/>
+    <w:bookmarkEnd w:id="110"/>
+    <w:bookmarkStart w:id="112" w:name="ref-aucklandcouncil2025b"/>
     <w:p>
       <w:pPr>
         <w:pStyle w:val="Bibliography"/>
@@ -7498,7 +7884,7 @@
       <w:r>
         <w:t xml:space="preserve"> </w:t>
       </w:r>
-      <w:hyperlink r:id="rId110">
+      <w:hyperlink r:id="rId111">
         <w:r>
           <w:rPr>
             <w:rStyle w:val="Hyperlink"/>
@@ -7507,8 +7893,8 @@
         </w:r>
       </w:hyperlink>
     </w:p>
-    <w:bookmarkEnd w:id="111"/>
-    <w:bookmarkStart w:id="113" w:name="ref-departmentofinternalaffairs1987"/>
+    <w:bookmarkEnd w:id="112"/>
+    <w:bookmarkStart w:id="114" w:name="ref-departmentofinternalaffairs1987"/>
     <w:p>
       <w:pPr>
         <w:pStyle w:val="Bibliography"/>
@@ -7528,7 +7914,7 @@
       <w:r>
         <w:t xml:space="preserve"> </w:t>
       </w:r>
-      <w:hyperlink r:id="rId112">
+      <w:hyperlink r:id="rId113">
         <w:r>
           <w:rPr>
             <w:rStyle w:val="Hyperlink"/>
@@ -7537,8 +7923,8 @@
         </w:r>
       </w:hyperlink>
     </w:p>
-    <w:bookmarkEnd w:id="113"/>
-    <w:bookmarkStart w:id="115" w:name="ref-saunders2026"/>
+    <w:bookmarkEnd w:id="114"/>
+    <w:bookmarkStart w:id="116" w:name="ref-saunders2026"/>
     <w:p>
       <w:pPr>
         <w:pStyle w:val="Bibliography"/>
@@ -7558,7 +7944,7 @@
       <w:r>
         <w:t xml:space="preserve"> </w:t>
       </w:r>
-      <w:hyperlink r:id="rId114">
+      <w:hyperlink r:id="rId115">
         <w:r>
           <w:rPr>
             <w:rStyle w:val="Hyperlink"/>
@@ -7567,9 +7953,271 @@
         </w:r>
       </w:hyperlink>
     </w:p>
-    <w:bookmarkEnd w:id="115"/>
     <w:bookmarkEnd w:id="116"/>
-    <w:bookmarkEnd w:id="117"/>
+    <w:bookmarkStart w:id="118" w:name="ref-newzealandveterinaryassociation2019"/>
+    <w:p>
+      <w:pPr>
+        <w:pStyle w:val="Bibliography"/>
+      </w:pPr>
+      <w:r>
+        <w:t xml:space="preserve">15.</w:t>
+      </w:r>
+      <w:r>
+        <w:t xml:space="preserve"> </w:t>
+      </w:r>
+      <w:r>
+        <w:t xml:space="preserve">	</w:t>
+      </w:r>
+      <w:r>
+        <w:t xml:space="preserve">New Zealand Veterinary Association. Position statement: Safe dogs. Published online November 2019.</w:t>
+      </w:r>
+      <w:r>
+        <w:t xml:space="preserve"> </w:t>
+      </w:r>
+      <w:hyperlink r:id="rId117">
+        <w:r>
+          <w:rPr>
+            <w:rStyle w:val="Hyperlink"/>
+          </w:rPr>
+          <w:t xml:space="preserve">https://nzva.org.nz/positions-advocacy/position-statements/safe-dogs/</w:t>
+        </w:r>
+      </w:hyperlink>
+    </w:p>
+    <w:bookmarkEnd w:id="118"/>
+    <w:bookmarkStart w:id="120" w:name="ref-newzealandspca"/>
+    <w:p>
+      <w:pPr>
+        <w:pStyle w:val="Bibliography"/>
+      </w:pPr>
+      <w:r>
+        <w:t xml:space="preserve">16.</w:t>
+      </w:r>
+      <w:r>
+        <w:t xml:space="preserve"> </w:t>
+      </w:r>
+      <w:r>
+        <w:t xml:space="preserve">	</w:t>
+      </w:r>
+      <w:r>
+        <w:t xml:space="preserve">New Zealand SPCA. Position statement: Dog safety.</w:t>
+      </w:r>
+      <w:r>
+        <w:t xml:space="preserve"> </w:t>
+      </w:r>
+      <w:hyperlink r:id="rId119">
+        <w:r>
+          <w:rPr>
+            <w:rStyle w:val="Hyperlink"/>
+          </w:rPr>
+          <w:t xml:space="preserve">https://www.spca.nz/advocacy/position-statements/article/dog-safety</w:t>
+        </w:r>
+      </w:hyperlink>
+    </w:p>
+    <w:bookmarkEnd w:id="120"/>
+    <w:bookmarkStart w:id="122" w:name="ref-newzealandspcaa"/>
+    <w:p>
+      <w:pPr>
+        <w:pStyle w:val="Bibliography"/>
+      </w:pPr>
+      <w:r>
+        <w:t xml:space="preserve">17.</w:t>
+      </w:r>
+      <w:r>
+        <w:t xml:space="preserve"> </w:t>
+      </w:r>
+      <w:r>
+        <w:t xml:space="preserve">	</w:t>
+      </w:r>
+      <w:r>
+        <w:t xml:space="preserve">New Zealand SPCA. Position statement: Breed specific legislation.</w:t>
+      </w:r>
+      <w:r>
+        <w:t xml:space="preserve"> </w:t>
+      </w:r>
+      <w:hyperlink r:id="rId121">
+        <w:r>
+          <w:rPr>
+            <w:rStyle w:val="Hyperlink"/>
+          </w:rPr>
+          <w:t xml:space="preserve">https://www.spca.nz/advocacy/position-statements/article/breed-specific-legislation-bsl</w:t>
+        </w:r>
+      </w:hyperlink>
+    </w:p>
+    <w:bookmarkEnd w:id="122"/>
+    <w:bookmarkStart w:id="124" w:name="ref-thepaediatricsocietyofnewzealand2023"/>
+    <w:p>
+      <w:pPr>
+        <w:pStyle w:val="Bibliography"/>
+      </w:pPr>
+      <w:r>
+        <w:t xml:space="preserve">18.</w:t>
+      </w:r>
+      <w:r>
+        <w:t xml:space="preserve"> </w:t>
+      </w:r>
+      <w:r>
+        <w:t xml:space="preserve">	</w:t>
+      </w:r>
+      <w:r>
+        <w:t xml:space="preserve">The Paediatric Society of New Zealand. Media release: High number of dog attacks concerns child health experts. Published online March 20, 2023.</w:t>
+      </w:r>
+      <w:r>
+        <w:t xml:space="preserve"> </w:t>
+      </w:r>
+      <w:hyperlink r:id="rId123">
+        <w:r>
+          <w:rPr>
+            <w:rStyle w:val="Hyperlink"/>
+          </w:rPr>
+          <w:t xml:space="preserve">https://www.paediatrics.org.nz/knowledge-hub/view-resource?id=25</w:t>
+        </w:r>
+      </w:hyperlink>
+    </w:p>
+    <w:bookmarkEnd w:id="124"/>
+    <w:bookmarkStart w:id="125" w:name="ref-duncan-sutherland2022"/>
+    <w:p>
+      <w:pPr>
+        <w:pStyle w:val="Bibliography"/>
+      </w:pPr>
+      <w:r>
+        <w:t xml:space="preserve">19.</w:t>
+      </w:r>
+      <w:r>
+        <w:t xml:space="preserve"> </w:t>
+      </w:r>
+      <w:r>
+        <w:t xml:space="preserve">	</w:t>
+      </w:r>
+      <w:r>
+        <w:t xml:space="preserve">Duncan-Sutherland N, Cunningham C, Cooper S, Boys S. An audit of dog-related injury notification practices in a new zealand public hospital.</w:t>
+      </w:r>
+      <w:r>
+        <w:t xml:space="preserve"> </w:t>
+      </w:r>
+      <w:r>
+        <w:rPr>
+          <w:i/>
+          <w:iCs/>
+        </w:rPr>
+        <w:t xml:space="preserve">New Zealand Medical Journal</w:t>
+      </w:r>
+      <w:r>
+        <w:t xml:space="preserve">. Published online 2022.</w:t>
+      </w:r>
+    </w:p>
+    <w:bookmarkEnd w:id="125"/>
+    <w:bookmarkStart w:id="127" w:name="ref-duncan-sutherland2023"/>
+    <w:p>
+      <w:pPr>
+        <w:pStyle w:val="Bibliography"/>
+      </w:pPr>
+      <w:r>
+        <w:t xml:space="preserve">20.</w:t>
+      </w:r>
+      <w:r>
+        <w:t xml:space="preserve"> </w:t>
+      </w:r>
+      <w:r>
+        <w:t xml:space="preserve">	</w:t>
+      </w:r>
+      <w:r>
+        <w:t xml:space="preserve">Duncan-Sutherland N, Hunt M, Alatini M, Shepherd M, Kool B. Study of dog control strategies.</w:t>
+      </w:r>
+      <w:r>
+        <w:t xml:space="preserve"> </w:t>
+      </w:r>
+      <w:r>
+        <w:rPr>
+          <w:i/>
+          <w:iCs/>
+        </w:rPr>
+        <w:t xml:space="preserve">Injury Prevention</w:t>
+      </w:r>
+      <w:r>
+        <w:t xml:space="preserve">. 2023;29(3):219-226. doi:</w:t>
+      </w:r>
+      <w:hyperlink r:id="rId126">
+        <w:r>
+          <w:rPr>
+            <w:rStyle w:val="Hyperlink"/>
+          </w:rPr>
+          <w:t xml:space="preserve">10.1136/ip-2022-044686</w:t>
+        </w:r>
+      </w:hyperlink>
+    </w:p>
+    <w:bookmarkEnd w:id="127"/>
+    <w:bookmarkStart w:id="129" w:name="ref-smith2019"/>
+    <w:p>
+      <w:pPr>
+        <w:pStyle w:val="Bibliography"/>
+      </w:pPr>
+      <w:r>
+        <w:t xml:space="preserve">21.</w:t>
+      </w:r>
+      <w:r>
+        <w:t xml:space="preserve"> </w:t>
+      </w:r>
+      <w:r>
+        <w:t xml:space="preserve">	</w:t>
+      </w:r>
+      <w:r>
+        <w:t xml:space="preserve">Smith LM, Hartmann S, Munteanu AM, Dalla Villa P, Quinnell RJ, Collins LM. The effectiveness of dog population management: A systematic review.</w:t>
+      </w:r>
+      <w:r>
+        <w:t xml:space="preserve"> </w:t>
+      </w:r>
+      <w:r>
+        <w:rPr>
+          <w:i/>
+          <w:iCs/>
+        </w:rPr>
+        <w:t xml:space="preserve">Animals</w:t>
+      </w:r>
+      <w:r>
+        <w:t xml:space="preserve">. 2019;9(12):1020. doi:</w:t>
+      </w:r>
+      <w:hyperlink r:id="rId128">
+        <w:r>
+          <w:rPr>
+            <w:rStyle w:val="Hyperlink"/>
+          </w:rPr>
+          <w:t xml:space="preserve">10.3390/ani9121020</w:t>
+        </w:r>
+      </w:hyperlink>
+    </w:p>
+    <w:bookmarkEnd w:id="129"/>
+    <w:bookmarkStart w:id="131" w:name="ref-duncan-sutherland2024"/>
+    <w:p>
+      <w:pPr>
+        <w:pStyle w:val="Bibliography"/>
+      </w:pPr>
+      <w:r>
+        <w:t xml:space="preserve">22.</w:t>
+      </w:r>
+      <w:r>
+        <w:t xml:space="preserve"> </w:t>
+      </w:r>
+      <w:r>
+        <w:t xml:space="preserve">	</w:t>
+      </w:r>
+      <w:r>
+        <w:t xml:space="preserve">Duncan-Sutherland N. Dog-related injuries: Notification, safeguarding and bite management. Published online December 3, 2024.</w:t>
+      </w:r>
+      <w:r>
+        <w:t xml:space="preserve"> </w:t>
+      </w:r>
+      <w:hyperlink r:id="rId130">
+        <w:r>
+          <w:rPr>
+            <w:rStyle w:val="Hyperlink"/>
+          </w:rPr>
+          <w:t xml:space="preserve">https://starship.org.nz/guidelines/dog-related-injuries-notification-safeguarding-and-bite-management/</w:t>
+        </w:r>
+      </w:hyperlink>
+    </w:p>
+    <w:bookmarkEnd w:id="131"/>
+    <w:bookmarkEnd w:id="132"/>
+    <w:bookmarkEnd w:id="133"/>
     <w:sectPr>
       <w:footnotePr>
         <w:numRestart w:val="eachSect"/>
@@ -7790,6 +8438,9 @@
     <w:abstractNumId w:val="991"/>
   </w:num>
   <w:num w:numId="1002">
+    <w:abstractNumId w:val="991"/>
+  </w:num>
+  <w:num w:numId="1003">
     <w:abstractNumId w:val="991"/>
   </w:num>
 </w:numbering>

--- a/index.docx
+++ b/index.docx
@@ -7,7 +7,7 @@
         <w:pStyle w:val="Title"/>
       </w:pPr>
       <w:r>
-        <w:t xml:space="preserve">A Decade of Decline: Confronting the Reality of Auckland’s Dog Control Crisis Using Auckland Council Data</w:t>
+        <w:t xml:space="preserve">A Decade of Decline: Confronting Auckland’s Dog Control Crisis Using Auckland Council Data</w:t>
       </w:r>
     </w:p>
     <w:p>
@@ -23,7 +23,7 @@
         <w:pStyle w:val="Date"/>
       </w:pPr>
       <w:r>
-        <w:t xml:space="preserve">2026-04-02</w:t>
+        <w:t xml:space="preserve">2026-04-13</w:t>
       </w:r>
     </w:p>
     <w:p>
@@ -68,7 +68,7 @@
         </w:numPr>
       </w:pPr>
       <w:r>
-        <w:t xml:space="preserve">Auckland’s dog population has increased by 14.5%, mostly since FY2020.</w:t>
+        <w:t xml:space="preserve">Auckland’s dog population has increased by 14.5%.</w:t>
       </w:r>
     </w:p>
     <w:p>
@@ -80,19 +80,7 @@
         </w:numPr>
       </w:pPr>
       <w:r>
-        <w:t xml:space="preserve">Registration and desexing rates have fallen, while the proportion of</w:t>
-      </w:r>
-      <w:r>
-        <w:t xml:space="preserve"> </w:t>
-      </w:r>
-      <w:r>
-        <w:t xml:space="preserve">‘menacing’</w:t>
-      </w:r>
-      <w:r>
-        <w:t xml:space="preserve"> </w:t>
-      </w:r>
-      <w:r>
-        <w:t xml:space="preserve">dogs has doubled to 1 in 20.</w:t>
+        <w:t xml:space="preserve">Registration and desexing rates have fallen.</w:t>
       </w:r>
     </w:p>
     <w:p>
@@ -104,7 +92,19 @@
         </w:numPr>
       </w:pPr>
       <w:r>
-        <w:t xml:space="preserve">Dog attack rates have almost doubled from 6 to 10 attacks for every 1,000 dogs.</w:t>
+        <w:t xml:space="preserve">The proportion of</w:t>
+      </w:r>
+      <w:r>
+        <w:t xml:space="preserve"> </w:t>
+      </w:r>
+      <w:r>
+        <w:t xml:space="preserve">‘menacing’</w:t>
+      </w:r>
+      <w:r>
+        <w:t xml:space="preserve"> </w:t>
+      </w:r>
+      <w:r>
+        <w:t xml:space="preserve">dogs has doubled to 1 in 20.</w:t>
       </w:r>
     </w:p>
     <w:p>
@@ -116,7 +116,7 @@
         </w:numPr>
       </w:pPr>
       <w:r>
-        <w:t xml:space="preserve">Impound rates in FY2025 are the second highest ever.</w:t>
+        <w:t xml:space="preserve">Dog attack rates have almost doubled to 10 attacks for every 1,000 dogs.</w:t>
       </w:r>
     </w:p>
     <w:p>
@@ -128,7 +128,7 @@
         </w:numPr>
       </w:pPr>
       <w:r>
-        <w:t xml:space="preserve">Euthanasia rates of impounded dogs have risen from 22% to 60%, mostly due to failed temperament tests and full shelters.</w:t>
+        <w:t xml:space="preserve">Over half of impounded dogs are euthanised due to their temperament and full shelters.</w:t>
       </w:r>
     </w:p>
     <w:p>
@@ -140,7 +140,7 @@
         </w:numPr>
       </w:pPr>
       <w:r>
-        <w:t xml:space="preserve">A small number of breeds are over-represented in attacks and impounds.</w:t>
+        <w:t xml:space="preserve">Pit Bull type breeds are over-represented in attacks and impounds.</w:t>
       </w:r>
     </w:p>
     <w:p>
@@ -152,7 +152,7 @@
         </w:numPr>
       </w:pPr>
       <w:r>
-        <w:t xml:space="preserve">Local Boards in South Auckland have experienced lower rates of registration and desexing, and higher rates of attacks and impounds.</w:t>
+        <w:t xml:space="preserve">South Auckland has lower rates of registration and desexing, and higher rates of attacks and impounds.</w:t>
       </w:r>
     </w:p>
     <w:bookmarkEnd w:id="9"/>
@@ -339,7 +339,7 @@
         <w:t xml:space="preserve"> </w:t>
       </w:r>
       <w:r>
-        <w:t xml:space="preserve">The Act also lays out the functions, duties, and powers of territorial authorities, which include minimising the dangers presented by dogs in the community and ensuring the public can</w:t>
+        <w:t xml:space="preserve">The Act also lays out the functions, duties, and powers of territorial authorities, whose responsibilities include minimising the dangers presented by dogs in the community and ensuring the public can</w:t>
       </w:r>
       <w:r>
         <w:t xml:space="preserve"> </w:t>
@@ -392,7 +392,7 @@
         <w:t xml:space="preserve"> </w:t>
       </w:r>
       <w:r>
-        <w:t xml:space="preserve">on 20 November 2025 for the full dataset compiled by the Council, which was fulfilled on 18 December 2025 (request #8140017948). The raw data is available as an R package called</w:t>
+        <w:t xml:space="preserve">on 20 November 2025 for the full dataset, which was fulfilled on 18 December 2025 (request #8140017948). The raw data is available as an R package called</w:t>
       </w:r>
       <w:r>
         <w:t xml:space="preserve"> </w:t>
@@ -1591,7 +1591,7 @@
         <w:pStyle w:val="BodyText"/>
       </w:pPr>
       <w:r>
-        <w:t xml:space="preserve">Over 200 breeds are represented in the Auckland dog population. Labrador Retrievers remain the most popular at 11% of the Auckland dog population, with the top 10 also including the Staffordshire Bull Terrier and American Pit Bull Terrier, both automatically classified as</w:t>
+        <w:t xml:space="preserve">Over 200 breeds are represented in the Auckland dog population. Labrador Retrievers remain the most popular, accounting for 11% of dogs in Auckland, with the top 10 also including the Staffordshire Bull Terrier and American Pit Bull Terrier, both automatically classified as</w:t>
       </w:r>
       <w:r>
         <w:t xml:space="preserve"> </w:t>
@@ -3703,7 +3703,7 @@
         <w:pStyle w:val="BodyText"/>
       </w:pPr>
       <w:r>
-        <w:t xml:space="preserve">The proportion of impounded dogs that were euthanised was steadily dropping between 2014 and 2021, when it reached a low of 21.7%. However, since then it climbed dramatically to reach 60.8% in 2025.</w:t>
+        <w:t xml:space="preserve">The proportion of impounded dogs that were euthanised was steadily dropping between 2014 and 2021, when it reached a low of 21.7%. However, since then it has climbed steadily to 60.8% in 2025.</w:t>
       </w:r>
     </w:p>
     <w:p>
@@ -7193,7 +7193,7 @@
         <w:pStyle w:val="FirstParagraph"/>
       </w:pPr>
       <w:r>
-        <w:t xml:space="preserve">A number of professional and advocacy organisations have issued position statements and called for urgent policy reform to address the growing issue of dog control in New Zealand. All are united in their desire that dog control policy be evidence-based and preventative in nature. The New Zealand Veterinary Association</w:t>
+        <w:t xml:space="preserve">The government announced a review of the Dog Control Act 1996 in March 2026</w:t>
       </w:r>
       <w:r>
         <w:rPr>
@@ -7202,26 +7202,7 @@
         <w:t xml:space="preserve">15</w:t>
       </w:r>
       <w:r>
-        <w:t xml:space="preserve"> </w:t>
-      </w:r>
-      <w:r>
-        <w:t xml:space="preserve">has called for</w:t>
-      </w:r>
-    </w:p>
-    <w:p>
-      <w:pPr>
-        <w:pStyle w:val="BlockText"/>
-      </w:pPr>
-      <w:r>
-        <w:t xml:space="preserve">a comprehensive plan delivered across multiple agencies that work together to address each factor. These agencies [would] include local and central government, animal control personnel, the veterinary profession, the medical profession, dog trainers and behaviourists, educators, dog breeders, dog welfare agencies and the media.</w:t>
-      </w:r>
-    </w:p>
-    <w:p>
-      <w:pPr>
-        <w:pStyle w:val="FirstParagraph"/>
-      </w:pPr>
-      <w:r>
-        <w:t xml:space="preserve">The New Zealand SPCA has issued position statements on dog safety</w:t>
+        <w:t xml:space="preserve">. A number of professional and advocacy organisations have previously issued position statements and called for urgent policy reform to address the growing issue of dog control in New Zealand. All are united in their desire that dog control policy be evidence-based and preventative in nature. The New Zealand Veterinary Association</w:t>
       </w:r>
       <w:r>
         <w:rPr>
@@ -7233,7 +7214,23 @@
         <w:t xml:space="preserve"> </w:t>
       </w:r>
       <w:r>
-        <w:t xml:space="preserve">and breed-specific legislation</w:t>
+        <w:t xml:space="preserve">has called for</w:t>
+      </w:r>
+    </w:p>
+    <w:p>
+      <w:pPr>
+        <w:pStyle w:val="BlockText"/>
+      </w:pPr>
+      <w:r>
+        <w:t xml:space="preserve">a comprehensive plan delivered across multiple agencies that work together to address each factor. These agencies [would] include local and central government, animal control personnel, the veterinary profession, the medical profession, dog trainers and behaviourists, educators, dog breeders, dog welfare agencies and the media.</w:t>
+      </w:r>
+    </w:p>
+    <w:p>
+      <w:pPr>
+        <w:pStyle w:val="FirstParagraph"/>
+      </w:pPr>
+      <w:r>
+        <w:t xml:space="preserve">The New Zealand SPCA has issued position statements on dog safety</w:t>
       </w:r>
       <w:r>
         <w:rPr>
@@ -7242,7 +7239,10 @@
         <w:t xml:space="preserve">17</w:t>
       </w:r>
       <w:r>
-        <w:t xml:space="preserve">, while the Paediatric Society of New Zealand</w:t>
+        <w:t xml:space="preserve"> </w:t>
+      </w:r>
+      <w:r>
+        <w:t xml:space="preserve">and breed-specific legislation</w:t>
       </w:r>
       <w:r>
         <w:rPr>
@@ -7251,16 +7251,25 @@
         <w:t xml:space="preserve">18</w:t>
       </w:r>
       <w:r>
-        <w:t xml:space="preserve"> </w:t>
-      </w:r>
-      <w:r>
-        <w:t xml:space="preserve">is concerned about the disproportionate impact of dog attacks on children. A number of academic studies and reviews have also investigated dog control in New Zealand</w:t>
+        <w:t xml:space="preserve">, while the Paediatric Society of New Zealand</w:t>
       </w:r>
       <w:r>
         <w:rPr>
           <w:vertAlign w:val="superscript"/>
         </w:rPr>
-        <w:t xml:space="preserve">19,19–22</w:t>
+        <w:t xml:space="preserve">19</w:t>
+      </w:r>
+      <w:r>
+        <w:t xml:space="preserve"> </w:t>
+      </w:r>
+      <w:r>
+        <w:t xml:space="preserve">is concerned about the disproportionate impact of dog attacks on children. A number of academic studies and reviews have also investigated dog control in New Zealand</w:t>
+      </w:r>
+      <w:r>
+        <w:rPr>
+          <w:vertAlign w:val="superscript"/>
+        </w:rPr>
+        <w:t xml:space="preserve">20,20–23</w:t>
       </w:r>
       <w:r>
         <w:t xml:space="preserve">.</w:t>
@@ -7407,7 +7416,7 @@
       </w:r>
     </w:p>
     <w:bookmarkEnd w:id="89"/>
-    <w:bookmarkStart w:id="133" w:name="references"/>
+    <w:bookmarkStart w:id="135" w:name="references"/>
     <w:p>
       <w:pPr>
         <w:pStyle w:val="Heading2"/>
@@ -7416,7 +7425,7 @@
         <w:t xml:space="preserve">8 References</w:t>
       </w:r>
     </w:p>
-    <w:bookmarkStart w:id="132" w:name="refs"/>
+    <w:bookmarkStart w:id="134" w:name="refs"/>
     <w:bookmarkStart w:id="91" w:name="ref-anonymous2025"/>
     <w:p>
       <w:pPr>
@@ -7954,7 +7963,7 @@
       </w:hyperlink>
     </w:p>
     <w:bookmarkEnd w:id="116"/>
-    <w:bookmarkStart w:id="118" w:name="ref-newzealandveterinaryassociation2019"/>
+    <w:bookmarkStart w:id="118" w:name="ref-anonymous2026a"/>
     <w:p>
       <w:pPr>
         <w:pStyle w:val="Bibliography"/>
@@ -7969,12 +7978,42 @@
         <w:t xml:space="preserve">	</w:t>
       </w:r>
       <w:r>
+        <w:t xml:space="preserve">Anonymous. Government orders review of dog control act. Published online March 21, 2026.</w:t>
+      </w:r>
+      <w:r>
+        <w:t xml:space="preserve"> </w:t>
+      </w:r>
+      <w:hyperlink r:id="rId117">
+        <w:r>
+          <w:rPr>
+            <w:rStyle w:val="Hyperlink"/>
+          </w:rPr>
+          <w:t xml:space="preserve">https://www.beehive.govt.nz/release/government-orders-review-dog-control-act</w:t>
+        </w:r>
+      </w:hyperlink>
+    </w:p>
+    <w:bookmarkEnd w:id="118"/>
+    <w:bookmarkStart w:id="120" w:name="ref-newzealandveterinaryassociation2019"/>
+    <w:p>
+      <w:pPr>
+        <w:pStyle w:val="Bibliography"/>
+      </w:pPr>
+      <w:r>
+        <w:t xml:space="preserve">16.</w:t>
+      </w:r>
+      <w:r>
+        <w:t xml:space="preserve"> </w:t>
+      </w:r>
+      <w:r>
+        <w:t xml:space="preserve">	</w:t>
+      </w:r>
+      <w:r>
         <w:t xml:space="preserve">New Zealand Veterinary Association. Position statement: Safe dogs. Published online November 2019.</w:t>
       </w:r>
       <w:r>
         <w:t xml:space="preserve"> </w:t>
       </w:r>
-      <w:hyperlink r:id="rId117">
+      <w:hyperlink r:id="rId119">
         <w:r>
           <w:rPr>
             <w:rStyle w:val="Hyperlink"/>
@@ -7983,14 +8022,14 @@
         </w:r>
       </w:hyperlink>
     </w:p>
-    <w:bookmarkEnd w:id="118"/>
-    <w:bookmarkStart w:id="120" w:name="ref-newzealandspca"/>
+    <w:bookmarkEnd w:id="120"/>
+    <w:bookmarkStart w:id="122" w:name="ref-newzealandspca"/>
     <w:p>
       <w:pPr>
         <w:pStyle w:val="Bibliography"/>
       </w:pPr>
       <w:r>
-        <w:t xml:space="preserve">16.</w:t>
+        <w:t xml:space="preserve">17.</w:t>
       </w:r>
       <w:r>
         <w:t xml:space="preserve"> </w:t>
@@ -8004,7 +8043,7 @@
       <w:r>
         <w:t xml:space="preserve"> </w:t>
       </w:r>
-      <w:hyperlink r:id="rId119">
+      <w:hyperlink r:id="rId121">
         <w:r>
           <w:rPr>
             <w:rStyle w:val="Hyperlink"/>
@@ -8013,14 +8052,14 @@
         </w:r>
       </w:hyperlink>
     </w:p>
-    <w:bookmarkEnd w:id="120"/>
-    <w:bookmarkStart w:id="122" w:name="ref-newzealandspcaa"/>
+    <w:bookmarkEnd w:id="122"/>
+    <w:bookmarkStart w:id="124" w:name="ref-newzealandspcaa"/>
     <w:p>
       <w:pPr>
         <w:pStyle w:val="Bibliography"/>
       </w:pPr>
       <w:r>
-        <w:t xml:space="preserve">17.</w:t>
+        <w:t xml:space="preserve">18.</w:t>
       </w:r>
       <w:r>
         <w:t xml:space="preserve"> </w:t>
@@ -8034,7 +8073,7 @@
       <w:r>
         <w:t xml:space="preserve"> </w:t>
       </w:r>
-      <w:hyperlink r:id="rId121">
+      <w:hyperlink r:id="rId123">
         <w:r>
           <w:rPr>
             <w:rStyle w:val="Hyperlink"/>
@@ -8043,14 +8082,14 @@
         </w:r>
       </w:hyperlink>
     </w:p>
-    <w:bookmarkEnd w:id="122"/>
-    <w:bookmarkStart w:id="124" w:name="ref-thepaediatricsocietyofnewzealand2023"/>
+    <w:bookmarkEnd w:id="124"/>
+    <w:bookmarkStart w:id="126" w:name="ref-thepaediatricsocietyofnewzealand2023"/>
     <w:p>
       <w:pPr>
         <w:pStyle w:val="Bibliography"/>
       </w:pPr>
       <w:r>
-        <w:t xml:space="preserve">18.</w:t>
+        <w:t xml:space="preserve">19.</w:t>
       </w:r>
       <w:r>
         <w:t xml:space="preserve"> </w:t>
@@ -8064,7 +8103,7 @@
       <w:r>
         <w:t xml:space="preserve"> </w:t>
       </w:r>
-      <w:hyperlink r:id="rId123">
+      <w:hyperlink r:id="rId125">
         <w:r>
           <w:rPr>
             <w:rStyle w:val="Hyperlink"/>
@@ -8073,14 +8112,14 @@
         </w:r>
       </w:hyperlink>
     </w:p>
-    <w:bookmarkEnd w:id="124"/>
-    <w:bookmarkStart w:id="125" w:name="ref-duncan-sutherland2022"/>
+    <w:bookmarkEnd w:id="126"/>
+    <w:bookmarkStart w:id="127" w:name="ref-duncan-sutherland2022"/>
     <w:p>
       <w:pPr>
         <w:pStyle w:val="Bibliography"/>
       </w:pPr>
       <w:r>
-        <w:t xml:space="preserve">19.</w:t>
+        <w:t xml:space="preserve">20.</w:t>
       </w:r>
       <w:r>
         <w:t xml:space="preserve"> </w:t>
@@ -8105,14 +8144,14 @@
         <w:t xml:space="preserve">. Published online 2022.</w:t>
       </w:r>
     </w:p>
-    <w:bookmarkEnd w:id="125"/>
-    <w:bookmarkStart w:id="127" w:name="ref-duncan-sutherland2023"/>
+    <w:bookmarkEnd w:id="127"/>
+    <w:bookmarkStart w:id="129" w:name="ref-duncan-sutherland2023"/>
     <w:p>
       <w:pPr>
         <w:pStyle w:val="Bibliography"/>
       </w:pPr>
       <w:r>
-        <w:t xml:space="preserve">20.</w:t>
+        <w:t xml:space="preserve">21.</w:t>
       </w:r>
       <w:r>
         <w:t xml:space="preserve"> </w:t>
@@ -8136,7 +8175,7 @@
       <w:r>
         <w:t xml:space="preserve">. 2023;29(3):219-226. doi:</w:t>
       </w:r>
-      <w:hyperlink r:id="rId126">
+      <w:hyperlink r:id="rId128">
         <w:r>
           <w:rPr>
             <w:rStyle w:val="Hyperlink"/>
@@ -8145,14 +8184,14 @@
         </w:r>
       </w:hyperlink>
     </w:p>
-    <w:bookmarkEnd w:id="127"/>
-    <w:bookmarkStart w:id="129" w:name="ref-smith2019"/>
+    <w:bookmarkEnd w:id="129"/>
+    <w:bookmarkStart w:id="131" w:name="ref-smith2019"/>
     <w:p>
       <w:pPr>
         <w:pStyle w:val="Bibliography"/>
       </w:pPr>
       <w:r>
-        <w:t xml:space="preserve">21.</w:t>
+        <w:t xml:space="preserve">22.</w:t>
       </w:r>
       <w:r>
         <w:t xml:space="preserve"> </w:t>
@@ -8176,7 +8215,7 @@
       <w:r>
         <w:t xml:space="preserve">. 2019;9(12):1020. doi:</w:t>
       </w:r>
-      <w:hyperlink r:id="rId128">
+      <w:hyperlink r:id="rId130">
         <w:r>
           <w:rPr>
             <w:rStyle w:val="Hyperlink"/>
@@ -8185,14 +8224,14 @@
         </w:r>
       </w:hyperlink>
     </w:p>
-    <w:bookmarkEnd w:id="129"/>
-    <w:bookmarkStart w:id="131" w:name="ref-duncan-sutherland2024"/>
+    <w:bookmarkEnd w:id="131"/>
+    <w:bookmarkStart w:id="133" w:name="ref-duncan-sutherland2024"/>
     <w:p>
       <w:pPr>
         <w:pStyle w:val="Bibliography"/>
       </w:pPr>
       <w:r>
-        <w:t xml:space="preserve">22.</w:t>
+        <w:t xml:space="preserve">23.</w:t>
       </w:r>
       <w:r>
         <w:t xml:space="preserve"> </w:t>
@@ -8206,7 +8245,7 @@
       <w:r>
         <w:t xml:space="preserve"> </w:t>
       </w:r>
-      <w:hyperlink r:id="rId130">
+      <w:hyperlink r:id="rId132">
         <w:r>
           <w:rPr>
             <w:rStyle w:val="Hyperlink"/>
@@ -8215,9 +8254,9 @@
         </w:r>
       </w:hyperlink>
     </w:p>
-    <w:bookmarkEnd w:id="131"/>
-    <w:bookmarkEnd w:id="132"/>
     <w:bookmarkEnd w:id="133"/>
+    <w:bookmarkEnd w:id="134"/>
+    <w:bookmarkEnd w:id="135"/>
     <w:sectPr>
       <w:footnotePr>
         <w:numRestart w:val="eachSect"/>

--- a/index.docx
+++ b/index.docx
@@ -23,7 +23,7 @@
         <w:pStyle w:val="Date"/>
       </w:pPr>
       <w:r>
-        <w:t xml:space="preserve">2026-04-13</w:t>
+        <w:t xml:space="preserve">2026-07-01</w:t>
       </w:r>
     </w:p>
     <w:p>
